--- a/Written Documents/NHL_Player_Data.docx
+++ b/Written Documents/NHL_Player_Data.docx
@@ -120,7 +120,7 @@
                                                     <pic:cNvPicPr/>
                                                   </pic:nvPicPr>
                                                   <pic:blipFill>
-                                                    <a:blip r:embed="rId6">
+                                                    <a:blip r:embed="rId7">
                                                       <a:extLst>
                                                         <a:ext uri="{28A0092B-C50C-407E-A947-70E740481C1C}">
                                                           <a14:useLocalDpi xmlns:a14="http://schemas.microsoft.com/office/drawing/2010/main" val="0"/>
@@ -166,7 +166,7 @@
                                                     <pic:cNvPicPr/>
                                                   </pic:nvPicPr>
                                                   <pic:blipFill>
-                                                    <a:blip r:embed="rId7">
+                                                    <a:blip r:embed="rId8">
                                                       <a:extLst>
                                                         <a:ext uri="{28A0092B-C50C-407E-A947-70E740481C1C}">
                                                           <a14:useLocalDpi xmlns:a14="http://schemas.microsoft.com/office/drawing/2010/main" val="0"/>
@@ -227,7 +227,7 @@
                                               <w:sz w:val="56"/>
                                               <w:szCs w:val="56"/>
                                             </w:rPr>
-                                            <w:t xml:space="preserve">Frozen Insights: </w:t>
+                                            <w:t>Frozen Insights:</w:t>
                                           </w:r>
                                         </w:p>
                                       </w:sdtContent>
@@ -442,7 +442,7 @@
                                               <pic:cNvPicPr/>
                                             </pic:nvPicPr>
                                             <pic:blipFill>
-                                              <a:blip r:embed="rId6">
+                                              <a:blip r:embed="rId7">
                                                 <a:extLst>
                                                   <a:ext uri="{28A0092B-C50C-407E-A947-70E740481C1C}">
                                                     <a14:useLocalDpi xmlns:a14="http://schemas.microsoft.com/office/drawing/2010/main" val="0"/>
@@ -488,7 +488,7 @@
                                               <pic:cNvPicPr/>
                                             </pic:nvPicPr>
                                             <pic:blipFill>
-                                              <a:blip r:embed="rId7">
+                                              <a:blip r:embed="rId8">
                                                 <a:extLst>
                                                   <a:ext uri="{28A0092B-C50C-407E-A947-70E740481C1C}">
                                                     <a14:useLocalDpi xmlns:a14="http://schemas.microsoft.com/office/drawing/2010/main" val="0"/>
@@ -549,7 +549,7 @@
                                         <w:sz w:val="56"/>
                                         <w:szCs w:val="56"/>
                                       </w:rPr>
-                                      <w:t xml:space="preserve">Frozen Insights: </w:t>
+                                      <w:t>Frozen Insights:</w:t>
                                     </w:r>
                                   </w:p>
                                 </w:sdtContent>
@@ -702,10 +702,22 @@
         </w:rPr>
         <w:t>Top of Form</w:t>
       </w:r>
+      <w:r>
+        <w:br w:type="page"/>
+      </w:r>
     </w:p>
     <w:p>
+      <w:pPr>
+        <w:pStyle w:val="Heading1"/>
+      </w:pPr>
       <w:r>
         <w:lastRenderedPageBreak/>
+        <w:t>Chapter 1</w:t>
+      </w:r>
+    </w:p>
+    <w:p/>
+    <w:p>
+      <w:r>
         <w:t xml:space="preserve">Suppose you wanted to know the average number of points scored by a player in an NHL season. </w:t>
       </w:r>
     </w:p>
@@ -730,7 +742,7 @@
                     <pic:cNvPicPr/>
                   </pic:nvPicPr>
                   <pic:blipFill rotWithShape="1">
-                    <a:blip r:embed="rId8"/>
+                    <a:blip r:embed="rId9"/>
                     <a:srcRect b="9170"/>
                     <a:stretch/>
                   </pic:blipFill>
@@ -775,16 +787,11 @@
         <w:t>23</w:t>
       </w:r>
       <w:r>
-        <w:t xml:space="preserve"> points </w:t>
-      </w:r>
-      <w:proofErr w:type="gramStart"/>
-      <w:r>
-        <w:t>seem</w:t>
+        <w:t xml:space="preserve"> points seem</w:t>
       </w:r>
       <w:r>
         <w:t>s</w:t>
       </w:r>
-      <w:proofErr w:type="gramEnd"/>
       <w:r>
         <w:t xml:space="preserve"> extremely low. That’s because many players only play get to play a few games. For example, players get injured forcing clubs to pull up minor league players to play a limited number of games. So, what if we filter the data to only the top </w:t>
       </w:r>
@@ -816,7 +823,7 @@
                     <pic:cNvPicPr/>
                   </pic:nvPicPr>
                   <pic:blipFill>
-                    <a:blip r:embed="rId9"/>
+                    <a:blip r:embed="rId10"/>
                     <a:stretch>
                       <a:fillRect/>
                     </a:stretch>
@@ -837,9 +844,1552 @@
         </w:drawing>
       </w:r>
     </w:p>
+    <w:p>
+      <w:r>
+        <w:br w:type="page"/>
+      </w:r>
+    </w:p>
+    <w:p>
+      <w:pPr>
+        <w:pStyle w:val="Heading1"/>
+      </w:pPr>
+      <w:r>
+        <w:lastRenderedPageBreak/>
+        <w:t>Chapter 2</w:t>
+      </w:r>
+    </w:p>
+    <w:p>
+      <w:pPr>
+        <w:pStyle w:val="Heading2"/>
+      </w:pPr>
+      <w:r>
+        <w:t>Section 2.3</w:t>
+      </w:r>
+      <w:r>
+        <w:t xml:space="preserve"> – A Review of Set Notation</w:t>
+      </w:r>
+    </w:p>
+    <w:p>
+      <w:r>
+        <w:t xml:space="preserve">Next let’s look at individual players. Last season Erik Karlsson had 101 points for the San Jose Sharks as a defenseman. </w:t>
+      </w:r>
+      <w:r>
+        <w:t xml:space="preserve">He was the only defensemen to have over 100 points last season. </w:t>
+      </w:r>
+      <w:r>
+        <w:t xml:space="preserve">Suppose you wanted to know how difficult it is for a </w:t>
+      </w:r>
+      <w:r>
+        <w:t>defenseman</w:t>
+      </w:r>
+      <w:r>
+        <w:t xml:space="preserve"> to score that many points in a season. </w:t>
+      </w:r>
+      <w:r>
+        <w:t>Well</w:t>
+      </w:r>
+      <w:r>
+        <w:t xml:space="preserve"> within the 951 players that played a game in the 2022-23 season,</w:t>
+      </w:r>
+      <w:r>
+        <w:t xml:space="preserve"> </w:t>
+      </w:r>
+      <w:r>
+        <w:t>it was found that 1</w:t>
+      </w:r>
+      <w:r>
+        <w:t>1</w:t>
+      </w:r>
+      <w:r>
+        <w:t xml:space="preserve"> players had over 100 points, </w:t>
+      </w:r>
+      <w:r>
+        <w:t>334</w:t>
+      </w:r>
+      <w:r>
+        <w:t xml:space="preserve"> players were defensemen, and only 1 player was a </w:t>
+      </w:r>
+      <w:r>
+        <w:t>defenseman</w:t>
+      </w:r>
+      <w:r>
+        <w:t xml:space="preserve"> with over 100 points.</w:t>
+      </w:r>
+    </w:p>
+    <w:p>
+      <w:r>
+        <w:rPr>
+          <w:noProof/>
+        </w:rPr>
+        <w:drawing>
+          <wp:inline distT="0" distB="0" distL="0" distR="0" wp14:anchorId="070AF972" wp14:editId="595AC8C3">
+            <wp:extent cx="5943600" cy="1338580"/>
+            <wp:effectExtent l="0" t="0" r="0" b="0"/>
+            <wp:docPr id="206242540" name="Picture 1" descr="A screenshot of a computer program&#10;&#10;Description automatically generated"/>
+            <wp:cNvGraphicFramePr>
+              <a:graphicFrameLocks xmlns:a="http://schemas.openxmlformats.org/drawingml/2006/main" noChangeAspect="1"/>
+            </wp:cNvGraphicFramePr>
+            <a:graphic xmlns:a="http://schemas.openxmlformats.org/drawingml/2006/main">
+              <a:graphicData uri="http://schemas.openxmlformats.org/drawingml/2006/picture">
+                <pic:pic xmlns:pic="http://schemas.openxmlformats.org/drawingml/2006/picture">
+                  <pic:nvPicPr>
+                    <pic:cNvPr id="206242540" name="Picture 1" descr="A screenshot of a computer program&#10;&#10;Description automatically generated"/>
+                    <pic:cNvPicPr/>
+                  </pic:nvPicPr>
+                  <pic:blipFill>
+                    <a:blip r:embed="rId11"/>
+                    <a:stretch>
+                      <a:fillRect/>
+                    </a:stretch>
+                  </pic:blipFill>
+                  <pic:spPr>
+                    <a:xfrm>
+                      <a:off x="0" y="0"/>
+                      <a:ext cx="5943600" cy="1338580"/>
+                    </a:xfrm>
+                    <a:prstGeom prst="rect">
+                      <a:avLst/>
+                    </a:prstGeom>
+                  </pic:spPr>
+                </pic:pic>
+              </a:graphicData>
+            </a:graphic>
+          </wp:inline>
+        </w:drawing>
+      </w:r>
+    </w:p>
+    <w:p>
+      <w:r>
+        <w:t xml:space="preserve">(p = players, d = defensemen, </w:t>
+      </w:r>
+      <w:r>
+        <w:t>p</w:t>
+      </w:r>
+      <w:r>
+        <w:rPr>
+          <w:vertAlign w:val="subscript"/>
+        </w:rPr>
+        <w:t>1</w:t>
+      </w:r>
+      <w:r>
+        <w:t xml:space="preserve"> = players with 100+ points,</w:t>
+      </w:r>
+      <w:r>
+        <w:t xml:space="preserve"> </w:t>
+      </w:r>
+      <w:r>
+        <w:t>d</w:t>
+      </w:r>
+      <w:r>
+        <w:softHyphen/>
+      </w:r>
+      <w:r>
+        <w:rPr>
+          <w:vertAlign w:val="subscript"/>
+        </w:rPr>
+        <w:t>1</w:t>
+      </w:r>
+      <w:r>
+        <w:t xml:space="preserve"> = </w:t>
+      </w:r>
+      <w:r>
+        <w:t>defensemen with 100+ points)</w:t>
+      </w:r>
+      <w:r>
+        <w:br/>
+      </w:r>
+      <w:r>
+        <w:t>Find the number of players who were</w:t>
+      </w:r>
+      <w:r>
+        <w:t>:</w:t>
+      </w:r>
+    </w:p>
+    <w:p>
+      <w:pPr>
+        <w:pStyle w:val="ListParagraph"/>
+        <w:numPr>
+          <w:ilvl w:val="0"/>
+          <w:numId w:val="1"/>
+        </w:numPr>
+        <w:spacing w:line="360" w:lineRule="auto"/>
+      </w:pPr>
+      <w:r>
+        <w:t>Defensemen, had over 100 points, or both.</w:t>
+      </w:r>
+      <w:r>
+        <w:br/>
+      </w:r>
+      <w:r>
+        <w:rPr>
+          <w:color w:val="FF0000"/>
+        </w:rPr>
+        <w:t>A</w:t>
+      </w:r>
+      <w:r>
+        <w:rPr>
+          <w:color w:val="FF0000"/>
+        </w:rPr>
+        <w:t xml:space="preserve">: </w:t>
+      </w:r>
+      <m:oMath>
+        <m:r>
+          <w:rPr>
+            <w:rFonts w:ascii="Cambria Math" w:hAnsi="Cambria Math"/>
+            <w:color w:val="FF0000"/>
+          </w:rPr>
+          <m:t>p</m:t>
+        </m:r>
+        <m:d>
+          <m:dPr>
+            <m:ctrlPr>
+              <w:rPr>
+                <w:rFonts w:ascii="Cambria Math" w:hAnsi="Cambria Math"/>
+                <w:i/>
+                <w:color w:val="FF0000"/>
+              </w:rPr>
+            </m:ctrlPr>
+          </m:dPr>
+          <m:e>
+            <m:r>
+              <w:rPr>
+                <w:rFonts w:ascii="Cambria Math" w:hAnsi="Cambria Math"/>
+                <w:color w:val="FF0000"/>
+              </w:rPr>
+              <m:t>d∪</m:t>
+            </m:r>
+            <m:sSub>
+              <m:sSubPr>
+                <m:ctrlPr>
+                  <w:rPr>
+                    <w:rFonts w:ascii="Cambria Math" w:hAnsi="Cambria Math"/>
+                    <w:i/>
+                    <w:color w:val="FF0000"/>
+                  </w:rPr>
+                </m:ctrlPr>
+              </m:sSubPr>
+              <m:e>
+                <m:r>
+                  <w:rPr>
+                    <w:rFonts w:ascii="Cambria Math" w:hAnsi="Cambria Math"/>
+                    <w:color w:val="FF0000"/>
+                  </w:rPr>
+                  <m:t>p</m:t>
+                </m:r>
+              </m:e>
+              <m:sub>
+                <m:r>
+                  <w:rPr>
+                    <w:rFonts w:ascii="Cambria Math" w:hAnsi="Cambria Math"/>
+                    <w:color w:val="FF0000"/>
+                  </w:rPr>
+                  <m:t>1</m:t>
+                </m:r>
+              </m:sub>
+            </m:sSub>
+          </m:e>
+        </m:d>
+        <m:r>
+          <w:rPr>
+            <w:rFonts w:ascii="Cambria Math" w:hAnsi="Cambria Math"/>
+            <w:color w:val="FF0000"/>
+          </w:rPr>
+          <m:t>=p</m:t>
+        </m:r>
+        <m:d>
+          <m:dPr>
+            <m:ctrlPr>
+              <w:rPr>
+                <w:rFonts w:ascii="Cambria Math" w:hAnsi="Cambria Math"/>
+                <w:i/>
+                <w:color w:val="FF0000"/>
+              </w:rPr>
+            </m:ctrlPr>
+          </m:dPr>
+          <m:e>
+            <m:r>
+              <w:rPr>
+                <w:rFonts w:ascii="Cambria Math" w:hAnsi="Cambria Math"/>
+                <w:color w:val="FF0000"/>
+              </w:rPr>
+              <m:t>d</m:t>
+            </m:r>
+          </m:e>
+        </m:d>
+        <m:r>
+          <w:rPr>
+            <w:rFonts w:ascii="Cambria Math" w:hAnsi="Cambria Math"/>
+            <w:color w:val="FF0000"/>
+          </w:rPr>
+          <m:t>+p</m:t>
+        </m:r>
+        <m:d>
+          <m:dPr>
+            <m:ctrlPr>
+              <w:rPr>
+                <w:rFonts w:ascii="Cambria Math" w:hAnsi="Cambria Math"/>
+                <w:i/>
+                <w:color w:val="FF0000"/>
+              </w:rPr>
+            </m:ctrlPr>
+          </m:dPr>
+          <m:e>
+            <m:sSub>
+              <m:sSubPr>
+                <m:ctrlPr>
+                  <w:rPr>
+                    <w:rFonts w:ascii="Cambria Math" w:hAnsi="Cambria Math"/>
+                    <w:i/>
+                    <w:color w:val="FF0000"/>
+                  </w:rPr>
+                </m:ctrlPr>
+              </m:sSubPr>
+              <m:e>
+                <m:r>
+                  <w:rPr>
+                    <w:rFonts w:ascii="Cambria Math" w:hAnsi="Cambria Math"/>
+                    <w:color w:val="FF0000"/>
+                  </w:rPr>
+                  <m:t>p</m:t>
+                </m:r>
+              </m:e>
+              <m:sub>
+                <m:r>
+                  <w:rPr>
+                    <w:rFonts w:ascii="Cambria Math" w:hAnsi="Cambria Math"/>
+                    <w:color w:val="FF0000"/>
+                  </w:rPr>
+                  <m:t>1</m:t>
+                </m:r>
+              </m:sub>
+            </m:sSub>
+          </m:e>
+        </m:d>
+        <m:r>
+          <w:rPr>
+            <w:rFonts w:ascii="Cambria Math" w:hAnsi="Cambria Math"/>
+            <w:color w:val="FF0000"/>
+          </w:rPr>
+          <m:t>-</m:t>
+        </m:r>
+        <m:r>
+          <w:rPr>
+            <w:rFonts w:ascii="Cambria Math" w:hAnsi="Cambria Math"/>
+            <w:color w:val="FF0000"/>
+          </w:rPr>
+          <m:t>p</m:t>
+        </m:r>
+        <m:d>
+          <m:dPr>
+            <m:ctrlPr>
+              <w:rPr>
+                <w:rFonts w:ascii="Cambria Math" w:hAnsi="Cambria Math"/>
+                <w:i/>
+                <w:color w:val="FF0000"/>
+              </w:rPr>
+            </m:ctrlPr>
+          </m:dPr>
+          <m:e>
+            <m:r>
+              <w:rPr>
+                <w:rFonts w:ascii="Cambria Math" w:hAnsi="Cambria Math"/>
+                <w:color w:val="FF0000"/>
+              </w:rPr>
+              <m:t>d∩</m:t>
+            </m:r>
+            <m:sSub>
+              <m:sSubPr>
+                <m:ctrlPr>
+                  <w:rPr>
+                    <w:rFonts w:ascii="Cambria Math" w:hAnsi="Cambria Math"/>
+                    <w:i/>
+                    <w:color w:val="FF0000"/>
+                  </w:rPr>
+                </m:ctrlPr>
+              </m:sSubPr>
+              <m:e>
+                <m:r>
+                  <w:rPr>
+                    <w:rFonts w:ascii="Cambria Math" w:hAnsi="Cambria Math"/>
+                    <w:color w:val="FF0000"/>
+                  </w:rPr>
+                  <m:t>p</m:t>
+                </m:r>
+              </m:e>
+              <m:sub>
+                <m:r>
+                  <w:rPr>
+                    <w:rFonts w:ascii="Cambria Math" w:hAnsi="Cambria Math"/>
+                    <w:color w:val="FF0000"/>
+                  </w:rPr>
+                  <m:t>1</m:t>
+                </m:r>
+              </m:sub>
+            </m:sSub>
+          </m:e>
+        </m:d>
+        <m:r>
+          <w:rPr>
+            <w:rFonts w:ascii="Cambria Math" w:hAnsi="Cambria Math"/>
+            <w:color w:val="FF0000"/>
+          </w:rPr>
+          <m:t>=</m:t>
+        </m:r>
+        <m:d>
+          <m:dPr>
+            <m:ctrlPr>
+              <w:rPr>
+                <w:rFonts w:ascii="Cambria Math" w:hAnsi="Cambria Math"/>
+                <w:i/>
+                <w:color w:val="FF0000"/>
+              </w:rPr>
+            </m:ctrlPr>
+          </m:dPr>
+          <m:e>
+            <m:r>
+              <w:rPr>
+                <w:rFonts w:ascii="Cambria Math" w:hAnsi="Cambria Math"/>
+                <w:color w:val="FF0000"/>
+              </w:rPr>
+              <m:t>334</m:t>
+            </m:r>
+            <m:r>
+              <w:rPr>
+                <w:rFonts w:ascii="Cambria Math" w:hAnsi="Cambria Math"/>
+                <w:color w:val="FF0000"/>
+              </w:rPr>
+              <m:t>+11</m:t>
+            </m:r>
+          </m:e>
+        </m:d>
+        <m:r>
+          <w:rPr>
+            <w:rFonts w:ascii="Cambria Math" w:hAnsi="Cambria Math"/>
+            <w:color w:val="FF0000"/>
+          </w:rPr>
+          <m:t>-1=</m:t>
+        </m:r>
+        <m:r>
+          <w:rPr>
+            <w:rFonts w:ascii="Cambria Math" w:hAnsi="Cambria Math"/>
+            <w:color w:val="FF0000"/>
+          </w:rPr>
+          <m:t>344</m:t>
+        </m:r>
+      </m:oMath>
+      <w:r>
+        <w:rPr>
+          <w:rFonts w:eastAsiaTheme="minorEastAsia"/>
+          <w:color w:val="FF0000"/>
+        </w:rPr>
+        <w:t xml:space="preserve"> </w:t>
+      </w:r>
+    </w:p>
+    <w:p>
+      <w:pPr>
+        <w:pStyle w:val="ListParagraph"/>
+        <w:numPr>
+          <w:ilvl w:val="0"/>
+          <w:numId w:val="1"/>
+        </w:numPr>
+        <w:spacing w:line="360" w:lineRule="auto"/>
+      </w:pPr>
+      <w:r>
+        <w:t>Defensemen that did not have over 100 points</w:t>
+      </w:r>
+      <w:r>
+        <w:br/>
+      </w:r>
+      <w:r>
+        <w:rPr>
+          <w:color w:val="FF0000"/>
+        </w:rPr>
+        <w:t xml:space="preserve">A: </w:t>
+      </w:r>
+      <m:oMath>
+        <m:r>
+          <w:rPr>
+            <w:rFonts w:ascii="Cambria Math" w:hAnsi="Cambria Math"/>
+            <w:color w:val="FF0000"/>
+          </w:rPr>
+          <m:t>p</m:t>
+        </m:r>
+        <m:r>
+          <w:rPr>
+            <w:rFonts w:ascii="Cambria Math" w:hAnsi="Cambria Math"/>
+            <w:color w:val="FF0000"/>
+          </w:rPr>
+          <m:t>(d∩</m:t>
+        </m:r>
+        <m:sSub>
+          <m:sSubPr>
+            <m:ctrlPr>
+              <w:rPr>
+                <w:rFonts w:ascii="Cambria Math" w:hAnsi="Cambria Math"/>
+                <w:i/>
+                <w:color w:val="FF0000"/>
+              </w:rPr>
+            </m:ctrlPr>
+          </m:sSubPr>
+          <m:e>
+            <m:r>
+              <w:rPr>
+                <w:rFonts w:ascii="Cambria Math" w:hAnsi="Cambria Math"/>
+                <w:color w:val="FF0000"/>
+              </w:rPr>
+              <m:t>d</m:t>
+            </m:r>
+          </m:e>
+          <m:sub>
+            <m:r>
+              <w:rPr>
+                <w:rFonts w:ascii="Cambria Math" w:hAnsi="Cambria Math"/>
+                <w:color w:val="FF0000"/>
+              </w:rPr>
+              <m:t>1</m:t>
+            </m:r>
+          </m:sub>
+        </m:sSub>
+        <m:r>
+          <w:rPr>
+            <w:rFonts w:ascii="Cambria Math" w:hAnsi="Cambria Math"/>
+            <w:color w:val="FF0000"/>
+          </w:rPr>
+          <m:t>)</m:t>
+        </m:r>
+        <m:r>
+          <w:rPr>
+            <w:rFonts w:ascii="Cambria Math" w:hAnsi="Cambria Math"/>
+            <w:color w:val="FF0000"/>
+          </w:rPr>
+          <m:t>=</m:t>
+        </m:r>
+        <m:r>
+          <w:rPr>
+            <w:rFonts w:ascii="Cambria Math" w:hAnsi="Cambria Math"/>
+            <w:color w:val="FF0000"/>
+          </w:rPr>
+          <m:t>334</m:t>
+        </m:r>
+        <m:r>
+          <w:rPr>
+            <w:rFonts w:ascii="Cambria Math" w:hAnsi="Cambria Math"/>
+            <w:color w:val="FF0000"/>
+          </w:rPr>
+          <m:t>-1=</m:t>
+        </m:r>
+        <m:r>
+          <w:rPr>
+            <w:rFonts w:ascii="Cambria Math" w:hAnsi="Cambria Math"/>
+            <w:color w:val="FF0000"/>
+          </w:rPr>
+          <m:t>333</m:t>
+        </m:r>
+      </m:oMath>
+    </w:p>
+    <w:p>
+      <w:pPr>
+        <w:pStyle w:val="ListParagraph"/>
+        <w:numPr>
+          <w:ilvl w:val="0"/>
+          <w:numId w:val="1"/>
+        </w:numPr>
+        <w:spacing w:line="360" w:lineRule="auto"/>
+      </w:pPr>
+      <w:r>
+        <w:t>Forwards that did not have over 100 points</w:t>
+      </w:r>
+      <w:r>
+        <w:br/>
+      </w:r>
+      <w:r>
+        <w:rPr>
+          <w:color w:val="FF0000"/>
+        </w:rPr>
+        <w:t xml:space="preserve">A: </w:t>
+      </w:r>
+      <m:oMath>
+        <m:r>
+          <w:rPr>
+            <w:rFonts w:ascii="Cambria Math" w:hAnsi="Cambria Math"/>
+            <w:color w:val="FF0000"/>
+          </w:rPr>
+          <m:t>p</m:t>
+        </m:r>
+        <m:r>
+          <w:rPr>
+            <w:rFonts w:ascii="Cambria Math" w:hAnsi="Cambria Math"/>
+            <w:color w:val="FF0000"/>
+          </w:rPr>
+          <m:t>-p</m:t>
+        </m:r>
+        <m:d>
+          <m:dPr>
+            <m:ctrlPr>
+              <w:rPr>
+                <w:rFonts w:ascii="Cambria Math" w:hAnsi="Cambria Math"/>
+                <w:i/>
+                <w:color w:val="FF0000"/>
+              </w:rPr>
+            </m:ctrlPr>
+          </m:dPr>
+          <m:e>
+            <m:r>
+              <w:rPr>
+                <w:rFonts w:ascii="Cambria Math" w:hAnsi="Cambria Math"/>
+                <w:color w:val="FF0000"/>
+              </w:rPr>
+              <m:t>d∪</m:t>
+            </m:r>
+            <m:sSub>
+              <m:sSubPr>
+                <m:ctrlPr>
+                  <w:rPr>
+                    <w:rFonts w:ascii="Cambria Math" w:hAnsi="Cambria Math"/>
+                    <w:i/>
+                    <w:color w:val="FF0000"/>
+                  </w:rPr>
+                </m:ctrlPr>
+              </m:sSubPr>
+              <m:e>
+                <m:r>
+                  <w:rPr>
+                    <w:rFonts w:ascii="Cambria Math" w:hAnsi="Cambria Math"/>
+                    <w:color w:val="FF0000"/>
+                  </w:rPr>
+                  <m:t>p</m:t>
+                </m:r>
+              </m:e>
+              <m:sub>
+                <m:r>
+                  <w:rPr>
+                    <w:rFonts w:ascii="Cambria Math" w:hAnsi="Cambria Math"/>
+                    <w:color w:val="FF0000"/>
+                  </w:rPr>
+                  <m:t>1</m:t>
+                </m:r>
+              </m:sub>
+            </m:sSub>
+          </m:e>
+        </m:d>
+        <m:r>
+          <w:rPr>
+            <w:rFonts w:ascii="Cambria Math" w:hAnsi="Cambria Math"/>
+            <w:color w:val="FF0000"/>
+          </w:rPr>
+          <m:t>=</m:t>
+        </m:r>
+        <m:r>
+          <w:rPr>
+            <w:rFonts w:ascii="Cambria Math" w:hAnsi="Cambria Math"/>
+            <w:color w:val="FF0000"/>
+          </w:rPr>
+          <m:t>951</m:t>
+        </m:r>
+        <m:r>
+          <w:rPr>
+            <w:rFonts w:ascii="Cambria Math" w:hAnsi="Cambria Math"/>
+            <w:color w:val="FF0000"/>
+          </w:rPr>
+          <m:t>-344</m:t>
+        </m:r>
+        <m:r>
+          <w:rPr>
+            <w:rFonts w:ascii="Cambria Math" w:hAnsi="Cambria Math"/>
+            <w:color w:val="FF0000"/>
+          </w:rPr>
+          <m:t>=</m:t>
+        </m:r>
+        <m:r>
+          <w:rPr>
+            <w:rFonts w:ascii="Cambria Math" w:hAnsi="Cambria Math"/>
+            <w:color w:val="FF0000"/>
+          </w:rPr>
+          <m:t>607</m:t>
+        </m:r>
+        <m:r>
+          <w:rPr>
+            <w:rFonts w:ascii="Cambria Math" w:hAnsi="Cambria Math"/>
+            <w:color w:val="FF0000"/>
+          </w:rPr>
+          <m:t xml:space="preserve"> </m:t>
+        </m:r>
+      </m:oMath>
+    </w:p>
+    <w:p>
+      <w:r>
+        <w:t xml:space="preserve">So, 333/334 defensemen and 607/617 forwards </w:t>
+      </w:r>
+      <w:r>
+        <w:t xml:space="preserve">did </w:t>
+      </w:r>
+      <w:r>
+        <w:rPr>
+          <w:b/>
+          <w:bCs/>
+          <w:i/>
+          <w:iCs/>
+        </w:rPr>
+        <w:t>not</w:t>
+      </w:r>
+      <w:r>
+        <w:t xml:space="preserve"> record more than 100 points last season</w:t>
+      </w:r>
+      <w:r>
+        <w:t>. Meaning it is not only incredibly rare mark for defensemen to reach, but forwards as well. Erik Karlsson reaching the 100-point mark last season was truly an amazing feat.</w:t>
+      </w:r>
+    </w:p>
+    <w:p>
+      <w:pPr>
+        <w:pStyle w:val="Heading2"/>
+      </w:pPr>
+      <w:r>
+        <w:lastRenderedPageBreak/>
+        <w:t>Section 2.4</w:t>
+      </w:r>
+      <w:r>
+        <w:t xml:space="preserve"> – A Probabilistic Model for an Experiment: The Discrete Case</w:t>
+      </w:r>
+    </w:p>
+    <w:p>
+      <w:r>
+        <w:t xml:space="preserve">Jack Hughes of the New Jersey Devils had 336 shots and 43 goals on the season. That means he scores on ~12.8% of his shots. </w:t>
+      </w:r>
+      <w:r>
+        <w:t>If Jack takes two shots, the four possible simple events are given by the table below. Find the probability that Jack Hughes will:</w:t>
+      </w:r>
+    </w:p>
+    <w:tbl>
+      <w:tblPr>
+        <w:tblStyle w:val="TableGrid"/>
+        <w:tblW w:w="0" w:type="auto"/>
+        <w:tblBorders>
+          <w:top w:val="none" w:sz="0" w:space="0" w:color="auto"/>
+        </w:tblBorders>
+        <w:tblLook w:val="04A0" w:firstRow="1" w:lastRow="0" w:firstColumn="1" w:lastColumn="0" w:noHBand="0" w:noVBand="1"/>
+      </w:tblPr>
+      <w:tblGrid>
+        <w:gridCol w:w="990"/>
+        <w:gridCol w:w="2160"/>
+        <w:gridCol w:w="2250"/>
+        <w:gridCol w:w="1283"/>
+      </w:tblGrid>
+      <w:tr>
+        <w:tc>
+          <w:tcPr>
+            <w:tcW w:w="990" w:type="dxa"/>
+            <w:tcBorders>
+              <w:top w:val="nil"/>
+              <w:left w:val="nil"/>
+            </w:tcBorders>
+          </w:tcPr>
+          <w:p>
+            <w:r>
+              <w:t>Shot #</w:t>
+            </w:r>
+          </w:p>
+        </w:tc>
+        <w:tc>
+          <w:tcPr>
+            <w:tcW w:w="2160" w:type="dxa"/>
+          </w:tcPr>
+          <w:p>
+            <w:r>
+              <w:t>Outcome of 1</w:t>
+            </w:r>
+            <w:r>
+              <w:rPr>
+                <w:vertAlign w:val="superscript"/>
+              </w:rPr>
+              <w:t>st</w:t>
+            </w:r>
+            <w:r>
+              <w:t xml:space="preserve"> Shot</w:t>
+            </w:r>
+          </w:p>
+        </w:tc>
+        <w:tc>
+          <w:tcPr>
+            <w:tcW w:w="2250" w:type="dxa"/>
+          </w:tcPr>
+          <w:p>
+            <w:r>
+              <w:t>Outcome of 2</w:t>
+            </w:r>
+            <w:r>
+              <w:rPr>
+                <w:vertAlign w:val="superscript"/>
+              </w:rPr>
+              <w:t>nd</w:t>
+            </w:r>
+            <w:r>
+              <w:t xml:space="preserve"> Shot</w:t>
+            </w:r>
+          </w:p>
+        </w:tc>
+        <w:tc>
+          <w:tcPr>
+            <w:tcW w:w="1260" w:type="dxa"/>
+            <w:tcBorders>
+              <w:top w:val="nil"/>
+              <w:right w:val="nil"/>
+            </w:tcBorders>
+          </w:tcPr>
+          <w:p>
+            <w:r>
+              <w:t>Probability</w:t>
+            </w:r>
+          </w:p>
+        </w:tc>
+      </w:tr>
+      <w:tr>
+        <w:tc>
+          <w:tcPr>
+            <w:tcW w:w="990" w:type="dxa"/>
+          </w:tcPr>
+          <w:p>
+            <w:pPr>
+              <w:jc w:val="center"/>
+              <w:rPr>
+                <w:vertAlign w:val="subscript"/>
+              </w:rPr>
+            </w:pPr>
+            <w:r>
+              <w:t>S</w:t>
+            </w:r>
+            <w:r>
+              <w:softHyphen/>
+            </w:r>
+            <w:r>
+              <w:rPr>
+                <w:vertAlign w:val="subscript"/>
+              </w:rPr>
+              <w:t>1</w:t>
+            </w:r>
+          </w:p>
+        </w:tc>
+        <w:tc>
+          <w:tcPr>
+            <w:tcW w:w="2160" w:type="dxa"/>
+          </w:tcPr>
+          <w:p>
+            <w:pPr>
+              <w:jc w:val="center"/>
+            </w:pPr>
+            <w:r>
+              <w:t>Goal</w:t>
+            </w:r>
+          </w:p>
+        </w:tc>
+        <w:tc>
+          <w:tcPr>
+            <w:tcW w:w="2250" w:type="dxa"/>
+          </w:tcPr>
+          <w:p>
+            <w:pPr>
+              <w:jc w:val="center"/>
+            </w:pPr>
+            <w:r>
+              <w:t>Goal</w:t>
+            </w:r>
+          </w:p>
+        </w:tc>
+        <w:tc>
+          <w:tcPr>
+            <w:tcW w:w="1260" w:type="dxa"/>
+          </w:tcPr>
+          <w:p>
+            <w:pPr>
+              <w:jc w:val="center"/>
+            </w:pPr>
+            <w:r>
+              <w:t>.016</w:t>
+            </w:r>
+          </w:p>
+        </w:tc>
+      </w:tr>
+      <w:tr>
+        <w:tc>
+          <w:tcPr>
+            <w:tcW w:w="990" w:type="dxa"/>
+          </w:tcPr>
+          <w:p>
+            <w:pPr>
+              <w:jc w:val="center"/>
+              <w:rPr>
+                <w:vertAlign w:val="subscript"/>
+              </w:rPr>
+            </w:pPr>
+            <w:r>
+              <w:t>S</w:t>
+            </w:r>
+            <w:r>
+              <w:rPr>
+                <w:vertAlign w:val="subscript"/>
+              </w:rPr>
+              <w:t>2</w:t>
+            </w:r>
+          </w:p>
+        </w:tc>
+        <w:tc>
+          <w:tcPr>
+            <w:tcW w:w="2160" w:type="dxa"/>
+          </w:tcPr>
+          <w:p>
+            <w:pPr>
+              <w:jc w:val="center"/>
+            </w:pPr>
+            <w:r>
+              <w:t>Goal</w:t>
+            </w:r>
+          </w:p>
+        </w:tc>
+        <w:tc>
+          <w:tcPr>
+            <w:tcW w:w="2250" w:type="dxa"/>
+          </w:tcPr>
+          <w:p>
+            <w:pPr>
+              <w:jc w:val="center"/>
+            </w:pPr>
+            <w:r>
+              <w:t>Save</w:t>
+            </w:r>
+          </w:p>
+        </w:tc>
+        <w:tc>
+          <w:tcPr>
+            <w:tcW w:w="1260" w:type="dxa"/>
+          </w:tcPr>
+          <w:p>
+            <w:pPr>
+              <w:jc w:val="center"/>
+            </w:pPr>
+            <w:r>
+              <w:t>.112</w:t>
+            </w:r>
+          </w:p>
+        </w:tc>
+      </w:tr>
+      <w:tr>
+        <w:tc>
+          <w:tcPr>
+            <w:tcW w:w="990" w:type="dxa"/>
+          </w:tcPr>
+          <w:p>
+            <w:pPr>
+              <w:jc w:val="center"/>
+              <w:rPr>
+                <w:vertAlign w:val="subscript"/>
+              </w:rPr>
+            </w:pPr>
+            <w:r>
+              <w:t>S</w:t>
+            </w:r>
+            <w:r>
+              <w:rPr>
+                <w:vertAlign w:val="subscript"/>
+              </w:rPr>
+              <w:t>3</w:t>
+            </w:r>
+          </w:p>
+        </w:tc>
+        <w:tc>
+          <w:tcPr>
+            <w:tcW w:w="2160" w:type="dxa"/>
+          </w:tcPr>
+          <w:p>
+            <w:pPr>
+              <w:jc w:val="center"/>
+            </w:pPr>
+            <w:r>
+              <w:t>Save</w:t>
+            </w:r>
+          </w:p>
+        </w:tc>
+        <w:tc>
+          <w:tcPr>
+            <w:tcW w:w="2250" w:type="dxa"/>
+          </w:tcPr>
+          <w:p>
+            <w:pPr>
+              <w:jc w:val="center"/>
+            </w:pPr>
+            <w:r>
+              <w:t>Goal</w:t>
+            </w:r>
+          </w:p>
+        </w:tc>
+        <w:tc>
+          <w:tcPr>
+            <w:tcW w:w="1260" w:type="dxa"/>
+          </w:tcPr>
+          <w:p>
+            <w:pPr>
+              <w:jc w:val="center"/>
+            </w:pPr>
+            <w:r>
+              <w:t>.112</w:t>
+            </w:r>
+          </w:p>
+        </w:tc>
+      </w:tr>
+      <w:tr>
+        <w:tc>
+          <w:tcPr>
+            <w:tcW w:w="990" w:type="dxa"/>
+          </w:tcPr>
+          <w:p>
+            <w:pPr>
+              <w:jc w:val="center"/>
+              <w:rPr>
+                <w:vertAlign w:val="subscript"/>
+              </w:rPr>
+            </w:pPr>
+            <w:r>
+              <w:t>S</w:t>
+            </w:r>
+            <w:r>
+              <w:rPr>
+                <w:vertAlign w:val="subscript"/>
+              </w:rPr>
+              <w:t>4</w:t>
+            </w:r>
+          </w:p>
+        </w:tc>
+        <w:tc>
+          <w:tcPr>
+            <w:tcW w:w="2160" w:type="dxa"/>
+          </w:tcPr>
+          <w:p>
+            <w:pPr>
+              <w:jc w:val="center"/>
+            </w:pPr>
+            <w:r>
+              <w:t>Save</w:t>
+            </w:r>
+          </w:p>
+        </w:tc>
+        <w:tc>
+          <w:tcPr>
+            <w:tcW w:w="2250" w:type="dxa"/>
+          </w:tcPr>
+          <w:p>
+            <w:pPr>
+              <w:jc w:val="center"/>
+            </w:pPr>
+            <w:r>
+              <w:t>Save</w:t>
+            </w:r>
+          </w:p>
+        </w:tc>
+        <w:tc>
+          <w:tcPr>
+            <w:tcW w:w="1260" w:type="dxa"/>
+          </w:tcPr>
+          <w:p>
+            <w:pPr>
+              <w:jc w:val="center"/>
+            </w:pPr>
+            <w:r>
+              <w:t>.76</w:t>
+            </w:r>
+          </w:p>
+        </w:tc>
+      </w:tr>
+    </w:tbl>
     <w:p/>
+    <w:p>
+      <w:pPr>
+        <w:pStyle w:val="ListParagraph"/>
+        <w:numPr>
+          <w:ilvl w:val="0"/>
+          <w:numId w:val="2"/>
+        </w:numPr>
+      </w:pPr>
+      <w:r>
+        <w:t>Score both shots.</w:t>
+      </w:r>
+      <w:r>
+        <w:br/>
+      </w:r>
+      <w:r>
+        <w:rPr>
+          <w:color w:val="FF0000"/>
+        </w:rPr>
+        <w:t xml:space="preserve">A: </w:t>
+      </w:r>
+      <m:oMath>
+        <m:r>
+          <w:rPr>
+            <w:rFonts w:ascii="Cambria Math" w:hAnsi="Cambria Math"/>
+            <w:color w:val="FF0000"/>
+          </w:rPr>
+          <m:t>.128×.128</m:t>
+        </m:r>
+        <m:r>
+          <w:rPr>
+            <w:rFonts w:ascii="Cambria Math" w:hAnsi="Cambria Math"/>
+            <w:color w:val="FF0000"/>
+          </w:rPr>
+          <m:t>≈</m:t>
+        </m:r>
+        <m:r>
+          <w:rPr>
+            <w:rFonts w:ascii="Cambria Math" w:hAnsi="Cambria Math"/>
+            <w:color w:val="FF0000"/>
+          </w:rPr>
+          <m:t xml:space="preserve"> .016</m:t>
+        </m:r>
+      </m:oMath>
+    </w:p>
+    <w:p>
+      <w:pPr>
+        <w:pStyle w:val="ListParagraph"/>
+        <w:numPr>
+          <w:ilvl w:val="0"/>
+          <w:numId w:val="2"/>
+        </w:numPr>
+      </w:pPr>
+      <w:r>
+        <w:t>Score on the first shot but not the second.</w:t>
+      </w:r>
+      <w:r>
+        <w:br/>
+      </w:r>
+      <w:r>
+        <w:rPr>
+          <w:color w:val="FF0000"/>
+        </w:rPr>
+        <w:t xml:space="preserve">A: </w:t>
+      </w:r>
+      <m:oMath>
+        <m:r>
+          <w:rPr>
+            <w:rFonts w:ascii="Cambria Math" w:hAnsi="Cambria Math"/>
+            <w:color w:val="FF0000"/>
+          </w:rPr>
+          <m:t>.128×</m:t>
+        </m:r>
+        <m:r>
+          <w:rPr>
+            <w:rFonts w:ascii="Cambria Math" w:hAnsi="Cambria Math"/>
+            <w:color w:val="FF0000"/>
+          </w:rPr>
+          <m:t>.872≈.112</m:t>
+        </m:r>
+      </m:oMath>
+    </w:p>
+    <w:p>
+      <w:pPr>
+        <w:pStyle w:val="ListParagraph"/>
+        <w:numPr>
+          <w:ilvl w:val="0"/>
+          <w:numId w:val="2"/>
+        </w:numPr>
+      </w:pPr>
+      <w:r>
+        <w:t>Miss the first shot and score the second.</w:t>
+      </w:r>
+      <w:r>
+        <w:br/>
+      </w:r>
+      <w:r>
+        <w:rPr>
+          <w:color w:val="FF0000"/>
+        </w:rPr>
+        <w:t xml:space="preserve">A: </w:t>
+      </w:r>
+      <m:oMath>
+        <m:r>
+          <w:rPr>
+            <w:rFonts w:ascii="Cambria Math" w:hAnsi="Cambria Math"/>
+            <w:color w:val="FF0000"/>
+          </w:rPr>
+          <m:t>.872×.128≈.112</m:t>
+        </m:r>
+      </m:oMath>
+    </w:p>
+    <w:p>
+      <w:pPr>
+        <w:pStyle w:val="ListParagraph"/>
+        <w:numPr>
+          <w:ilvl w:val="0"/>
+          <w:numId w:val="2"/>
+        </w:numPr>
+      </w:pPr>
+      <w:r>
+        <w:t>Miss both shots.</w:t>
+      </w:r>
+      <w:r>
+        <w:br/>
+      </w:r>
+      <w:r>
+        <w:rPr>
+          <w:color w:val="FF0000"/>
+        </w:rPr>
+        <w:t>A:</w:t>
+      </w:r>
+      <w:r>
+        <w:rPr>
+          <w:color w:val="FF0000"/>
+        </w:rPr>
+        <w:t xml:space="preserve"> </w:t>
+      </w:r>
+      <m:oMath>
+        <m:r>
+          <w:rPr>
+            <w:rFonts w:ascii="Cambria Math" w:hAnsi="Cambria Math"/>
+            <w:color w:val="FF0000"/>
+          </w:rPr>
+          <m:t>.872×.872=.76</m:t>
+        </m:r>
+      </m:oMath>
+    </w:p>
+    <w:p>
+      <w:pPr>
+        <w:pStyle w:val="ListParagraph"/>
+        <w:numPr>
+          <w:ilvl w:val="0"/>
+          <w:numId w:val="2"/>
+        </w:numPr>
+      </w:pPr>
+      <w:r>
+        <w:t>On at least one of the two shots</w:t>
+      </w:r>
+      <w:r>
+        <w:t>.</w:t>
+      </w:r>
+      <w:r>
+        <w:br/>
+      </w:r>
+      <w:r>
+        <w:rPr>
+          <w:color w:val="FF0000"/>
+        </w:rPr>
+        <w:t xml:space="preserve">A: </w:t>
+      </w:r>
+      <m:oMath>
+        <m:r>
+          <w:rPr>
+            <w:rFonts w:ascii="Cambria Math" w:hAnsi="Cambria Math"/>
+            <w:color w:val="FF0000"/>
+          </w:rPr>
+          <m:t>.016+.112+.112=.24</m:t>
+        </m:r>
+      </m:oMath>
+      <w:r>
+        <w:t xml:space="preserve">So, there’s a 1.6% chance that Jack Hughes scores two consecutive shots, an 11.2% chance he scores on one of two shots, a 76% he misses both shots, and a 24% chance he scores on at least one of the two shots. </w:t>
+      </w:r>
+    </w:p>
+    <w:p>
+      <w:r>
+        <w:br w:type="page"/>
+      </w:r>
+    </w:p>
+    <w:p>
+      <w:pPr>
+        <w:pStyle w:val="Heading2"/>
+      </w:pPr>
+      <w:r>
+        <w:lastRenderedPageBreak/>
+        <w:t xml:space="preserve">Section </w:t>
+      </w:r>
+      <w:r>
+        <w:t xml:space="preserve">2.5 - </w:t>
+      </w:r>
+      <w:r>
+        <w:t>Calculating the Probability of an Event: The Sample-Point Method</w:t>
+      </w:r>
+    </w:p>
+    <w:p>
+      <w:r>
+        <w:t>Besides the goalie,</w:t>
+      </w:r>
+      <w:r>
+        <w:t xml:space="preserve"> there</w:t>
+      </w:r>
+      <w:r>
+        <w:t xml:space="preserve"> are 18 </w:t>
+      </w:r>
+      <w:r>
+        <w:t>skaters allowed in one game</w:t>
+      </w:r>
+      <w:r>
+        <w:t xml:space="preserve">, </w:t>
+      </w:r>
+      <w:r>
+        <w:t xml:space="preserve">most teams run </w:t>
+      </w:r>
+      <w:r>
+        <w:t>12 forwards and 6 defensemen</w:t>
+      </w:r>
+      <w:r>
+        <w:t xml:space="preserve">. </w:t>
+      </w:r>
+      <w:r>
+        <w:t>Suppose it’s overtime in an NHL game</w:t>
+      </w:r>
+      <w:r>
+        <w:t xml:space="preserve"> and </w:t>
+      </w:r>
+      <w:r>
+        <w:t xml:space="preserve">three </w:t>
+      </w:r>
+      <w:r>
+        <w:t>skaters are randomly selected from the 18 skaters to play in 3 on 3 OT.</w:t>
+      </w:r>
+    </w:p>
+    <w:p>
+      <w:pPr>
+        <w:pStyle w:val="ListParagraph"/>
+        <w:numPr>
+          <w:ilvl w:val="0"/>
+          <w:numId w:val="3"/>
+        </w:numPr>
+      </w:pPr>
+      <w:r>
+        <w:t>Describe one sample point. Assume that you need describe only the three chosen and not the order in which they are selected.</w:t>
+      </w:r>
+      <w:r>
+        <w:br/>
+      </w:r>
+      <w:r>
+        <w:rPr>
+          <w:color w:val="FF0000"/>
+        </w:rPr>
+        <w:t xml:space="preserve">A: One sample point in this set would be the formation most NHL teams typically play in overtime, 2 forwards with 1 defenseman. </w:t>
+      </w:r>
+    </w:p>
+    <w:p>
+      <w:pPr>
+        <w:pStyle w:val="ListParagraph"/>
+        <w:numPr>
+          <w:ilvl w:val="0"/>
+          <w:numId w:val="3"/>
+        </w:numPr>
+      </w:pPr>
+      <w:r>
+        <w:t>List the sample space associated with this experiment.</w:t>
+      </w:r>
+      <w:r>
+        <w:br/>
+      </w:r>
+      <w:r>
+        <w:rPr>
+          <w:color w:val="FF0000"/>
+        </w:rPr>
+        <w:t>A: The sample space (F=forward, D=defense)</w:t>
+      </w:r>
+      <w:r>
+        <w:rPr>
+          <w:color w:val="FF0000"/>
+        </w:rPr>
+        <w:br/>
+        <w:t>[</w:t>
+      </w:r>
+      <w:r>
+        <w:rPr>
+          <w:color w:val="FF0000"/>
+        </w:rPr>
+        <w:t>F,F,F]</w:t>
+      </w:r>
+      <w:r>
+        <w:rPr>
+          <w:color w:val="FF0000"/>
+        </w:rPr>
+        <w:t xml:space="preserve">, [F,F,D], [F,D,D], </w:t>
+      </w:r>
+      <w:r>
+        <w:rPr>
+          <w:color w:val="FF0000"/>
+        </w:rPr>
+        <w:t>[D,D,D], [D,D,F], [D,F,F]</w:t>
+      </w:r>
+      <w:r>
+        <w:rPr>
+          <w:color w:val="FF0000"/>
+        </w:rPr>
+        <w:t xml:space="preserve"> </w:t>
+      </w:r>
+    </w:p>
+    <w:p>
+      <w:pPr>
+        <w:pStyle w:val="ListParagraph"/>
+        <w:numPr>
+          <w:ilvl w:val="0"/>
+          <w:numId w:val="3"/>
+        </w:numPr>
+      </w:pPr>
+      <w:r>
+        <w:t>What is the probability that all three skaters selected are forwards?</w:t>
+      </w:r>
+      <w:r>
+        <w:br/>
+      </w:r>
+      <w:r>
+        <w:rPr>
+          <w:color w:val="FF0000"/>
+        </w:rPr>
+        <w:t xml:space="preserve">A: </w:t>
+      </w:r>
+      <m:oMath>
+        <m:f>
+          <m:fPr>
+            <m:ctrlPr>
+              <w:rPr>
+                <w:rFonts w:ascii="Cambria Math" w:hAnsi="Cambria Math"/>
+                <w:i/>
+                <w:color w:val="FF0000"/>
+              </w:rPr>
+            </m:ctrlPr>
+          </m:fPr>
+          <m:num>
+            <m:r>
+              <w:rPr>
+                <w:rFonts w:ascii="Cambria Math" w:hAnsi="Cambria Math"/>
+                <w:color w:val="FF0000"/>
+              </w:rPr>
+              <m:t>12</m:t>
+            </m:r>
+          </m:num>
+          <m:den>
+            <m:r>
+              <w:rPr>
+                <w:rFonts w:ascii="Cambria Math" w:hAnsi="Cambria Math"/>
+                <w:color w:val="FF0000"/>
+              </w:rPr>
+              <m:t>18</m:t>
+            </m:r>
+          </m:den>
+        </m:f>
+        <m:r>
+          <w:rPr>
+            <w:rFonts w:ascii="Cambria Math" w:hAnsi="Cambria Math"/>
+            <w:color w:val="FF0000"/>
+          </w:rPr>
+          <m:t>*</m:t>
+        </m:r>
+        <m:f>
+          <m:fPr>
+            <m:ctrlPr>
+              <w:rPr>
+                <w:rFonts w:ascii="Cambria Math" w:hAnsi="Cambria Math"/>
+                <w:i/>
+                <w:color w:val="FF0000"/>
+              </w:rPr>
+            </m:ctrlPr>
+          </m:fPr>
+          <m:num>
+            <m:r>
+              <w:rPr>
+                <w:rFonts w:ascii="Cambria Math" w:hAnsi="Cambria Math"/>
+                <w:color w:val="FF0000"/>
+              </w:rPr>
+              <m:t>11</m:t>
+            </m:r>
+          </m:num>
+          <m:den>
+            <m:r>
+              <w:rPr>
+                <w:rFonts w:ascii="Cambria Math" w:hAnsi="Cambria Math"/>
+                <w:color w:val="FF0000"/>
+              </w:rPr>
+              <m:t>17</m:t>
+            </m:r>
+          </m:den>
+        </m:f>
+        <m:r>
+          <w:rPr>
+            <w:rFonts w:ascii="Cambria Math" w:hAnsi="Cambria Math"/>
+            <w:color w:val="FF0000"/>
+          </w:rPr>
+          <m:t>*</m:t>
+        </m:r>
+        <m:f>
+          <m:fPr>
+            <m:ctrlPr>
+              <w:rPr>
+                <w:rFonts w:ascii="Cambria Math" w:hAnsi="Cambria Math"/>
+                <w:i/>
+                <w:color w:val="FF0000"/>
+              </w:rPr>
+            </m:ctrlPr>
+          </m:fPr>
+          <m:num>
+            <m:r>
+              <w:rPr>
+                <w:rFonts w:ascii="Cambria Math" w:hAnsi="Cambria Math"/>
+                <w:color w:val="FF0000"/>
+              </w:rPr>
+              <m:t>11</m:t>
+            </m:r>
+          </m:num>
+          <m:den>
+            <m:r>
+              <w:rPr>
+                <w:rFonts w:ascii="Cambria Math" w:hAnsi="Cambria Math"/>
+                <w:color w:val="FF0000"/>
+              </w:rPr>
+              <m:t>16</m:t>
+            </m:r>
+          </m:den>
+        </m:f>
+        <m:r>
+          <w:rPr>
+            <w:rFonts w:ascii="Cambria Math" w:hAnsi="Cambria Math"/>
+            <w:color w:val="FF0000"/>
+          </w:rPr>
+          <m:t>=</m:t>
+        </m:r>
+        <m:f>
+          <m:fPr>
+            <m:ctrlPr>
+              <w:rPr>
+                <w:rFonts w:ascii="Cambria Math" w:hAnsi="Cambria Math"/>
+                <w:i/>
+                <w:color w:val="FF0000"/>
+              </w:rPr>
+            </m:ctrlPr>
+          </m:fPr>
+          <m:num>
+            <m:r>
+              <w:rPr>
+                <w:rFonts w:ascii="Cambria Math" w:hAnsi="Cambria Math"/>
+                <w:color w:val="FF0000"/>
+              </w:rPr>
+              <m:t>1452</m:t>
+            </m:r>
+          </m:num>
+          <m:den>
+            <m:r>
+              <w:rPr>
+                <w:rFonts w:ascii="Cambria Math" w:hAnsi="Cambria Math"/>
+                <w:color w:val="FF0000"/>
+              </w:rPr>
+              <m:t>4896</m:t>
+            </m:r>
+          </m:den>
+        </m:f>
+        <m:r>
+          <w:rPr>
+            <w:rFonts w:ascii="Cambria Math" w:hAnsi="Cambria Math"/>
+            <w:color w:val="FF0000"/>
+          </w:rPr>
+          <m:t>=.296</m:t>
+        </m:r>
+      </m:oMath>
+      <w:r>
+        <w:rPr>
+          <w:rFonts w:eastAsiaTheme="minorEastAsia"/>
+          <w:color w:val="FF0000"/>
+        </w:rPr>
+        <w:br/>
+        <w:t>So, there is a 29.6% that all three skaters randomly chose are forwards.</w:t>
+      </w:r>
+    </w:p>
     <w:sectPr>
-      <w:headerReference w:type="default" r:id="rId10"/>
+      <w:headerReference w:type="default" r:id="rId12"/>
       <w:pgSz w:w="12240" w:h="15840"/>
       <w:pgMar w:top="1440" w:right="1440" w:bottom="1440" w:left="1440" w:header="720" w:footer="720" w:gutter="0"/>
       <w:pgNumType w:start="0"/>
@@ -955,6 +2505,287 @@
     </w:pPr>
   </w:p>
 </w:hdr>
+</file>
+
+<file path=word/numbering.xml><?xml version="1.0" encoding="utf-8"?>
+<w:numbering xmlns:wpc="http://schemas.microsoft.com/office/word/2010/wordprocessingCanvas" xmlns:cx="http://schemas.microsoft.com/office/drawing/2014/chartex" xmlns:cx1="http://schemas.microsoft.com/office/drawing/2015/9/8/chartex" xmlns:cx2="http://schemas.microsoft.com/office/drawing/2015/10/21/chartex" xmlns:cx3="http://schemas.microsoft.com/office/drawing/2016/5/9/chartex" xmlns:cx4="http://schemas.microsoft.com/office/drawing/2016/5/10/chartex" xmlns:cx5="http://schemas.microsoft.com/office/drawing/2016/5/11/chartex" xmlns:cx6="http://schemas.microsoft.com/office/drawing/2016/5/12/chartex" xmlns:cx7="http://schemas.microsoft.com/office/drawing/2016/5/13/chartex" xmlns:cx8="http://schemas.microsoft.com/office/drawing/2016/5/14/chartex" xmlns:mc="http://schemas.openxmlformats.org/markup-compatibility/2006" xmlns:aink="http://schemas.microsoft.com/office/drawing/2016/ink" xmlns:am3d="http://schemas.microsoft.com/office/drawing/2017/model3d" xmlns:o="urn:schemas-microsoft-com:office:office" xmlns:oel="http://schemas.microsoft.com/office/2019/extlst" xmlns:r="http://schemas.openxmlformats.org/officeDocument/2006/relationships" xmlns:m="http://schemas.openxmlformats.org/officeDocument/2006/math" xmlns:v="urn:schemas-microsoft-com:vml" xmlns:wp14="http://schemas.microsoft.com/office/word/2010/wordprocessingDrawing" xmlns:wp="http://schemas.openxmlformats.org/drawingml/2006/wordprocessingDrawing" xmlns:w10="urn:schemas-microsoft-com:office:word" xmlns:w="http://schemas.openxmlformats.org/wordprocessingml/2006/main" xmlns:w14="http://schemas.microsoft.com/office/word/2010/wordml" xmlns:w15="http://schemas.microsoft.com/office/word/2012/wordml" xmlns:w16cex="http://schemas.microsoft.com/office/word/2018/wordml/cex" xmlns:w16cid="http://schemas.microsoft.com/office/word/2016/wordml/cid" xmlns:w16="http://schemas.microsoft.com/office/word/2018/wordml" xmlns:w16sdtdh="http://schemas.microsoft.com/office/word/2020/wordml/sdtdatahash" xmlns:w16se="http://schemas.microsoft.com/office/word/2015/wordml/symex" xmlns:wpg="http://schemas.microsoft.com/office/word/2010/wordprocessingGroup" xmlns:wpi="http://schemas.microsoft.com/office/word/2010/wordprocessingInk" xmlns:wne="http://schemas.microsoft.com/office/word/2006/wordml" xmlns:wps="http://schemas.microsoft.com/office/word/2010/wordprocessingShape" mc:Ignorable="w14 w15 w16se w16cid w16 w16cex w16sdtdh wp14">
+  <w:abstractNum w:abstractNumId="0" w15:restartNumberingAfterBreak="0">
+    <w:nsid w:val="1E4B486A"/>
+    <w:multiLevelType w:val="hybridMultilevel"/>
+    <w:tmpl w:val="8CE0DECE"/>
+    <w:lvl w:ilvl="0" w:tplc="04090019">
+      <w:start w:val="1"/>
+      <w:numFmt w:val="lowerLetter"/>
+      <w:lvlText w:val="%1."/>
+      <w:lvlJc w:val="left"/>
+      <w:pPr>
+        <w:ind w:left="720" w:hanging="360"/>
+      </w:pPr>
+      <w:rPr>
+        <w:rFonts w:hint="default"/>
+      </w:rPr>
+    </w:lvl>
+    <w:lvl w:ilvl="1" w:tplc="04090019">
+      <w:start w:val="1"/>
+      <w:numFmt w:val="lowerLetter"/>
+      <w:lvlText w:val="%2."/>
+      <w:lvlJc w:val="left"/>
+      <w:pPr>
+        <w:ind w:left="1440" w:hanging="360"/>
+      </w:pPr>
+    </w:lvl>
+    <w:lvl w:ilvl="2" w:tplc="0409001B" w:tentative="1">
+      <w:start w:val="1"/>
+      <w:numFmt w:val="lowerRoman"/>
+      <w:lvlText w:val="%3."/>
+      <w:lvlJc w:val="right"/>
+      <w:pPr>
+        <w:ind w:left="2160" w:hanging="180"/>
+      </w:pPr>
+    </w:lvl>
+    <w:lvl w:ilvl="3" w:tplc="0409000F" w:tentative="1">
+      <w:start w:val="1"/>
+      <w:numFmt w:val="decimal"/>
+      <w:lvlText w:val="%4."/>
+      <w:lvlJc w:val="left"/>
+      <w:pPr>
+        <w:ind w:left="2880" w:hanging="360"/>
+      </w:pPr>
+    </w:lvl>
+    <w:lvl w:ilvl="4" w:tplc="04090019" w:tentative="1">
+      <w:start w:val="1"/>
+      <w:numFmt w:val="lowerLetter"/>
+      <w:lvlText w:val="%5."/>
+      <w:lvlJc w:val="left"/>
+      <w:pPr>
+        <w:ind w:left="3600" w:hanging="360"/>
+      </w:pPr>
+    </w:lvl>
+    <w:lvl w:ilvl="5" w:tplc="0409001B" w:tentative="1">
+      <w:start w:val="1"/>
+      <w:numFmt w:val="lowerRoman"/>
+      <w:lvlText w:val="%6."/>
+      <w:lvlJc w:val="right"/>
+      <w:pPr>
+        <w:ind w:left="4320" w:hanging="180"/>
+      </w:pPr>
+    </w:lvl>
+    <w:lvl w:ilvl="6" w:tplc="0409000F" w:tentative="1">
+      <w:start w:val="1"/>
+      <w:numFmt w:val="decimal"/>
+      <w:lvlText w:val="%7."/>
+      <w:lvlJc w:val="left"/>
+      <w:pPr>
+        <w:ind w:left="5040" w:hanging="360"/>
+      </w:pPr>
+    </w:lvl>
+    <w:lvl w:ilvl="7" w:tplc="04090019" w:tentative="1">
+      <w:start w:val="1"/>
+      <w:numFmt w:val="lowerLetter"/>
+      <w:lvlText w:val="%8."/>
+      <w:lvlJc w:val="left"/>
+      <w:pPr>
+        <w:ind w:left="5760" w:hanging="360"/>
+      </w:pPr>
+    </w:lvl>
+    <w:lvl w:ilvl="8" w:tplc="0409001B" w:tentative="1">
+      <w:start w:val="1"/>
+      <w:numFmt w:val="lowerRoman"/>
+      <w:lvlText w:val="%9."/>
+      <w:lvlJc w:val="right"/>
+      <w:pPr>
+        <w:ind w:left="6480" w:hanging="180"/>
+      </w:pPr>
+    </w:lvl>
+  </w:abstractNum>
+  <w:abstractNum w:abstractNumId="1" w15:restartNumberingAfterBreak="0">
+    <w:nsid w:val="58BC66A2"/>
+    <w:multiLevelType w:val="hybridMultilevel"/>
+    <w:tmpl w:val="554A72DC"/>
+    <w:lvl w:ilvl="0" w:tplc="04090019">
+      <w:start w:val="1"/>
+      <w:numFmt w:val="lowerLetter"/>
+      <w:lvlText w:val="%1."/>
+      <w:lvlJc w:val="left"/>
+      <w:pPr>
+        <w:ind w:left="720" w:hanging="360"/>
+      </w:pPr>
+      <w:rPr>
+        <w:rFonts w:hint="default"/>
+      </w:rPr>
+    </w:lvl>
+    <w:lvl w:ilvl="1" w:tplc="04090019">
+      <w:start w:val="1"/>
+      <w:numFmt w:val="lowerLetter"/>
+      <w:lvlText w:val="%2."/>
+      <w:lvlJc w:val="left"/>
+      <w:pPr>
+        <w:ind w:left="1440" w:hanging="360"/>
+      </w:pPr>
+    </w:lvl>
+    <w:lvl w:ilvl="2" w:tplc="0409001B" w:tentative="1">
+      <w:start w:val="1"/>
+      <w:numFmt w:val="lowerRoman"/>
+      <w:lvlText w:val="%3."/>
+      <w:lvlJc w:val="right"/>
+      <w:pPr>
+        <w:ind w:left="2160" w:hanging="180"/>
+      </w:pPr>
+    </w:lvl>
+    <w:lvl w:ilvl="3" w:tplc="0409000F" w:tentative="1">
+      <w:start w:val="1"/>
+      <w:numFmt w:val="decimal"/>
+      <w:lvlText w:val="%4."/>
+      <w:lvlJc w:val="left"/>
+      <w:pPr>
+        <w:ind w:left="2880" w:hanging="360"/>
+      </w:pPr>
+    </w:lvl>
+    <w:lvl w:ilvl="4" w:tplc="04090019" w:tentative="1">
+      <w:start w:val="1"/>
+      <w:numFmt w:val="lowerLetter"/>
+      <w:lvlText w:val="%5."/>
+      <w:lvlJc w:val="left"/>
+      <w:pPr>
+        <w:ind w:left="3600" w:hanging="360"/>
+      </w:pPr>
+    </w:lvl>
+    <w:lvl w:ilvl="5" w:tplc="0409001B" w:tentative="1">
+      <w:start w:val="1"/>
+      <w:numFmt w:val="lowerRoman"/>
+      <w:lvlText w:val="%6."/>
+      <w:lvlJc w:val="right"/>
+      <w:pPr>
+        <w:ind w:left="4320" w:hanging="180"/>
+      </w:pPr>
+    </w:lvl>
+    <w:lvl w:ilvl="6" w:tplc="0409000F" w:tentative="1">
+      <w:start w:val="1"/>
+      <w:numFmt w:val="decimal"/>
+      <w:lvlText w:val="%7."/>
+      <w:lvlJc w:val="left"/>
+      <w:pPr>
+        <w:ind w:left="5040" w:hanging="360"/>
+      </w:pPr>
+    </w:lvl>
+    <w:lvl w:ilvl="7" w:tplc="04090019" w:tentative="1">
+      <w:start w:val="1"/>
+      <w:numFmt w:val="lowerLetter"/>
+      <w:lvlText w:val="%8."/>
+      <w:lvlJc w:val="left"/>
+      <w:pPr>
+        <w:ind w:left="5760" w:hanging="360"/>
+      </w:pPr>
+    </w:lvl>
+    <w:lvl w:ilvl="8" w:tplc="0409001B" w:tentative="1">
+      <w:start w:val="1"/>
+      <w:numFmt w:val="lowerRoman"/>
+      <w:lvlText w:val="%9."/>
+      <w:lvlJc w:val="right"/>
+      <w:pPr>
+        <w:ind w:left="6480" w:hanging="180"/>
+      </w:pPr>
+    </w:lvl>
+  </w:abstractNum>
+  <w:abstractNum w:abstractNumId="2" w15:restartNumberingAfterBreak="0">
+    <w:nsid w:val="5C520E6E"/>
+    <w:multiLevelType w:val="hybridMultilevel"/>
+    <w:tmpl w:val="691241D8"/>
+    <w:lvl w:ilvl="0" w:tplc="04090019">
+      <w:start w:val="1"/>
+      <w:numFmt w:val="lowerLetter"/>
+      <w:lvlText w:val="%1."/>
+      <w:lvlJc w:val="left"/>
+      <w:pPr>
+        <w:ind w:left="720" w:hanging="360"/>
+      </w:pPr>
+      <w:rPr>
+        <w:rFonts w:hint="default"/>
+      </w:rPr>
+    </w:lvl>
+    <w:lvl w:ilvl="1" w:tplc="04090019" w:tentative="1">
+      <w:start w:val="1"/>
+      <w:numFmt w:val="lowerLetter"/>
+      <w:lvlText w:val="%2."/>
+      <w:lvlJc w:val="left"/>
+      <w:pPr>
+        <w:ind w:left="1440" w:hanging="360"/>
+      </w:pPr>
+    </w:lvl>
+    <w:lvl w:ilvl="2" w:tplc="0409001B" w:tentative="1">
+      <w:start w:val="1"/>
+      <w:numFmt w:val="lowerRoman"/>
+      <w:lvlText w:val="%3."/>
+      <w:lvlJc w:val="right"/>
+      <w:pPr>
+        <w:ind w:left="2160" w:hanging="180"/>
+      </w:pPr>
+    </w:lvl>
+    <w:lvl w:ilvl="3" w:tplc="0409000F" w:tentative="1">
+      <w:start w:val="1"/>
+      <w:numFmt w:val="decimal"/>
+      <w:lvlText w:val="%4."/>
+      <w:lvlJc w:val="left"/>
+      <w:pPr>
+        <w:ind w:left="2880" w:hanging="360"/>
+      </w:pPr>
+    </w:lvl>
+    <w:lvl w:ilvl="4" w:tplc="04090019" w:tentative="1">
+      <w:start w:val="1"/>
+      <w:numFmt w:val="lowerLetter"/>
+      <w:lvlText w:val="%5."/>
+      <w:lvlJc w:val="left"/>
+      <w:pPr>
+        <w:ind w:left="3600" w:hanging="360"/>
+      </w:pPr>
+    </w:lvl>
+    <w:lvl w:ilvl="5" w:tplc="0409001B" w:tentative="1">
+      <w:start w:val="1"/>
+      <w:numFmt w:val="lowerRoman"/>
+      <w:lvlText w:val="%6."/>
+      <w:lvlJc w:val="right"/>
+      <w:pPr>
+        <w:ind w:left="4320" w:hanging="180"/>
+      </w:pPr>
+    </w:lvl>
+    <w:lvl w:ilvl="6" w:tplc="0409000F" w:tentative="1">
+      <w:start w:val="1"/>
+      <w:numFmt w:val="decimal"/>
+      <w:lvlText w:val="%7."/>
+      <w:lvlJc w:val="left"/>
+      <w:pPr>
+        <w:ind w:left="5040" w:hanging="360"/>
+      </w:pPr>
+    </w:lvl>
+    <w:lvl w:ilvl="7" w:tplc="04090019" w:tentative="1">
+      <w:start w:val="1"/>
+      <w:numFmt w:val="lowerLetter"/>
+      <w:lvlText w:val="%8."/>
+      <w:lvlJc w:val="left"/>
+      <w:pPr>
+        <w:ind w:left="5760" w:hanging="360"/>
+      </w:pPr>
+    </w:lvl>
+    <w:lvl w:ilvl="8" w:tplc="0409001B" w:tentative="1">
+      <w:start w:val="1"/>
+      <w:numFmt w:val="lowerRoman"/>
+      <w:lvlText w:val="%9."/>
+      <w:lvlJc w:val="right"/>
+      <w:pPr>
+        <w:ind w:left="6480" w:hanging="180"/>
+      </w:pPr>
+    </w:lvl>
+  </w:abstractNum>
+  <w:num w:numId="1" w16cid:durableId="218517460">
+    <w:abstractNumId w:val="0"/>
+  </w:num>
+  <w:num w:numId="2" w16cid:durableId="24068134">
+    <w:abstractNumId w:val="1"/>
+  </w:num>
+  <w:num w:numId="3" w16cid:durableId="1051659108">
+    <w:abstractNumId w:val="2"/>
+  </w:num>
+</w:numbering>
 </file>
 
 <file path=word/styles.xml><?xml version="1.0" encoding="utf-8"?>
@@ -1358,6 +3189,69 @@
     <w:name w:val="Normal"/>
     <w:qFormat/>
   </w:style>
+  <w:style w:type="paragraph" w:styleId="Heading1">
+    <w:name w:val="heading 1"/>
+    <w:basedOn w:val="Normal"/>
+    <w:next w:val="Normal"/>
+    <w:link w:val="Heading1Char"/>
+    <w:uiPriority w:val="9"/>
+    <w:qFormat/>
+    <w:rsid w:val="002572B4"/>
+    <w:pPr>
+      <w:keepNext/>
+      <w:keepLines/>
+      <w:spacing w:before="240" w:after="0"/>
+      <w:outlineLvl w:val="0"/>
+    </w:pPr>
+    <w:rPr>
+      <w:rFonts w:asciiTheme="majorHAnsi" w:eastAsiaTheme="majorEastAsia" w:hAnsiTheme="majorHAnsi" w:cstheme="majorBidi"/>
+      <w:color w:val="2F5496" w:themeColor="accent1" w:themeShade="BF"/>
+      <w:sz w:val="32"/>
+      <w:szCs w:val="32"/>
+    </w:rPr>
+  </w:style>
+  <w:style w:type="paragraph" w:styleId="Heading2">
+    <w:name w:val="heading 2"/>
+    <w:basedOn w:val="Normal"/>
+    <w:next w:val="Normal"/>
+    <w:link w:val="Heading2Char"/>
+    <w:uiPriority w:val="9"/>
+    <w:unhideWhenUsed/>
+    <w:qFormat/>
+    <w:rsid w:val="002572B4"/>
+    <w:pPr>
+      <w:keepNext/>
+      <w:keepLines/>
+      <w:spacing w:before="40" w:after="0"/>
+      <w:outlineLvl w:val="1"/>
+    </w:pPr>
+    <w:rPr>
+      <w:rFonts w:asciiTheme="majorHAnsi" w:eastAsiaTheme="majorEastAsia" w:hAnsiTheme="majorHAnsi" w:cstheme="majorBidi"/>
+      <w:color w:val="2F5496" w:themeColor="accent1" w:themeShade="BF"/>
+      <w:sz w:val="26"/>
+      <w:szCs w:val="26"/>
+    </w:rPr>
+  </w:style>
+  <w:style w:type="paragraph" w:styleId="Heading3">
+    <w:name w:val="heading 3"/>
+    <w:basedOn w:val="Normal"/>
+    <w:next w:val="Normal"/>
+    <w:link w:val="Heading3Char"/>
+    <w:uiPriority w:val="9"/>
+    <w:unhideWhenUsed/>
+    <w:qFormat/>
+    <w:rsid w:val="005F358B"/>
+    <w:pPr>
+      <w:keepNext/>
+      <w:keepLines/>
+      <w:spacing w:before="40" w:after="0"/>
+      <w:outlineLvl w:val="2"/>
+    </w:pPr>
+    <w:rPr>
+      <w:rFonts w:asciiTheme="majorHAnsi" w:eastAsiaTheme="majorEastAsia" w:hAnsiTheme="majorHAnsi" w:cstheme="majorBidi"/>
+      <w:color w:val="1F3763" w:themeColor="accent1" w:themeShade="7F"/>
+    </w:rPr>
+  </w:style>
   <w:style w:type="character" w:default="1" w:styleId="DefaultParagraphFont">
     <w:name w:val="Default Paragraph Font"/>
     <w:uiPriority w:val="1"/>
@@ -1467,6 +3361,73 @@
     <w:rsid w:val="00252D8E"/>
     <w:rPr>
       <w:color w:val="666666"/>
+    </w:rPr>
+  </w:style>
+  <w:style w:type="character" w:customStyle="1" w:styleId="Heading1Char">
+    <w:name w:val="Heading 1 Char"/>
+    <w:basedOn w:val="DefaultParagraphFont"/>
+    <w:link w:val="Heading1"/>
+    <w:uiPriority w:val="9"/>
+    <w:rsid w:val="002572B4"/>
+    <w:rPr>
+      <w:rFonts w:asciiTheme="majorHAnsi" w:eastAsiaTheme="majorEastAsia" w:hAnsiTheme="majorHAnsi" w:cstheme="majorBidi"/>
+      <w:color w:val="2F5496" w:themeColor="accent1" w:themeShade="BF"/>
+      <w:sz w:val="32"/>
+      <w:szCs w:val="32"/>
+    </w:rPr>
+  </w:style>
+  <w:style w:type="character" w:customStyle="1" w:styleId="Heading2Char">
+    <w:name w:val="Heading 2 Char"/>
+    <w:basedOn w:val="DefaultParagraphFont"/>
+    <w:link w:val="Heading2"/>
+    <w:uiPriority w:val="9"/>
+    <w:rsid w:val="002572B4"/>
+    <w:rPr>
+      <w:rFonts w:asciiTheme="majorHAnsi" w:eastAsiaTheme="majorEastAsia" w:hAnsiTheme="majorHAnsi" w:cstheme="majorBidi"/>
+      <w:color w:val="2F5496" w:themeColor="accent1" w:themeShade="BF"/>
+      <w:sz w:val="26"/>
+      <w:szCs w:val="26"/>
+    </w:rPr>
+  </w:style>
+  <w:style w:type="paragraph" w:styleId="ListParagraph">
+    <w:name w:val="List Paragraph"/>
+    <w:basedOn w:val="Normal"/>
+    <w:uiPriority w:val="34"/>
+    <w:qFormat/>
+    <w:rsid w:val="006D6841"/>
+    <w:pPr>
+      <w:ind w:left="720"/>
+      <w:contextualSpacing/>
+    </w:pPr>
+  </w:style>
+  <w:style w:type="table" w:styleId="TableGrid">
+    <w:name w:val="Table Grid"/>
+    <w:basedOn w:val="TableNormal"/>
+    <w:uiPriority w:val="39"/>
+    <w:rsid w:val="009D4A9F"/>
+    <w:pPr>
+      <w:spacing w:after="0" w:line="240" w:lineRule="auto"/>
+    </w:pPr>
+    <w:tblPr>
+      <w:tblBorders>
+        <w:top w:val="single" w:sz="4" w:space="0" w:color="auto"/>
+        <w:left w:val="single" w:sz="4" w:space="0" w:color="auto"/>
+        <w:bottom w:val="single" w:sz="4" w:space="0" w:color="auto"/>
+        <w:right w:val="single" w:sz="4" w:space="0" w:color="auto"/>
+        <w:insideH w:val="single" w:sz="4" w:space="0" w:color="auto"/>
+        <w:insideV w:val="single" w:sz="4" w:space="0" w:color="auto"/>
+      </w:tblBorders>
+    </w:tblPr>
+  </w:style>
+  <w:style w:type="character" w:customStyle="1" w:styleId="Heading3Char">
+    <w:name w:val="Heading 3 Char"/>
+    <w:basedOn w:val="DefaultParagraphFont"/>
+    <w:link w:val="Heading3"/>
+    <w:uiPriority w:val="9"/>
+    <w:rsid w:val="005F358B"/>
+    <w:rPr>
+      <w:rFonts w:asciiTheme="majorHAnsi" w:eastAsiaTheme="majorEastAsia" w:hAnsiTheme="majorHAnsi" w:cstheme="majorBidi"/>
+      <w:color w:val="1F3763" w:themeColor="accent1" w:themeShade="7F"/>
     </w:rPr>
   </w:style>
 </w:styles>

--- a/Written Documents/NHL_Player_Data.docx
+++ b/Written Documents/NHL_Player_Data.docx
@@ -3,6 +3,644 @@
 <w:document xmlns:wpc="http://schemas.microsoft.com/office/word/2010/wordprocessingCanvas" xmlns:cx="http://schemas.microsoft.com/office/drawing/2014/chartex" xmlns:cx1="http://schemas.microsoft.com/office/drawing/2015/9/8/chartex" xmlns:cx2="http://schemas.microsoft.com/office/drawing/2015/10/21/chartex" xmlns:cx3="http://schemas.microsoft.com/office/drawing/2016/5/9/chartex" xmlns:cx4="http://schemas.microsoft.com/office/drawing/2016/5/10/chartex" xmlns:cx5="http://schemas.microsoft.com/office/drawing/2016/5/11/chartex" xmlns:cx6="http://schemas.microsoft.com/office/drawing/2016/5/12/chartex" xmlns:cx7="http://schemas.microsoft.com/office/drawing/2016/5/13/chartex" xmlns:cx8="http://schemas.microsoft.com/office/drawing/2016/5/14/chartex" xmlns:mc="http://schemas.openxmlformats.org/markup-compatibility/2006" xmlns:aink="http://schemas.microsoft.com/office/drawing/2016/ink" xmlns:am3d="http://schemas.microsoft.com/office/drawing/2017/model3d" xmlns:o="urn:schemas-microsoft-com:office:office" xmlns:oel="http://schemas.microsoft.com/office/2019/extlst" xmlns:r="http://schemas.openxmlformats.org/officeDocument/2006/relationships" xmlns:m="http://schemas.openxmlformats.org/officeDocument/2006/math" xmlns:v="urn:schemas-microsoft-com:vml" xmlns:wp14="http://schemas.microsoft.com/office/word/2010/wordprocessingDrawing" xmlns:wp="http://schemas.openxmlformats.org/drawingml/2006/wordprocessingDrawing" xmlns:w10="urn:schemas-microsoft-com:office:word" xmlns:w="http://schemas.openxmlformats.org/wordprocessingml/2006/main" xmlns:w14="http://schemas.microsoft.com/office/word/2010/wordml" xmlns:w15="http://schemas.microsoft.com/office/word/2012/wordml" xmlns:w16cex="http://schemas.microsoft.com/office/word/2018/wordml/cex" xmlns:w16cid="http://schemas.microsoft.com/office/word/2016/wordml/cid" xmlns:w16="http://schemas.microsoft.com/office/word/2018/wordml" xmlns:w16sdtdh="http://schemas.microsoft.com/office/word/2020/wordml/sdtdatahash" xmlns:w16se="http://schemas.microsoft.com/office/word/2015/wordml/symex" xmlns:wpg="http://schemas.microsoft.com/office/word/2010/wordprocessingGroup" xmlns:wpi="http://schemas.microsoft.com/office/word/2010/wordprocessingInk" xmlns:wne="http://schemas.microsoft.com/office/word/2006/wordml" xmlns:wps="http://schemas.microsoft.com/office/word/2010/wordprocessingShape" mc:Ignorable="w14 w15 w16se w16cid w16 w16cex w16sdtdh wp14">
   <w:body>
     <w:p>
+      <w:pPr>
+        <w:contextualSpacing/>
+      </w:pPr>
+      <w:r>
+        <w:rPr>
+          <w:noProof/>
+        </w:rPr>
+        <mc:AlternateContent>
+          <mc:Choice Requires="wps">
+            <w:drawing>
+              <wp:anchor distT="0" distB="0" distL="114300" distR="114300" simplePos="0" relativeHeight="251659264" behindDoc="0" locked="0" layoutInCell="1" allowOverlap="1" wp14:anchorId="2F4B59A1" wp14:editId="728A1395">
+                <wp:simplePos x="0" y="0"/>
+                <wp:positionH relativeFrom="margin">
+                  <wp:posOffset>-685800</wp:posOffset>
+                </wp:positionH>
+                <wp:positionV relativeFrom="margin">
+                  <wp:posOffset>38101</wp:posOffset>
+                </wp:positionV>
+                <wp:extent cx="1712595" cy="7965440"/>
+                <wp:effectExtent l="0" t="0" r="1270" b="0"/>
+                <wp:wrapNone/>
+                <wp:docPr id="138" name="Text Box 40"/>
+                <wp:cNvGraphicFramePr/>
+                <a:graphic xmlns:a="http://schemas.openxmlformats.org/drawingml/2006/main">
+                  <a:graphicData uri="http://schemas.microsoft.com/office/word/2010/wordprocessingShape">
+                    <wps:wsp>
+                      <wps:cNvSpPr txBox="1"/>
+                      <wps:spPr>
+                        <a:xfrm>
+                          <a:off x="0" y="0"/>
+                          <a:ext cx="1712595" cy="7965440"/>
+                        </a:xfrm>
+                        <a:prstGeom prst="rect">
+                          <a:avLst/>
+                        </a:prstGeom>
+                        <a:solidFill>
+                          <a:schemeClr val="lt1"/>
+                        </a:solidFill>
+                        <a:ln w="6350">
+                          <a:noFill/>
+                        </a:ln>
+                        <a:effectLst/>
+                      </wps:spPr>
+                      <wps:style>
+                        <a:lnRef idx="0">
+                          <a:schemeClr val="accent1"/>
+                        </a:lnRef>
+                        <a:fillRef idx="0">
+                          <a:schemeClr val="accent1"/>
+                        </a:fillRef>
+                        <a:effectRef idx="0">
+                          <a:schemeClr val="accent1"/>
+                        </a:effectRef>
+                        <a:fontRef idx="minor">
+                          <a:schemeClr val="dk1"/>
+                        </a:fontRef>
+                      </wps:style>
+                      <wps:txbx>
+                        <w:txbxContent>
+                          <w:tbl>
+                            <w:tblPr>
+                              <w:tblW w:w="5000" w:type="pct"/>
+                              <w:jc w:val="center"/>
+                              <w:tblBorders>
+                                <w:insideV w:val="single" w:sz="12" w:space="0" w:color="ED7D31" w:themeColor="accent2"/>
+                              </w:tblBorders>
+                              <w:tblCellMar>
+                                <w:top w:w="1296" w:type="dxa"/>
+                                <w:left w:w="360" w:type="dxa"/>
+                                <w:bottom w:w="1296" w:type="dxa"/>
+                                <w:right w:w="360" w:type="dxa"/>
+                              </w:tblCellMar>
+                              <w:tblLook w:val="04A0" w:firstRow="1" w:lastRow="0" w:firstColumn="1" w:lastColumn="0" w:noHBand="0" w:noVBand="1"/>
+                            </w:tblPr>
+                            <w:tblGrid>
+                              <w:gridCol w:w="5550"/>
+                              <w:gridCol w:w="2173"/>
+                            </w:tblGrid>
+                            <w:tr>
+                              <w:trPr>
+                                <w:jc w:val="center"/>
+                              </w:trPr>
+                              <w:tc>
+                                <w:tcPr>
+                                  <w:tcW w:w="2568" w:type="pct"/>
+                                  <w:vAlign w:val="center"/>
+                                </w:tcPr>
+                                <w:p>
+                                  <w:r>
+                                    <w:rPr>
+                                      <w:noProof/>
+                                    </w:rPr>
+                                    <w:drawing>
+                                      <wp:inline distT="0" distB="0" distL="0" distR="0" wp14:anchorId="366BF26F" wp14:editId="02703C76">
+                                        <wp:extent cx="3056255" cy="1718812"/>
+                                        <wp:effectExtent l="0" t="0" r="0" b="0"/>
+                                        <wp:docPr id="24428547" name="Picture 2" descr="A table with numbers and symbols&#10;&#10;Description automatically generated"/>
+                                        <wp:cNvGraphicFramePr>
+                                          <a:graphicFrameLocks xmlns:a="http://schemas.openxmlformats.org/drawingml/2006/main" noChangeAspect="1"/>
+                                        </wp:cNvGraphicFramePr>
+                                        <a:graphic xmlns:a="http://schemas.openxmlformats.org/drawingml/2006/main">
+                                          <a:graphicData uri="http://schemas.openxmlformats.org/drawingml/2006/picture">
+                                            <pic:pic xmlns:pic="http://schemas.openxmlformats.org/drawingml/2006/picture">
+                                              <pic:nvPicPr>
+                                                <pic:cNvPr id="24428547" name="Picture 2" descr="A table with numbers and symbols&#10;&#10;Description automatically generated"/>
+                                                <pic:cNvPicPr/>
+                                              </pic:nvPicPr>
+                                              <pic:blipFill>
+                                                <a:blip r:embed="rId8">
+                                                  <a:extLst>
+                                                    <a:ext uri="{28A0092B-C50C-407E-A947-70E740481C1C}">
+                                                      <a14:useLocalDpi xmlns:a14="http://schemas.microsoft.com/office/drawing/2010/main" val="0"/>
+                                                    </a:ext>
+                                                  </a:extLst>
+                                                </a:blip>
+                                                <a:stretch>
+                                                  <a:fillRect/>
+                                                </a:stretch>
+                                              </pic:blipFill>
+                                              <pic:spPr>
+                                                <a:xfrm>
+                                                  <a:off x="0" y="0"/>
+                                                  <a:ext cx="3065563" cy="1724047"/>
+                                                </a:xfrm>
+                                                <a:prstGeom prst="rect">
+                                                  <a:avLst/>
+                                                </a:prstGeom>
+                                              </pic:spPr>
+                                            </pic:pic>
+                                          </a:graphicData>
+                                        </a:graphic>
+                                      </wp:inline>
+                                    </w:drawing>
+                                  </w:r>
+                                  <w:r>
+                                    <w:rPr>
+                                      <w:noProof/>
+                                    </w:rPr>
+                                    <w:drawing>
+                                      <wp:inline distT="0" distB="0" distL="0" distR="0" wp14:anchorId="21DB2D4F" wp14:editId="4CAD9354">
+                                        <wp:extent cx="3063240" cy="1722766"/>
+                                        <wp:effectExtent l="0" t="0" r="3810" b="0"/>
+                                        <wp:docPr id="139" name="Picture 39"/>
+                                        <wp:cNvGraphicFramePr>
+                                          <a:graphicFrameLocks xmlns:a="http://schemas.openxmlformats.org/drawingml/2006/main" noChangeAspect="1"/>
+                                        </wp:cNvGraphicFramePr>
+                                        <a:graphic xmlns:a="http://schemas.openxmlformats.org/drawingml/2006/main">
+                                          <a:graphicData uri="http://schemas.openxmlformats.org/drawingml/2006/picture">
+                                            <pic:pic xmlns:pic="http://schemas.openxmlformats.org/drawingml/2006/picture">
+                                              <pic:nvPicPr>
+                                                <pic:cNvPr id="139" name="Picture 39"/>
+                                                <pic:cNvPicPr/>
+                                              </pic:nvPicPr>
+                                              <pic:blipFill>
+                                                <a:blip r:embed="rId9">
+                                                  <a:extLst>
+                                                    <a:ext uri="{28A0092B-C50C-407E-A947-70E740481C1C}">
+                                                      <a14:useLocalDpi xmlns:a14="http://schemas.microsoft.com/office/drawing/2010/main" val="0"/>
+                                                    </a:ext>
+                                                  </a:extLst>
+                                                </a:blip>
+                                                <a:stretch>
+                                                  <a:fillRect/>
+                                                </a:stretch>
+                                              </pic:blipFill>
+                                              <pic:spPr>
+                                                <a:xfrm>
+                                                  <a:off x="0" y="0"/>
+                                                  <a:ext cx="3063240" cy="1722766"/>
+                                                </a:xfrm>
+                                                <a:prstGeom prst="rect">
+                                                  <a:avLst/>
+                                                </a:prstGeom>
+                                              </pic:spPr>
+                                            </pic:pic>
+                                          </a:graphicData>
+                                        </a:graphic>
+                                      </wp:inline>
+                                    </w:drawing>
+                                  </w:r>
+                                </w:p>
+                                <w:sdt>
+                                  <w:sdtPr>
+                                    <w:alias w:val="Title"/>
+                                    <w:tag w:val=""/>
+                                    <w:id w:val="-438379639"/>
+                                    <w:dataBinding w:prefixMappings="xmlns:ns0='http://purl.org/dc/elements/1.1/' xmlns:ns1='http://schemas.openxmlformats.org/package/2006/metadata/core-properties' " w:xpath="/ns1:coreProperties[1]/ns0:title[1]" w:storeItemID="{6C3C8BC8-F283-45AE-878A-BAB7291924A1}"/>
+                                    <w:text/>
+                                  </w:sdtPr>
+                                  <w:sdtContent>
+                                    <w:p>
+                                      <w:pPr>
+                                        <w:pStyle w:val="Title"/>
+                                      </w:pPr>
+                                      <w:r>
+                                        <w:t>Frozen Insights:</w:t>
+                                      </w:r>
+                                    </w:p>
+                                  </w:sdtContent>
+                                </w:sdt>
+                                <w:sdt>
+                                  <w:sdtPr>
+                                    <w:rPr>
+                                      <w:rFonts w:ascii="Times New Roman" w:hAnsi="Times New Roman" w:cs="Times New Roman"/>
+                                      <w:sz w:val="20"/>
+                                      <w:szCs w:val="20"/>
+                                    </w:rPr>
+                                    <w:alias w:val="Subtitle"/>
+                                    <w:tag w:val=""/>
+                                    <w:id w:val="1354072561"/>
+                                    <w:dataBinding w:prefixMappings="xmlns:ns0='http://purl.org/dc/elements/1.1/' xmlns:ns1='http://schemas.openxmlformats.org/package/2006/metadata/core-properties' " w:xpath="/ns1:coreProperties[1]/ns0:subject[1]" w:storeItemID="{6C3C8BC8-F283-45AE-878A-BAB7291924A1}"/>
+                                    <w:text/>
+                                  </w:sdtPr>
+                                  <w:sdtContent>
+                                    <w:p>
+                                      <w:pPr>
+                                        <w:pStyle w:val="Subtitle"/>
+                                        <w:jc w:val="both"/>
+                                      </w:pPr>
+                                      <w:r>
+                                        <w:rPr>
+                                          <w:rFonts w:ascii="Times New Roman" w:hAnsi="Times New Roman" w:cs="Times New Roman"/>
+                                          <w:sz w:val="20"/>
+                                          <w:szCs w:val="20"/>
+                                        </w:rPr>
+                                        <w:t>UNVEILING THE DYNAMICS OF NHL PLAYER DATA STATISTICS</w:t>
+                                      </w:r>
+                                    </w:p>
+                                  </w:sdtContent>
+                                </w:sdt>
+                              </w:tc>
+                              <w:tc>
+                                <w:tcPr>
+                                  <w:tcW w:w="2432" w:type="pct"/>
+                                  <w:vAlign w:val="center"/>
+                                </w:tcPr>
+                                <w:p>
+                                  <w:pPr>
+                                    <w:pStyle w:val="NoSpacing"/>
+                                    <w:rPr>
+                                      <w:caps/>
+                                      <w:color w:val="ED7D31" w:themeColor="accent2"/>
+                                      <w:sz w:val="26"/>
+                                      <w:szCs w:val="26"/>
+                                    </w:rPr>
+                                  </w:pPr>
+                                  <w:r>
+                                    <w:rPr>
+                                      <w:caps/>
+                                      <w:color w:val="ED7D31" w:themeColor="accent2"/>
+                                      <w:sz w:val="26"/>
+                                      <w:szCs w:val="26"/>
+                                    </w:rPr>
+                                    <w:t>Abstract</w:t>
+                                  </w:r>
+                                </w:p>
+                                <w:p>
+                                  <w:r>
+                                    <w:t xml:space="preserve">Welcome to my project, "Frozen Insights: Unveiling the Dynamics of NHL Player Data Statistics." In this </w:t>
+                                  </w:r>
+                                  <w:r>
+                                    <w:t>project</w:t>
+                                  </w:r>
+                                  <w:r>
+                                    <w:t>, I dive into the intricate world of National Hockey League (NHL) player statistics. From goals and assists to time on ice and advanced analytics, I aim to uncover patterns and insights that define player performance beyond the surface. Whether you're a hockey enthusiast, fantasy league player, or data science enthusiast, join me as I navigate the statistical landscape, offering a comprehensive look at the numbers that tell the story of NHL players and their impact on the game. "Frozen Insights" is not just a statistical analysis but a journey into the heart of the sport, celebrating the exceptional athletes who shape the NHL.</w:t>
+                                  </w:r>
+                                </w:p>
+                                <w:sdt>
+                                  <w:sdtPr>
+                                    <w:rPr>
+                                      <w:color w:val="ED7D31" w:themeColor="accent2"/>
+                                      <w:sz w:val="26"/>
+                                      <w:szCs w:val="26"/>
+                                    </w:rPr>
+                                    <w:alias w:val="Author"/>
+                                    <w:tag w:val=""/>
+                                    <w:id w:val="-279026076"/>
+                                    <w:dataBinding w:prefixMappings="xmlns:ns0='http://purl.org/dc/elements/1.1/' xmlns:ns1='http://schemas.openxmlformats.org/package/2006/metadata/core-properties' " w:xpath="/ns1:coreProperties[1]/ns0:creator[1]" w:storeItemID="{6C3C8BC8-F283-45AE-878A-BAB7291924A1}"/>
+                                    <w:text/>
+                                  </w:sdtPr>
+                                  <w:sdtContent>
+                                    <w:p>
+                                      <w:pPr>
+                                        <w:pStyle w:val="NoSpacing"/>
+                                        <w:rPr>
+                                          <w:color w:val="ED7D31" w:themeColor="accent2"/>
+                                          <w:sz w:val="26"/>
+                                          <w:szCs w:val="26"/>
+                                        </w:rPr>
+                                      </w:pPr>
+                                      <w:r>
+                                        <w:rPr>
+                                          <w:color w:val="ED7D31" w:themeColor="accent2"/>
+                                          <w:sz w:val="26"/>
+                                          <w:szCs w:val="26"/>
+                                        </w:rPr>
+                                        <w:t>Christopher Ward</w:t>
+                                      </w:r>
+                                    </w:p>
+                                  </w:sdtContent>
+                                </w:sdt>
+                                <w:p>
+                                  <w:pPr>
+                                    <w:pStyle w:val="NoSpacing"/>
+                                  </w:pPr>
+                                  <w:sdt>
+                                    <w:sdtPr>
+                                      <w:rPr>
+                                        <w:color w:val="44546A" w:themeColor="text2"/>
+                                      </w:rPr>
+                                      <w:alias w:val="Course"/>
+                                      <w:tag w:val="Course"/>
+                                      <w:id w:val="-710501431"/>
+                                      <w:dataBinding w:prefixMappings="xmlns:ns0='http://purl.org/dc/elements/1.1/' xmlns:ns1='http://schemas.openxmlformats.org/package/2006/metadata/core-properties' " w:xpath="/ns1:coreProperties[1]/ns1:category[1]" w:storeItemID="{6C3C8BC8-F283-45AE-878A-BAB7291924A1}"/>
+                                      <w:text/>
+                                    </w:sdtPr>
+                                    <w:sdtContent>
+                                      <w:r>
+                                        <w:rPr>
+                                          <w:color w:val="44546A" w:themeColor="text2"/>
+                                        </w:rPr>
+                                        <w:t>Probability and Applied Statistics</w:t>
+                                      </w:r>
+                                    </w:sdtContent>
+                                  </w:sdt>
+                                </w:p>
+                              </w:tc>
+                            </w:tr>
+                          </w:tbl>
+                          <w:p/>
+                        </w:txbxContent>
+                      </wps:txbx>
+                      <wps:bodyPr rot="0" spcFirstLastPara="0" vertOverflow="overflow" horzOverflow="overflow" vert="horz" wrap="square" lIns="0" tIns="0" rIns="0" bIns="0" numCol="1" spcCol="0" rtlCol="0" fromWordArt="0" anchor="ctr" anchorCtr="0" forceAA="0" compatLnSpc="1">
+                        <a:prstTxWarp prst="textNoShape">
+                          <a:avLst/>
+                        </a:prstTxWarp>
+                        <a:noAutofit/>
+                      </wps:bodyPr>
+                    </wps:wsp>
+                  </a:graphicData>
+                </a:graphic>
+                <wp14:sizeRelH relativeFrom="page">
+                  <wp14:pctWidth>94100</wp14:pctWidth>
+                </wp14:sizeRelH>
+                <wp14:sizeRelV relativeFrom="page">
+                  <wp14:pctHeight>0</wp14:pctHeight>
+                </wp14:sizeRelV>
+              </wp:anchor>
+            </w:drawing>
+          </mc:Choice>
+          <mc:Fallback>
+            <w:pict>
+              <v:shapetype w14:anchorId="2F4B59A1" id="_x0000_t202" coordsize="21600,21600" o:spt="202" path="m,l,21600r21600,l21600,xe">
+                <v:stroke joinstyle="miter"/>
+                <v:path gradientshapeok="t" o:connecttype="rect"/>
+              </v:shapetype>
+              <v:shape id="Text Box 40" o:spid="_x0000_s1026" type="#_x0000_t202" style="position:absolute;margin-left:-54pt;margin-top:3pt;width:134.85pt;height:627.2pt;z-index:251659264;visibility:visible;mso-wrap-style:square;mso-width-percent:941;mso-height-percent:0;mso-wrap-distance-left:9pt;mso-wrap-distance-top:0;mso-wrap-distance-right:9pt;mso-wrap-distance-bottom:0;mso-position-horizontal:absolute;mso-position-horizontal-relative:margin;mso-position-vertical:absolute;mso-position-vertical-relative:margin;mso-width-percent:941;mso-height-percent:0;mso-width-relative:page;mso-height-relative:page;v-text-anchor:middle" o:gfxdata="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" fillcolor="white [3201]" stroked="f" strokeweight=".5pt">
+                <v:textbox inset="0,0,0,0">
+                  <w:txbxContent>
+                    <w:tbl>
+                      <w:tblPr>
+                        <w:tblW w:w="5000" w:type="pct"/>
+                        <w:jc w:val="center"/>
+                        <w:tblBorders>
+                          <w:insideV w:val="single" w:sz="12" w:space="0" w:color="ED7D31" w:themeColor="accent2"/>
+                        </w:tblBorders>
+                        <w:tblCellMar>
+                          <w:top w:w="1296" w:type="dxa"/>
+                          <w:left w:w="360" w:type="dxa"/>
+                          <w:bottom w:w="1296" w:type="dxa"/>
+                          <w:right w:w="360" w:type="dxa"/>
+                        </w:tblCellMar>
+                        <w:tblLook w:val="04A0" w:firstRow="1" w:lastRow="0" w:firstColumn="1" w:lastColumn="0" w:noHBand="0" w:noVBand="1"/>
+                      </w:tblPr>
+                      <w:tblGrid>
+                        <w:gridCol w:w="5550"/>
+                        <w:gridCol w:w="2173"/>
+                      </w:tblGrid>
+                      <w:tr>
+                        <w:trPr>
+                          <w:jc w:val="center"/>
+                        </w:trPr>
+                        <w:tc>
+                          <w:tcPr>
+                            <w:tcW w:w="2568" w:type="pct"/>
+                            <w:vAlign w:val="center"/>
+                          </w:tcPr>
+                          <w:p>
+                            <w:r>
+                              <w:rPr>
+                                <w:noProof/>
+                              </w:rPr>
+                              <w:drawing>
+                                <wp:inline distT="0" distB="0" distL="0" distR="0" wp14:anchorId="366BF26F" wp14:editId="02703C76">
+                                  <wp:extent cx="3056255" cy="1718812"/>
+                                  <wp:effectExtent l="0" t="0" r="0" b="0"/>
+                                  <wp:docPr id="24428547" name="Picture 2" descr="A table with numbers and symbols&#10;&#10;Description automatically generated"/>
+                                  <wp:cNvGraphicFramePr>
+                                    <a:graphicFrameLocks xmlns:a="http://schemas.openxmlformats.org/drawingml/2006/main" noChangeAspect="1"/>
+                                  </wp:cNvGraphicFramePr>
+                                  <a:graphic xmlns:a="http://schemas.openxmlformats.org/drawingml/2006/main">
+                                    <a:graphicData uri="http://schemas.openxmlformats.org/drawingml/2006/picture">
+                                      <pic:pic xmlns:pic="http://schemas.openxmlformats.org/drawingml/2006/picture">
+                                        <pic:nvPicPr>
+                                          <pic:cNvPr id="24428547" name="Picture 2" descr="A table with numbers and symbols&#10;&#10;Description automatically generated"/>
+                                          <pic:cNvPicPr/>
+                                        </pic:nvPicPr>
+                                        <pic:blipFill>
+                                          <a:blip r:embed="rId8">
+                                            <a:extLst>
+                                              <a:ext uri="{28A0092B-C50C-407E-A947-70E740481C1C}">
+                                                <a14:useLocalDpi xmlns:a14="http://schemas.microsoft.com/office/drawing/2010/main" val="0"/>
+                                              </a:ext>
+                                            </a:extLst>
+                                          </a:blip>
+                                          <a:stretch>
+                                            <a:fillRect/>
+                                          </a:stretch>
+                                        </pic:blipFill>
+                                        <pic:spPr>
+                                          <a:xfrm>
+                                            <a:off x="0" y="0"/>
+                                            <a:ext cx="3065563" cy="1724047"/>
+                                          </a:xfrm>
+                                          <a:prstGeom prst="rect">
+                                            <a:avLst/>
+                                          </a:prstGeom>
+                                        </pic:spPr>
+                                      </pic:pic>
+                                    </a:graphicData>
+                                  </a:graphic>
+                                </wp:inline>
+                              </w:drawing>
+                            </w:r>
+                            <w:r>
+                              <w:rPr>
+                                <w:noProof/>
+                              </w:rPr>
+                              <w:drawing>
+                                <wp:inline distT="0" distB="0" distL="0" distR="0" wp14:anchorId="21DB2D4F" wp14:editId="4CAD9354">
+                                  <wp:extent cx="3063240" cy="1722766"/>
+                                  <wp:effectExtent l="0" t="0" r="3810" b="0"/>
+                                  <wp:docPr id="139" name="Picture 39"/>
+                                  <wp:cNvGraphicFramePr>
+                                    <a:graphicFrameLocks xmlns:a="http://schemas.openxmlformats.org/drawingml/2006/main" noChangeAspect="1"/>
+                                  </wp:cNvGraphicFramePr>
+                                  <a:graphic xmlns:a="http://schemas.openxmlformats.org/drawingml/2006/main">
+                                    <a:graphicData uri="http://schemas.openxmlformats.org/drawingml/2006/picture">
+                                      <pic:pic xmlns:pic="http://schemas.openxmlformats.org/drawingml/2006/picture">
+                                        <pic:nvPicPr>
+                                          <pic:cNvPr id="139" name="Picture 39"/>
+                                          <pic:cNvPicPr/>
+                                        </pic:nvPicPr>
+                                        <pic:blipFill>
+                                          <a:blip r:embed="rId9">
+                                            <a:extLst>
+                                              <a:ext uri="{28A0092B-C50C-407E-A947-70E740481C1C}">
+                                                <a14:useLocalDpi xmlns:a14="http://schemas.microsoft.com/office/drawing/2010/main" val="0"/>
+                                              </a:ext>
+                                            </a:extLst>
+                                          </a:blip>
+                                          <a:stretch>
+                                            <a:fillRect/>
+                                          </a:stretch>
+                                        </pic:blipFill>
+                                        <pic:spPr>
+                                          <a:xfrm>
+                                            <a:off x="0" y="0"/>
+                                            <a:ext cx="3063240" cy="1722766"/>
+                                          </a:xfrm>
+                                          <a:prstGeom prst="rect">
+                                            <a:avLst/>
+                                          </a:prstGeom>
+                                        </pic:spPr>
+                                      </pic:pic>
+                                    </a:graphicData>
+                                  </a:graphic>
+                                </wp:inline>
+                              </w:drawing>
+                            </w:r>
+                          </w:p>
+                          <w:sdt>
+                            <w:sdtPr>
+                              <w:alias w:val="Title"/>
+                              <w:tag w:val=""/>
+                              <w:id w:val="-438379639"/>
+                              <w:dataBinding w:prefixMappings="xmlns:ns0='http://purl.org/dc/elements/1.1/' xmlns:ns1='http://schemas.openxmlformats.org/package/2006/metadata/core-properties' " w:xpath="/ns1:coreProperties[1]/ns0:title[1]" w:storeItemID="{6C3C8BC8-F283-45AE-878A-BAB7291924A1}"/>
+                              <w:text/>
+                            </w:sdtPr>
+                            <w:sdtContent>
+                              <w:p>
+                                <w:pPr>
+                                  <w:pStyle w:val="Title"/>
+                                </w:pPr>
+                                <w:r>
+                                  <w:t>Frozen Insights:</w:t>
+                                </w:r>
+                              </w:p>
+                            </w:sdtContent>
+                          </w:sdt>
+                          <w:sdt>
+                            <w:sdtPr>
+                              <w:rPr>
+                                <w:rFonts w:ascii="Times New Roman" w:hAnsi="Times New Roman" w:cs="Times New Roman"/>
+                                <w:sz w:val="20"/>
+                                <w:szCs w:val="20"/>
+                              </w:rPr>
+                              <w:alias w:val="Subtitle"/>
+                              <w:tag w:val=""/>
+                              <w:id w:val="1354072561"/>
+                              <w:dataBinding w:prefixMappings="xmlns:ns0='http://purl.org/dc/elements/1.1/' xmlns:ns1='http://schemas.openxmlformats.org/package/2006/metadata/core-properties' " w:xpath="/ns1:coreProperties[1]/ns0:subject[1]" w:storeItemID="{6C3C8BC8-F283-45AE-878A-BAB7291924A1}"/>
+                              <w:text/>
+                            </w:sdtPr>
+                            <w:sdtContent>
+                              <w:p>
+                                <w:pPr>
+                                  <w:pStyle w:val="Subtitle"/>
+                                  <w:jc w:val="both"/>
+                                </w:pPr>
+                                <w:r>
+                                  <w:rPr>
+                                    <w:rFonts w:ascii="Times New Roman" w:hAnsi="Times New Roman" w:cs="Times New Roman"/>
+                                    <w:sz w:val="20"/>
+                                    <w:szCs w:val="20"/>
+                                  </w:rPr>
+                                  <w:t>UNVEILING THE DYNAMICS OF NHL PLAYER DATA STATISTICS</w:t>
+                                </w:r>
+                              </w:p>
+                            </w:sdtContent>
+                          </w:sdt>
+                        </w:tc>
+                        <w:tc>
+                          <w:tcPr>
+                            <w:tcW w:w="2432" w:type="pct"/>
+                            <w:vAlign w:val="center"/>
+                          </w:tcPr>
+                          <w:p>
+                            <w:pPr>
+                              <w:pStyle w:val="NoSpacing"/>
+                              <w:rPr>
+                                <w:caps/>
+                                <w:color w:val="ED7D31" w:themeColor="accent2"/>
+                                <w:sz w:val="26"/>
+                                <w:szCs w:val="26"/>
+                              </w:rPr>
+                            </w:pPr>
+                            <w:r>
+                              <w:rPr>
+                                <w:caps/>
+                                <w:color w:val="ED7D31" w:themeColor="accent2"/>
+                                <w:sz w:val="26"/>
+                                <w:szCs w:val="26"/>
+                              </w:rPr>
+                              <w:t>Abstract</w:t>
+                            </w:r>
+                          </w:p>
+                          <w:p>
+                            <w:r>
+                              <w:t xml:space="preserve">Welcome to my project, "Frozen Insights: Unveiling the Dynamics of NHL Player Data Statistics." In this </w:t>
+                            </w:r>
+                            <w:r>
+                              <w:t>project</w:t>
+                            </w:r>
+                            <w:r>
+                              <w:t>, I dive into the intricate world of National Hockey League (NHL) player statistics. From goals and assists to time on ice and advanced analytics, I aim to uncover patterns and insights that define player performance beyond the surface. Whether you're a hockey enthusiast, fantasy league player, or data science enthusiast, join me as I navigate the statistical landscape, offering a comprehensive look at the numbers that tell the story of NHL players and their impact on the game. "Frozen Insights" is not just a statistical analysis but a journey into the heart of the sport, celebrating the exceptional athletes who shape the NHL.</w:t>
+                            </w:r>
+                          </w:p>
+                          <w:sdt>
+                            <w:sdtPr>
+                              <w:rPr>
+                                <w:color w:val="ED7D31" w:themeColor="accent2"/>
+                                <w:sz w:val="26"/>
+                                <w:szCs w:val="26"/>
+                              </w:rPr>
+                              <w:alias w:val="Author"/>
+                              <w:tag w:val=""/>
+                              <w:id w:val="-279026076"/>
+                              <w:dataBinding w:prefixMappings="xmlns:ns0='http://purl.org/dc/elements/1.1/' xmlns:ns1='http://schemas.openxmlformats.org/package/2006/metadata/core-properties' " w:xpath="/ns1:coreProperties[1]/ns0:creator[1]" w:storeItemID="{6C3C8BC8-F283-45AE-878A-BAB7291924A1}"/>
+                              <w:text/>
+                            </w:sdtPr>
+                            <w:sdtContent>
+                              <w:p>
+                                <w:pPr>
+                                  <w:pStyle w:val="NoSpacing"/>
+                                  <w:rPr>
+                                    <w:color w:val="ED7D31" w:themeColor="accent2"/>
+                                    <w:sz w:val="26"/>
+                                    <w:szCs w:val="26"/>
+                                  </w:rPr>
+                                </w:pPr>
+                                <w:r>
+                                  <w:rPr>
+                                    <w:color w:val="ED7D31" w:themeColor="accent2"/>
+                                    <w:sz w:val="26"/>
+                                    <w:szCs w:val="26"/>
+                                  </w:rPr>
+                                  <w:t>Christopher Ward</w:t>
+                                </w:r>
+                              </w:p>
+                            </w:sdtContent>
+                          </w:sdt>
+                          <w:p>
+                            <w:pPr>
+                              <w:pStyle w:val="NoSpacing"/>
+                            </w:pPr>
+                            <w:sdt>
+                              <w:sdtPr>
+                                <w:rPr>
+                                  <w:color w:val="44546A" w:themeColor="text2"/>
+                                </w:rPr>
+                                <w:alias w:val="Course"/>
+                                <w:tag w:val="Course"/>
+                                <w:id w:val="-710501431"/>
+                                <w:dataBinding w:prefixMappings="xmlns:ns0='http://purl.org/dc/elements/1.1/' xmlns:ns1='http://schemas.openxmlformats.org/package/2006/metadata/core-properties' " w:xpath="/ns1:coreProperties[1]/ns1:category[1]" w:storeItemID="{6C3C8BC8-F283-45AE-878A-BAB7291924A1}"/>
+                                <w:text/>
+                              </w:sdtPr>
+                              <w:sdtContent>
+                                <w:r>
+                                  <w:rPr>
+                                    <w:color w:val="44546A" w:themeColor="text2"/>
+                                  </w:rPr>
+                                  <w:t>Probability and Applied Statistics</w:t>
+                                </w:r>
+                              </w:sdtContent>
+                            </w:sdt>
+                          </w:p>
+                        </w:tc>
+                      </w:tr>
+                    </w:tbl>
+                    <w:p/>
+                  </w:txbxContent>
+                </v:textbox>
+                <w10:wrap anchorx="margin" anchory="margin"/>
+              </v:shape>
+            </w:pict>
+          </mc:Fallback>
+        </mc:AlternateContent>
+      </w:r>
       <w:sdt>
         <w:sdtPr>
           <w:id w:val="1991675464"/>
@@ -11,697 +649,1038 @@
             <w:docPartUnique/>
           </w:docPartObj>
         </w:sdtPr>
-        <w:sdtContent>
+        <w:sdtContent/>
+      </w:sdt>
+    </w:p>
+    <w:p/>
+    <w:p>
+      <w:pPr>
+        <w:contextualSpacing/>
+      </w:pPr>
+      <w:r>
+        <w:rPr>
+          <w:vanish/>
+        </w:rPr>
+        <w:t>Top of Form</w:t>
+      </w:r>
+    </w:p>
+    <w:p>
+      <w:pPr>
+        <w:rPr>
+          <w:rFonts w:asciiTheme="majorHAnsi" w:eastAsiaTheme="majorEastAsia" w:hAnsiTheme="majorHAnsi" w:cstheme="majorBidi"/>
+          <w:color w:val="2F5496" w:themeColor="accent1" w:themeShade="BF"/>
+          <w:sz w:val="32"/>
+          <w:szCs w:val="32"/>
+        </w:rPr>
+      </w:pPr>
+      <w:r>
+        <w:br w:type="page"/>
+      </w:r>
+    </w:p>
+    <w:sdt>
+      <w:sdtPr>
+        <w:id w:val="-1505346102"/>
+        <w:docPartObj>
+          <w:docPartGallery w:val="Table of Contents"/>
+          <w:docPartUnique/>
+        </w:docPartObj>
+      </w:sdtPr>
+      <w:sdtEndPr>
+        <w:rPr>
+          <w:rFonts w:ascii="Times New Roman" w:eastAsiaTheme="minorHAnsi" w:hAnsi="Times New Roman" w:cs="Times New Roman"/>
+          <w:b/>
+          <w:bCs/>
+          <w:noProof/>
+          <w:color w:val="auto"/>
+          <w:kern w:val="2"/>
+          <w:sz w:val="24"/>
+          <w:szCs w:val="24"/>
+          <w14:ligatures w14:val="standardContextual"/>
+        </w:rPr>
+      </w:sdtEndPr>
+      <w:sdtContent>
+        <w:p>
+          <w:pPr>
+            <w:pStyle w:val="TOCHeading"/>
+          </w:pPr>
+          <w:r>
+            <w:t>Contents</w:t>
+          </w:r>
+        </w:p>
+        <w:p>
+          <w:pPr>
+            <w:pStyle w:val="TOC1"/>
+            <w:tabs>
+              <w:tab w:val="right" w:leader="dot" w:pos="9350"/>
+            </w:tabs>
+            <w:rPr>
+              <w:rFonts w:asciiTheme="minorHAnsi" w:eastAsiaTheme="minorEastAsia" w:hAnsiTheme="minorHAnsi" w:cstheme="minorBidi"/>
+              <w:noProof/>
+              <w:sz w:val="22"/>
+              <w:szCs w:val="22"/>
+            </w:rPr>
+          </w:pPr>
+          <w:r>
+            <w:fldChar w:fldCharType="begin"/>
+          </w:r>
+          <w:r>
+            <w:instrText xml:space="preserve"> TOC \o "1-3" \h \z \u </w:instrText>
+          </w:r>
+          <w:r>
+            <w:fldChar w:fldCharType="separate"/>
+          </w:r>
+          <w:hyperlink w:anchor="_Toc153480928" w:history="1">
+            <w:r>
+              <w:rPr>
+                <w:rStyle w:val="Hyperlink"/>
+                <w:noProof/>
+              </w:rPr>
+              <w:t>Chapter 1</w:t>
+            </w:r>
+            <w:r>
+              <w:rPr>
+                <w:noProof/>
+                <w:webHidden/>
+              </w:rPr>
+              <w:tab/>
+            </w:r>
+            <w:r>
+              <w:rPr>
+                <w:noProof/>
+                <w:webHidden/>
+              </w:rPr>
+              <w:fldChar w:fldCharType="begin"/>
+            </w:r>
+            <w:r>
+              <w:rPr>
+                <w:noProof/>
+                <w:webHidden/>
+              </w:rPr>
+              <w:instrText xml:space="preserve"> PAGEREF _Toc153480928 \h </w:instrText>
+            </w:r>
+            <w:r>
+              <w:rPr>
+                <w:noProof/>
+                <w:webHidden/>
+              </w:rPr>
+            </w:r>
+            <w:r>
+              <w:rPr>
+                <w:noProof/>
+                <w:webHidden/>
+              </w:rPr>
+              <w:fldChar w:fldCharType="separate"/>
+            </w:r>
+            <w:r>
+              <w:rPr>
+                <w:noProof/>
+                <w:webHidden/>
+              </w:rPr>
+              <w:t>2</w:t>
+            </w:r>
+            <w:r>
+              <w:rPr>
+                <w:noProof/>
+                <w:webHidden/>
+              </w:rPr>
+              <w:fldChar w:fldCharType="end"/>
+            </w:r>
+          </w:hyperlink>
+        </w:p>
+        <w:p>
+          <w:pPr>
+            <w:pStyle w:val="TOC1"/>
+            <w:tabs>
+              <w:tab w:val="right" w:leader="dot" w:pos="9350"/>
+            </w:tabs>
+            <w:rPr>
+              <w:rFonts w:asciiTheme="minorHAnsi" w:eastAsiaTheme="minorEastAsia" w:hAnsiTheme="minorHAnsi" w:cstheme="minorBidi"/>
+              <w:noProof/>
+              <w:sz w:val="22"/>
+              <w:szCs w:val="22"/>
+            </w:rPr>
+          </w:pPr>
+          <w:hyperlink w:anchor="_Toc153480929" w:history="1">
+            <w:r>
+              <w:rPr>
+                <w:rStyle w:val="Hyperlink"/>
+                <w:noProof/>
+              </w:rPr>
+              <w:t>Chapter 2</w:t>
+            </w:r>
+            <w:r>
+              <w:rPr>
+                <w:noProof/>
+                <w:webHidden/>
+              </w:rPr>
+              <w:tab/>
+            </w:r>
+            <w:r>
+              <w:rPr>
+                <w:noProof/>
+                <w:webHidden/>
+              </w:rPr>
+              <w:fldChar w:fldCharType="begin"/>
+            </w:r>
+            <w:r>
+              <w:rPr>
+                <w:noProof/>
+                <w:webHidden/>
+              </w:rPr>
+              <w:instrText xml:space="preserve"> PAGEREF _Toc153480929 \h </w:instrText>
+            </w:r>
+            <w:r>
+              <w:rPr>
+                <w:noProof/>
+                <w:webHidden/>
+              </w:rPr>
+            </w:r>
+            <w:r>
+              <w:rPr>
+                <w:noProof/>
+                <w:webHidden/>
+              </w:rPr>
+              <w:fldChar w:fldCharType="separate"/>
+            </w:r>
+            <w:r>
+              <w:rPr>
+                <w:noProof/>
+                <w:webHidden/>
+              </w:rPr>
+              <w:t>3</w:t>
+            </w:r>
+            <w:r>
+              <w:rPr>
+                <w:noProof/>
+                <w:webHidden/>
+              </w:rPr>
+              <w:fldChar w:fldCharType="end"/>
+            </w:r>
+          </w:hyperlink>
+        </w:p>
+        <w:p>
+          <w:pPr>
+            <w:pStyle w:val="TOC2"/>
+            <w:tabs>
+              <w:tab w:val="right" w:leader="dot" w:pos="9350"/>
+            </w:tabs>
+            <w:rPr>
+              <w:rFonts w:asciiTheme="minorHAnsi" w:eastAsiaTheme="minorEastAsia" w:hAnsiTheme="minorHAnsi" w:cstheme="minorBidi"/>
+              <w:noProof/>
+              <w:sz w:val="22"/>
+              <w:szCs w:val="22"/>
+            </w:rPr>
+          </w:pPr>
+          <w:hyperlink w:anchor="_Toc153480930" w:history="1">
+            <w:r>
+              <w:rPr>
+                <w:rStyle w:val="Hyperlink"/>
+                <w:noProof/>
+              </w:rPr>
+              <w:t>Section 2</w:t>
+            </w:r>
+            <w:r>
+              <w:rPr>
+                <w:rStyle w:val="Hyperlink"/>
+                <w:noProof/>
+              </w:rPr>
+              <w:t>.</w:t>
+            </w:r>
+            <w:r>
+              <w:rPr>
+                <w:rStyle w:val="Hyperlink"/>
+                <w:noProof/>
+              </w:rPr>
+              <w:t>3 – A Review of Set Notation</w:t>
+            </w:r>
+            <w:r>
+              <w:rPr>
+                <w:noProof/>
+                <w:webHidden/>
+              </w:rPr>
+              <w:tab/>
+            </w:r>
+            <w:r>
+              <w:rPr>
+                <w:noProof/>
+                <w:webHidden/>
+              </w:rPr>
+              <w:fldChar w:fldCharType="begin"/>
+            </w:r>
+            <w:r>
+              <w:rPr>
+                <w:noProof/>
+                <w:webHidden/>
+              </w:rPr>
+              <w:instrText xml:space="preserve"> PAGEREF _Toc153480930 \h </w:instrText>
+            </w:r>
+            <w:r>
+              <w:rPr>
+                <w:noProof/>
+                <w:webHidden/>
+              </w:rPr>
+            </w:r>
+            <w:r>
+              <w:rPr>
+                <w:noProof/>
+                <w:webHidden/>
+              </w:rPr>
+              <w:fldChar w:fldCharType="separate"/>
+            </w:r>
+            <w:r>
+              <w:rPr>
+                <w:noProof/>
+                <w:webHidden/>
+              </w:rPr>
+              <w:t>3</w:t>
+            </w:r>
+            <w:r>
+              <w:rPr>
+                <w:noProof/>
+                <w:webHidden/>
+              </w:rPr>
+              <w:fldChar w:fldCharType="end"/>
+            </w:r>
+          </w:hyperlink>
+        </w:p>
+        <w:p>
+          <w:pPr>
+            <w:pStyle w:val="TOC2"/>
+            <w:tabs>
+              <w:tab w:val="right" w:leader="dot" w:pos="9350"/>
+            </w:tabs>
+            <w:rPr>
+              <w:rFonts w:asciiTheme="minorHAnsi" w:eastAsiaTheme="minorEastAsia" w:hAnsiTheme="minorHAnsi" w:cstheme="minorBidi"/>
+              <w:noProof/>
+              <w:sz w:val="22"/>
+              <w:szCs w:val="22"/>
+            </w:rPr>
+          </w:pPr>
+          <w:hyperlink w:anchor="_Toc153480931" w:history="1">
+            <w:r>
+              <w:rPr>
+                <w:rStyle w:val="Hyperlink"/>
+                <w:noProof/>
+              </w:rPr>
+              <w:t>Section 2.4 – A Probabilistic Model for an Experiment: The Discrete Case</w:t>
+            </w:r>
+            <w:r>
+              <w:rPr>
+                <w:noProof/>
+                <w:webHidden/>
+              </w:rPr>
+              <w:tab/>
+            </w:r>
+            <w:r>
+              <w:rPr>
+                <w:noProof/>
+                <w:webHidden/>
+              </w:rPr>
+              <w:fldChar w:fldCharType="begin"/>
+            </w:r>
+            <w:r>
+              <w:rPr>
+                <w:noProof/>
+                <w:webHidden/>
+              </w:rPr>
+              <w:instrText xml:space="preserve"> PAGEREF _Toc153480931 \h </w:instrText>
+            </w:r>
+            <w:r>
+              <w:rPr>
+                <w:noProof/>
+                <w:webHidden/>
+              </w:rPr>
+            </w:r>
+            <w:r>
+              <w:rPr>
+                <w:noProof/>
+                <w:webHidden/>
+              </w:rPr>
+              <w:fldChar w:fldCharType="separate"/>
+            </w:r>
+            <w:r>
+              <w:rPr>
+                <w:noProof/>
+                <w:webHidden/>
+              </w:rPr>
+              <w:t>5</w:t>
+            </w:r>
+            <w:r>
+              <w:rPr>
+                <w:noProof/>
+                <w:webHidden/>
+              </w:rPr>
+              <w:fldChar w:fldCharType="end"/>
+            </w:r>
+          </w:hyperlink>
+        </w:p>
+        <w:p>
+          <w:pPr>
+            <w:pStyle w:val="TOC3"/>
+            <w:tabs>
+              <w:tab w:val="right" w:leader="dot" w:pos="9350"/>
+            </w:tabs>
+            <w:rPr>
+              <w:rFonts w:asciiTheme="minorHAnsi" w:eastAsiaTheme="minorEastAsia" w:hAnsiTheme="minorHAnsi" w:cstheme="minorBidi"/>
+              <w:noProof/>
+              <w:sz w:val="22"/>
+              <w:szCs w:val="22"/>
+            </w:rPr>
+          </w:pPr>
+          <w:hyperlink w:anchor="_Toc153480932" w:history="1">
+            <w:r>
+              <w:rPr>
+                <w:rStyle w:val="Hyperlink"/>
+                <w:noProof/>
+              </w:rPr>
+              <w:t>Table 1:</w:t>
+            </w:r>
+            <w:r>
+              <w:rPr>
+                <w:noProof/>
+                <w:webHidden/>
+              </w:rPr>
+              <w:tab/>
+            </w:r>
+            <w:r>
+              <w:rPr>
+                <w:noProof/>
+                <w:webHidden/>
+              </w:rPr>
+              <w:fldChar w:fldCharType="begin"/>
+            </w:r>
+            <w:r>
+              <w:rPr>
+                <w:noProof/>
+                <w:webHidden/>
+              </w:rPr>
+              <w:instrText xml:space="preserve"> PAGEREF _Toc153480932 \h </w:instrText>
+            </w:r>
+            <w:r>
+              <w:rPr>
+                <w:noProof/>
+                <w:webHidden/>
+              </w:rPr>
+            </w:r>
+            <w:r>
+              <w:rPr>
+                <w:noProof/>
+                <w:webHidden/>
+              </w:rPr>
+              <w:fldChar w:fldCharType="separate"/>
+            </w:r>
+            <w:r>
+              <w:rPr>
+                <w:noProof/>
+                <w:webHidden/>
+              </w:rPr>
+              <w:t>5</w:t>
+            </w:r>
+            <w:r>
+              <w:rPr>
+                <w:noProof/>
+                <w:webHidden/>
+              </w:rPr>
+              <w:fldChar w:fldCharType="end"/>
+            </w:r>
+          </w:hyperlink>
+        </w:p>
+        <w:p>
+          <w:pPr>
+            <w:pStyle w:val="TOC3"/>
+            <w:tabs>
+              <w:tab w:val="right" w:leader="dot" w:pos="9350"/>
+            </w:tabs>
+            <w:rPr>
+              <w:rFonts w:asciiTheme="minorHAnsi" w:eastAsiaTheme="minorEastAsia" w:hAnsiTheme="minorHAnsi" w:cstheme="minorBidi"/>
+              <w:noProof/>
+              <w:sz w:val="22"/>
+              <w:szCs w:val="22"/>
+            </w:rPr>
+          </w:pPr>
+          <w:hyperlink w:anchor="_Toc153480933" w:history="1">
+            <w:r>
+              <w:rPr>
+                <w:rStyle w:val="Hyperlink"/>
+                <w:noProof/>
+              </w:rPr>
+              <w:t>Table 2:</w:t>
+            </w:r>
+            <w:r>
+              <w:rPr>
+                <w:noProof/>
+                <w:webHidden/>
+              </w:rPr>
+              <w:tab/>
+            </w:r>
+            <w:r>
+              <w:rPr>
+                <w:noProof/>
+                <w:webHidden/>
+              </w:rPr>
+              <w:fldChar w:fldCharType="begin"/>
+            </w:r>
+            <w:r>
+              <w:rPr>
+                <w:noProof/>
+                <w:webHidden/>
+              </w:rPr>
+              <w:instrText xml:space="preserve"> PAGEREF _Toc153480933 \h </w:instrText>
+            </w:r>
+            <w:r>
+              <w:rPr>
+                <w:noProof/>
+                <w:webHidden/>
+              </w:rPr>
+            </w:r>
+            <w:r>
+              <w:rPr>
+                <w:noProof/>
+                <w:webHidden/>
+              </w:rPr>
+              <w:fldChar w:fldCharType="separate"/>
+            </w:r>
+            <w:r>
+              <w:rPr>
+                <w:noProof/>
+                <w:webHidden/>
+              </w:rPr>
+              <w:t>6</w:t>
+            </w:r>
+            <w:r>
+              <w:rPr>
+                <w:noProof/>
+                <w:webHidden/>
+              </w:rPr>
+              <w:fldChar w:fldCharType="end"/>
+            </w:r>
+          </w:hyperlink>
+        </w:p>
+        <w:p>
+          <w:pPr>
+            <w:pStyle w:val="TOC2"/>
+            <w:tabs>
+              <w:tab w:val="right" w:leader="dot" w:pos="9350"/>
+            </w:tabs>
+            <w:rPr>
+              <w:rFonts w:asciiTheme="minorHAnsi" w:eastAsiaTheme="minorEastAsia" w:hAnsiTheme="minorHAnsi" w:cstheme="minorBidi"/>
+              <w:noProof/>
+              <w:sz w:val="22"/>
+              <w:szCs w:val="22"/>
+            </w:rPr>
+          </w:pPr>
+          <w:hyperlink w:anchor="_Toc153480934" w:history="1">
+            <w:r>
+              <w:rPr>
+                <w:rStyle w:val="Hyperlink"/>
+                <w:noProof/>
+              </w:rPr>
+              <w:t>Section 2.5 - Calculating the Probability of an Event: The Sample-Point Method</w:t>
+            </w:r>
+            <w:r>
+              <w:rPr>
+                <w:noProof/>
+                <w:webHidden/>
+              </w:rPr>
+              <w:tab/>
+            </w:r>
+            <w:r>
+              <w:rPr>
+                <w:noProof/>
+                <w:webHidden/>
+              </w:rPr>
+              <w:fldChar w:fldCharType="begin"/>
+            </w:r>
+            <w:r>
+              <w:rPr>
+                <w:noProof/>
+                <w:webHidden/>
+              </w:rPr>
+              <w:instrText xml:space="preserve"> PAGEREF _Toc153480934 \h </w:instrText>
+            </w:r>
+            <w:r>
+              <w:rPr>
+                <w:noProof/>
+                <w:webHidden/>
+              </w:rPr>
+            </w:r>
+            <w:r>
+              <w:rPr>
+                <w:noProof/>
+                <w:webHidden/>
+              </w:rPr>
+              <w:fldChar w:fldCharType="separate"/>
+            </w:r>
+            <w:r>
+              <w:rPr>
+                <w:noProof/>
+                <w:webHidden/>
+              </w:rPr>
+              <w:t>7</w:t>
+            </w:r>
+            <w:r>
+              <w:rPr>
+                <w:noProof/>
+                <w:webHidden/>
+              </w:rPr>
+              <w:fldChar w:fldCharType="end"/>
+            </w:r>
+          </w:hyperlink>
+        </w:p>
+        <w:p>
+          <w:pPr>
+            <w:pStyle w:val="TOC2"/>
+            <w:tabs>
+              <w:tab w:val="right" w:leader="dot" w:pos="9350"/>
+            </w:tabs>
+            <w:rPr>
+              <w:rFonts w:asciiTheme="minorHAnsi" w:eastAsiaTheme="minorEastAsia" w:hAnsiTheme="minorHAnsi" w:cstheme="minorBidi"/>
+              <w:noProof/>
+              <w:sz w:val="22"/>
+              <w:szCs w:val="22"/>
+            </w:rPr>
+          </w:pPr>
+          <w:hyperlink w:anchor="_Toc153480935" w:history="1">
+            <w:r>
+              <w:rPr>
+                <w:rStyle w:val="Hyperlink"/>
+                <w:noProof/>
+              </w:rPr>
+              <w:t>Section 2.6 – Tools for Counting Sample Points</w:t>
+            </w:r>
+            <w:r>
+              <w:rPr>
+                <w:noProof/>
+                <w:webHidden/>
+              </w:rPr>
+              <w:tab/>
+            </w:r>
+            <w:r>
+              <w:rPr>
+                <w:noProof/>
+                <w:webHidden/>
+              </w:rPr>
+              <w:fldChar w:fldCharType="begin"/>
+            </w:r>
+            <w:r>
+              <w:rPr>
+                <w:noProof/>
+                <w:webHidden/>
+              </w:rPr>
+              <w:instrText xml:space="preserve"> PAGEREF _Toc153480935 \h </w:instrText>
+            </w:r>
+            <w:r>
+              <w:rPr>
+                <w:noProof/>
+                <w:webHidden/>
+              </w:rPr>
+            </w:r>
+            <w:r>
+              <w:rPr>
+                <w:noProof/>
+                <w:webHidden/>
+              </w:rPr>
+              <w:fldChar w:fldCharType="separate"/>
+            </w:r>
+            <w:r>
+              <w:rPr>
+                <w:noProof/>
+                <w:webHidden/>
+              </w:rPr>
+              <w:t>8</w:t>
+            </w:r>
+            <w:r>
+              <w:rPr>
+                <w:noProof/>
+                <w:webHidden/>
+              </w:rPr>
+              <w:fldChar w:fldCharType="end"/>
+            </w:r>
+          </w:hyperlink>
+        </w:p>
+        <w:p>
+          <w:pPr>
+            <w:pStyle w:val="TOC2"/>
+            <w:tabs>
+              <w:tab w:val="right" w:leader="dot" w:pos="9350"/>
+            </w:tabs>
+            <w:rPr>
+              <w:rFonts w:asciiTheme="minorHAnsi" w:eastAsiaTheme="minorEastAsia" w:hAnsiTheme="minorHAnsi" w:cstheme="minorBidi"/>
+              <w:noProof/>
+              <w:sz w:val="22"/>
+              <w:szCs w:val="22"/>
+            </w:rPr>
+          </w:pPr>
+          <w:hyperlink w:anchor="_Toc153480936" w:history="1">
+            <w:r>
+              <w:rPr>
+                <w:rStyle w:val="Hyperlink"/>
+                <w:noProof/>
+              </w:rPr>
+              <w:t>Section 2.7 – Conditional Probability and the Independence of Events</w:t>
+            </w:r>
+            <w:r>
+              <w:rPr>
+                <w:noProof/>
+                <w:webHidden/>
+              </w:rPr>
+              <w:tab/>
+            </w:r>
+            <w:r>
+              <w:rPr>
+                <w:noProof/>
+                <w:webHidden/>
+              </w:rPr>
+              <w:fldChar w:fldCharType="begin"/>
+            </w:r>
+            <w:r>
+              <w:rPr>
+                <w:noProof/>
+                <w:webHidden/>
+              </w:rPr>
+              <w:instrText xml:space="preserve"> PAGEREF _Toc153480936 \h </w:instrText>
+            </w:r>
+            <w:r>
+              <w:rPr>
+                <w:noProof/>
+                <w:webHidden/>
+              </w:rPr>
+            </w:r>
+            <w:r>
+              <w:rPr>
+                <w:noProof/>
+                <w:webHidden/>
+              </w:rPr>
+              <w:fldChar w:fldCharType="separate"/>
+            </w:r>
+            <w:r>
+              <w:rPr>
+                <w:noProof/>
+                <w:webHidden/>
+              </w:rPr>
+              <w:t>9</w:t>
+            </w:r>
+            <w:r>
+              <w:rPr>
+                <w:noProof/>
+                <w:webHidden/>
+              </w:rPr>
+              <w:fldChar w:fldCharType="end"/>
+            </w:r>
+          </w:hyperlink>
+        </w:p>
+        <w:p>
+          <w:pPr>
+            <w:pStyle w:val="TOC2"/>
+            <w:tabs>
+              <w:tab w:val="right" w:leader="dot" w:pos="9350"/>
+            </w:tabs>
+            <w:rPr>
+              <w:rFonts w:asciiTheme="minorHAnsi" w:eastAsiaTheme="minorEastAsia" w:hAnsiTheme="minorHAnsi" w:cstheme="minorBidi"/>
+              <w:noProof/>
+              <w:sz w:val="22"/>
+              <w:szCs w:val="22"/>
+            </w:rPr>
+          </w:pPr>
+          <w:hyperlink w:anchor="_Toc153480937" w:history="1">
+            <w:r>
+              <w:rPr>
+                <w:rStyle w:val="Hyperlink"/>
+                <w:noProof/>
+              </w:rPr>
+              <w:t>Section 2.8 – Two Laws of Probability</w:t>
+            </w:r>
+            <w:r>
+              <w:rPr>
+                <w:noProof/>
+                <w:webHidden/>
+              </w:rPr>
+              <w:tab/>
+            </w:r>
+            <w:r>
+              <w:rPr>
+                <w:noProof/>
+                <w:webHidden/>
+              </w:rPr>
+              <w:fldChar w:fldCharType="begin"/>
+            </w:r>
+            <w:r>
+              <w:rPr>
+                <w:noProof/>
+                <w:webHidden/>
+              </w:rPr>
+              <w:instrText xml:space="preserve"> PAGEREF _Toc153480937 \h </w:instrText>
+            </w:r>
+            <w:r>
+              <w:rPr>
+                <w:noProof/>
+                <w:webHidden/>
+              </w:rPr>
+            </w:r>
+            <w:r>
+              <w:rPr>
+                <w:noProof/>
+                <w:webHidden/>
+              </w:rPr>
+              <w:fldChar w:fldCharType="separate"/>
+            </w:r>
+            <w:r>
+              <w:rPr>
+                <w:noProof/>
+                <w:webHidden/>
+              </w:rPr>
+              <w:t>10</w:t>
+            </w:r>
+            <w:r>
+              <w:rPr>
+                <w:noProof/>
+                <w:webHidden/>
+              </w:rPr>
+              <w:fldChar w:fldCharType="end"/>
+            </w:r>
+          </w:hyperlink>
+        </w:p>
+        <w:p>
+          <w:pPr>
+            <w:pStyle w:val="TOC2"/>
+            <w:tabs>
+              <w:tab w:val="right" w:leader="dot" w:pos="9350"/>
+            </w:tabs>
+            <w:rPr>
+              <w:rFonts w:asciiTheme="minorHAnsi" w:eastAsiaTheme="minorEastAsia" w:hAnsiTheme="minorHAnsi" w:cstheme="minorBidi"/>
+              <w:noProof/>
+              <w:sz w:val="22"/>
+              <w:szCs w:val="22"/>
+            </w:rPr>
+          </w:pPr>
+          <w:hyperlink w:anchor="_Toc153480938" w:history="1">
+            <w:r>
+              <w:rPr>
+                <w:rStyle w:val="Hyperlink"/>
+                <w:noProof/>
+              </w:rPr>
+              <w:t>Section 2.10 – The Law of Total Probability and Bayes’ Rule</w:t>
+            </w:r>
+            <w:r>
+              <w:rPr>
+                <w:noProof/>
+                <w:webHidden/>
+              </w:rPr>
+              <w:tab/>
+            </w:r>
+            <w:r>
+              <w:rPr>
+                <w:noProof/>
+                <w:webHidden/>
+              </w:rPr>
+              <w:fldChar w:fldCharType="begin"/>
+            </w:r>
+            <w:r>
+              <w:rPr>
+                <w:noProof/>
+                <w:webHidden/>
+              </w:rPr>
+              <w:instrText xml:space="preserve"> PAGEREF _Toc153480938 \h </w:instrText>
+            </w:r>
+            <w:r>
+              <w:rPr>
+                <w:noProof/>
+                <w:webHidden/>
+              </w:rPr>
+            </w:r>
+            <w:r>
+              <w:rPr>
+                <w:noProof/>
+                <w:webHidden/>
+              </w:rPr>
+              <w:fldChar w:fldCharType="separate"/>
+            </w:r>
+            <w:r>
+              <w:rPr>
+                <w:noProof/>
+                <w:webHidden/>
+              </w:rPr>
+              <w:t>11</w:t>
+            </w:r>
+            <w:r>
+              <w:rPr>
+                <w:noProof/>
+                <w:webHidden/>
+              </w:rPr>
+              <w:fldChar w:fldCharType="end"/>
+            </w:r>
+          </w:hyperlink>
+        </w:p>
+        <w:p>
+          <w:pPr>
+            <w:pStyle w:val="TOC1"/>
+            <w:tabs>
+              <w:tab w:val="right" w:leader="dot" w:pos="9350"/>
+            </w:tabs>
+            <w:rPr>
+              <w:rFonts w:asciiTheme="minorHAnsi" w:eastAsiaTheme="minorEastAsia" w:hAnsiTheme="minorHAnsi" w:cstheme="minorBidi"/>
+              <w:noProof/>
+              <w:sz w:val="22"/>
+              <w:szCs w:val="22"/>
+            </w:rPr>
+          </w:pPr>
+          <w:hyperlink w:anchor="_Toc153480939" w:history="1">
+            <w:r>
+              <w:rPr>
+                <w:rStyle w:val="Hyperlink"/>
+                <w:noProof/>
+              </w:rPr>
+              <w:t>Chapter 3: Discrete Random Variables and Their Probability Distributions</w:t>
+            </w:r>
+            <w:r>
+              <w:rPr>
+                <w:noProof/>
+                <w:webHidden/>
+              </w:rPr>
+              <w:tab/>
+            </w:r>
+            <w:r>
+              <w:rPr>
+                <w:noProof/>
+                <w:webHidden/>
+              </w:rPr>
+              <w:fldChar w:fldCharType="begin"/>
+            </w:r>
+            <w:r>
+              <w:rPr>
+                <w:noProof/>
+                <w:webHidden/>
+              </w:rPr>
+              <w:instrText xml:space="preserve"> PAGEREF _Toc153480939 \h </w:instrText>
+            </w:r>
+            <w:r>
+              <w:rPr>
+                <w:noProof/>
+                <w:webHidden/>
+              </w:rPr>
+            </w:r>
+            <w:r>
+              <w:rPr>
+                <w:noProof/>
+                <w:webHidden/>
+              </w:rPr>
+              <w:fldChar w:fldCharType="separate"/>
+            </w:r>
+            <w:r>
+              <w:rPr>
+                <w:noProof/>
+                <w:webHidden/>
+              </w:rPr>
+              <w:t>12</w:t>
+            </w:r>
+            <w:r>
+              <w:rPr>
+                <w:noProof/>
+                <w:webHidden/>
+              </w:rPr>
+              <w:fldChar w:fldCharType="end"/>
+            </w:r>
+          </w:hyperlink>
+        </w:p>
+        <w:p>
+          <w:pPr>
+            <w:pStyle w:val="TOC2"/>
+            <w:tabs>
+              <w:tab w:val="right" w:leader="dot" w:pos="9350"/>
+            </w:tabs>
+            <w:rPr>
+              <w:rFonts w:asciiTheme="minorHAnsi" w:eastAsiaTheme="minorEastAsia" w:hAnsiTheme="minorHAnsi" w:cstheme="minorBidi"/>
+              <w:noProof/>
+              <w:sz w:val="22"/>
+              <w:szCs w:val="22"/>
+            </w:rPr>
+          </w:pPr>
+          <w:hyperlink w:anchor="_Toc153480940" w:history="1">
+            <w:r>
+              <w:rPr>
+                <w:rStyle w:val="Hyperlink"/>
+                <w:noProof/>
+              </w:rPr>
+              <w:t>Section 3.2 – The Probability Distributions for a Discrete Random Variable</w:t>
+            </w:r>
+            <w:r>
+              <w:rPr>
+                <w:noProof/>
+                <w:webHidden/>
+              </w:rPr>
+              <w:tab/>
+            </w:r>
+            <w:r>
+              <w:rPr>
+                <w:noProof/>
+                <w:webHidden/>
+              </w:rPr>
+              <w:fldChar w:fldCharType="begin"/>
+            </w:r>
+            <w:r>
+              <w:rPr>
+                <w:noProof/>
+                <w:webHidden/>
+              </w:rPr>
+              <w:instrText xml:space="preserve"> PAGEREF _Toc153480940 \h </w:instrText>
+            </w:r>
+            <w:r>
+              <w:rPr>
+                <w:noProof/>
+                <w:webHidden/>
+              </w:rPr>
+            </w:r>
+            <w:r>
+              <w:rPr>
+                <w:noProof/>
+                <w:webHidden/>
+              </w:rPr>
+              <w:fldChar w:fldCharType="separate"/>
+            </w:r>
+            <w:r>
+              <w:rPr>
+                <w:noProof/>
+                <w:webHidden/>
+              </w:rPr>
+              <w:t>12</w:t>
+            </w:r>
+            <w:r>
+              <w:rPr>
+                <w:noProof/>
+                <w:webHidden/>
+              </w:rPr>
+              <w:fldChar w:fldCharType="end"/>
+            </w:r>
+          </w:hyperlink>
+        </w:p>
+        <w:p>
+          <w:pPr>
+            <w:rPr>
+              <w:b/>
+              <w:bCs/>
+              <w:noProof/>
+            </w:rPr>
+          </w:pPr>
           <w:r>
             <w:rPr>
+              <w:b/>
+              <w:bCs/>
               <w:noProof/>
             </w:rPr>
-            <mc:AlternateContent>
-              <mc:Choice Requires="wps">
-                <w:drawing>
-                  <wp:anchor distT="0" distB="0" distL="114300" distR="114300" simplePos="0" relativeHeight="251659264" behindDoc="0" locked="0" layoutInCell="1" allowOverlap="1" wp14:anchorId="2F4B59A1" wp14:editId="26088D33">
-                    <wp:simplePos x="0" y="0"/>
-                    <wp:positionH relativeFrom="page">
-                      <wp:align>center</wp:align>
-                    </wp:positionH>
-                    <wp:positionV relativeFrom="page">
-                      <wp:align>center</wp:align>
-                    </wp:positionV>
-                    <wp:extent cx="1712890" cy="3840480"/>
-                    <wp:effectExtent l="0" t="0" r="1270" b="0"/>
-                    <wp:wrapNone/>
-                    <wp:docPr id="138" name="Text Box 40"/>
-                    <wp:cNvGraphicFramePr/>
-                    <a:graphic xmlns:a="http://schemas.openxmlformats.org/drawingml/2006/main">
-                      <a:graphicData uri="http://schemas.microsoft.com/office/word/2010/wordprocessingShape">
-                        <wps:wsp>
-                          <wps:cNvSpPr txBox="1"/>
-                          <wps:spPr>
-                            <a:xfrm>
-                              <a:off x="0" y="0"/>
-                              <a:ext cx="1712890" cy="3840480"/>
-                            </a:xfrm>
-                            <a:prstGeom prst="rect">
-                              <a:avLst/>
-                            </a:prstGeom>
-                            <a:solidFill>
-                              <a:schemeClr val="lt1"/>
-                            </a:solidFill>
-                            <a:ln w="6350">
-                              <a:noFill/>
-                            </a:ln>
-                            <a:effectLst/>
-                          </wps:spPr>
-                          <wps:style>
-                            <a:lnRef idx="0">
-                              <a:schemeClr val="accent1"/>
-                            </a:lnRef>
-                            <a:fillRef idx="0">
-                              <a:schemeClr val="accent1"/>
-                            </a:fillRef>
-                            <a:effectRef idx="0">
-                              <a:schemeClr val="accent1"/>
-                            </a:effectRef>
-                            <a:fontRef idx="minor">
-                              <a:schemeClr val="dk1"/>
-                            </a:fontRef>
-                          </wps:style>
-                          <wps:txbx>
-                            <w:txbxContent>
-                              <w:tbl>
-                                <w:tblPr>
-                                  <w:tblW w:w="5000" w:type="pct"/>
-                                  <w:jc w:val="center"/>
-                                  <w:tblBorders>
-                                    <w:insideV w:val="single" w:sz="12" w:space="0" w:color="ED7D31" w:themeColor="accent2"/>
-                                  </w:tblBorders>
-                                  <w:tblCellMar>
-                                    <w:top w:w="1296" w:type="dxa"/>
-                                    <w:left w:w="360" w:type="dxa"/>
-                                    <w:bottom w:w="1296" w:type="dxa"/>
-                                    <w:right w:w="360" w:type="dxa"/>
-                                  </w:tblCellMar>
-                                  <w:tblLook w:val="04A0" w:firstRow="1" w:lastRow="0" w:firstColumn="1" w:lastColumn="0" w:noHBand="0" w:noVBand="1"/>
-                                </w:tblPr>
-                                <w:tblGrid>
-                                  <w:gridCol w:w="5550"/>
-                                  <w:gridCol w:w="2173"/>
-                                </w:tblGrid>
-                                <w:tr>
-                                  <w:trPr>
-                                    <w:jc w:val="center"/>
-                                  </w:trPr>
-                                  <w:tc>
-                                    <w:tcPr>
-                                      <w:tcW w:w="2568" w:type="pct"/>
-                                      <w:vAlign w:val="center"/>
-                                    </w:tcPr>
-                                    <w:p>
-                                      <w:pPr>
-                                        <w:jc w:val="right"/>
-                                      </w:pPr>
-                                      <w:r>
-                                        <w:rPr>
-                                          <w:noProof/>
-                                        </w:rPr>
-                                        <w:drawing>
-                                          <wp:inline distT="0" distB="0" distL="0" distR="0" wp14:anchorId="366BF26F" wp14:editId="02703C76">
-                                            <wp:extent cx="3056255" cy="1718812"/>
-                                            <wp:effectExtent l="0" t="0" r="0" b="0"/>
-                                            <wp:docPr id="24428547" name="Picture 2" descr="A table with numbers and symbols&#10;&#10;Description automatically generated"/>
-                                            <wp:cNvGraphicFramePr>
-                                              <a:graphicFrameLocks xmlns:a="http://schemas.openxmlformats.org/drawingml/2006/main" noChangeAspect="1"/>
-                                            </wp:cNvGraphicFramePr>
-                                            <a:graphic xmlns:a="http://schemas.openxmlformats.org/drawingml/2006/main">
-                                              <a:graphicData uri="http://schemas.openxmlformats.org/drawingml/2006/picture">
-                                                <pic:pic xmlns:pic="http://schemas.openxmlformats.org/drawingml/2006/picture">
-                                                  <pic:nvPicPr>
-                                                    <pic:cNvPr id="24428547" name="Picture 2" descr="A table with numbers and symbols&#10;&#10;Description automatically generated"/>
-                                                    <pic:cNvPicPr/>
-                                                  </pic:nvPicPr>
-                                                  <pic:blipFill>
-                                                    <a:blip r:embed="rId7">
-                                                      <a:extLst>
-                                                        <a:ext uri="{28A0092B-C50C-407E-A947-70E740481C1C}">
-                                                          <a14:useLocalDpi xmlns:a14="http://schemas.microsoft.com/office/drawing/2010/main" val="0"/>
-                                                        </a:ext>
-                                                      </a:extLst>
-                                                    </a:blip>
-                                                    <a:stretch>
-                                                      <a:fillRect/>
-                                                    </a:stretch>
-                                                  </pic:blipFill>
-                                                  <pic:spPr>
-                                                    <a:xfrm>
-                                                      <a:off x="0" y="0"/>
-                                                      <a:ext cx="3065563" cy="1724047"/>
-                                                    </a:xfrm>
-                                                    <a:prstGeom prst="rect">
-                                                      <a:avLst/>
-                                                    </a:prstGeom>
-                                                  </pic:spPr>
-                                                </pic:pic>
-                                              </a:graphicData>
-                                            </a:graphic>
-                                          </wp:inline>
-                                        </w:drawing>
-                                      </w:r>
-                                      <w:r>
-                                        <w:rPr>
-                                          <w:noProof/>
-                                        </w:rPr>
-                                        <w:drawing>
-                                          <wp:inline distT="0" distB="0" distL="0" distR="0" wp14:anchorId="21DB2D4F" wp14:editId="4CAD9354">
-                                            <wp:extent cx="3063240" cy="1722766"/>
-                                            <wp:effectExtent l="0" t="0" r="3810" b="0"/>
-                                            <wp:docPr id="139" name="Picture 39"/>
-                                            <wp:cNvGraphicFramePr>
-                                              <a:graphicFrameLocks xmlns:a="http://schemas.openxmlformats.org/drawingml/2006/main" noChangeAspect="1"/>
-                                            </wp:cNvGraphicFramePr>
-                                            <a:graphic xmlns:a="http://schemas.openxmlformats.org/drawingml/2006/main">
-                                              <a:graphicData uri="http://schemas.openxmlformats.org/drawingml/2006/picture">
-                                                <pic:pic xmlns:pic="http://schemas.openxmlformats.org/drawingml/2006/picture">
-                                                  <pic:nvPicPr>
-                                                    <pic:cNvPr id="139" name="Picture 39"/>
-                                                    <pic:cNvPicPr/>
-                                                  </pic:nvPicPr>
-                                                  <pic:blipFill>
-                                                    <a:blip r:embed="rId8">
-                                                      <a:extLst>
-                                                        <a:ext uri="{28A0092B-C50C-407E-A947-70E740481C1C}">
-                                                          <a14:useLocalDpi xmlns:a14="http://schemas.microsoft.com/office/drawing/2010/main" val="0"/>
-                                                        </a:ext>
-                                                      </a:extLst>
-                                                    </a:blip>
-                                                    <a:stretch>
-                                                      <a:fillRect/>
-                                                    </a:stretch>
-                                                  </pic:blipFill>
-                                                  <pic:spPr>
-                                                    <a:xfrm>
-                                                      <a:off x="0" y="0"/>
-                                                      <a:ext cx="3063240" cy="1722766"/>
-                                                    </a:xfrm>
-                                                    <a:prstGeom prst="rect">
-                                                      <a:avLst/>
-                                                    </a:prstGeom>
-                                                  </pic:spPr>
-                                                </pic:pic>
-                                              </a:graphicData>
-                                            </a:graphic>
-                                          </wp:inline>
-                                        </w:drawing>
-                                      </w:r>
-                                    </w:p>
-                                    <w:sdt>
-                                      <w:sdtPr>
-                                        <w:rPr>
-                                          <w:caps/>
-                                          <w:color w:val="191919" w:themeColor="text1" w:themeTint="E6"/>
-                                          <w:sz w:val="56"/>
-                                          <w:szCs w:val="56"/>
-                                        </w:rPr>
-                                        <w:alias w:val="Title"/>
-                                        <w:tag w:val=""/>
-                                        <w:id w:val="-438379639"/>
-                                        <w:dataBinding w:prefixMappings="xmlns:ns0='http://purl.org/dc/elements/1.1/' xmlns:ns1='http://schemas.openxmlformats.org/package/2006/metadata/core-properties' " w:xpath="/ns1:coreProperties[1]/ns0:title[1]" w:storeItemID="{6C3C8BC8-F283-45AE-878A-BAB7291924A1}"/>
-                                        <w:text/>
-                                      </w:sdtPr>
-                                      <w:sdtContent>
-                                        <w:p>
-                                          <w:pPr>
-                                            <w:pStyle w:val="NoSpacing"/>
-                                            <w:spacing w:line="312" w:lineRule="auto"/>
-                                            <w:jc w:val="center"/>
-                                            <w:rPr>
-                                              <w:caps/>
-                                              <w:color w:val="191919" w:themeColor="text1" w:themeTint="E6"/>
-                                              <w:sz w:val="56"/>
-                                              <w:szCs w:val="56"/>
-                                            </w:rPr>
-                                          </w:pPr>
-                                          <w:r>
-                                            <w:rPr>
-                                              <w:caps/>
-                                              <w:color w:val="191919" w:themeColor="text1" w:themeTint="E6"/>
-                                              <w:sz w:val="56"/>
-                                              <w:szCs w:val="56"/>
-                                            </w:rPr>
-                                            <w:t>Frozen Insights:</w:t>
-                                          </w:r>
-                                        </w:p>
-                                      </w:sdtContent>
-                                    </w:sdt>
-                                    <w:sdt>
-                                      <w:sdtPr>
-                                        <w:rPr>
-                                          <w:color w:val="000000" w:themeColor="text1"/>
-                                          <w:sz w:val="16"/>
-                                          <w:szCs w:val="16"/>
-                                        </w:rPr>
-                                        <w:alias w:val="Subtitle"/>
-                                        <w:tag w:val=""/>
-                                        <w:id w:val="1354072561"/>
-                                        <w:dataBinding w:prefixMappings="xmlns:ns0='http://purl.org/dc/elements/1.1/' xmlns:ns1='http://schemas.openxmlformats.org/package/2006/metadata/core-properties' " w:xpath="/ns1:coreProperties[1]/ns0:subject[1]" w:storeItemID="{6C3C8BC8-F283-45AE-878A-BAB7291924A1}"/>
-                                        <w:text/>
-                                      </w:sdtPr>
-                                      <w:sdtContent>
-                                        <w:p>
-                                          <w:pPr>
-                                            <w:jc w:val="center"/>
-                                          </w:pPr>
-                                          <w:r>
-                                            <w:rPr>
-                                              <w:color w:val="000000" w:themeColor="text1"/>
-                                              <w:sz w:val="16"/>
-                                              <w:szCs w:val="16"/>
-                                            </w:rPr>
-                                            <w:t>UNVEILING THE DYNAMICS OF NHL PLAYER DATA STATISTICS</w:t>
-                                          </w:r>
-                                        </w:p>
-                                      </w:sdtContent>
-                                    </w:sdt>
-                                  </w:tc>
-                                  <w:tc>
-                                    <w:tcPr>
-                                      <w:tcW w:w="2432" w:type="pct"/>
-                                      <w:vAlign w:val="center"/>
-                                    </w:tcPr>
-                                    <w:p>
-                                      <w:pPr>
-                                        <w:pStyle w:val="NoSpacing"/>
-                                        <w:rPr>
-                                          <w:caps/>
-                                          <w:color w:val="ED7D31" w:themeColor="accent2"/>
-                                          <w:sz w:val="26"/>
-                                          <w:szCs w:val="26"/>
-                                        </w:rPr>
-                                      </w:pPr>
-                                      <w:r>
-                                        <w:rPr>
-                                          <w:caps/>
-                                          <w:color w:val="ED7D31" w:themeColor="accent2"/>
-                                          <w:sz w:val="26"/>
-                                          <w:szCs w:val="26"/>
-                                        </w:rPr>
-                                        <w:t>Abstract</w:t>
-                                      </w:r>
-                                    </w:p>
-                                    <w:p>
-                                      <w:r>
-                                        <w:t xml:space="preserve">Welcome to my project, "Frozen Insights: Unveiling the Dynamics of NHL Player Data Statistics." In this </w:t>
-                                      </w:r>
-                                      <w:r>
-                                        <w:t>project</w:t>
-                                      </w:r>
-                                      <w:r>
-                                        <w:t>, I dive into the intricate world of National Hockey League (NHL) player statistics. From goals and assists to time on ice and advanced analytics, I aim to uncover patterns and insights that define player performance beyond the surface. Whether you're a hockey enthusiast, fantasy league player, or data science enthusiast, join me as I navigate the statistical landscape, offering a comprehensive look at the numbers that tell the story of NHL players and their impact on the game. "Frozen Insights" is not just a statistical analysis but a journey into the heart of the sport, celebrating the exceptional athletes who shape the NHL.</w:t>
-                                      </w:r>
-                                    </w:p>
-                                    <w:sdt>
-                                      <w:sdtPr>
-                                        <w:rPr>
-                                          <w:color w:val="ED7D31" w:themeColor="accent2"/>
-                                          <w:sz w:val="26"/>
-                                          <w:szCs w:val="26"/>
-                                        </w:rPr>
-                                        <w:alias w:val="Author"/>
-                                        <w:tag w:val=""/>
-                                        <w:id w:val="-279026076"/>
-                                        <w:dataBinding w:prefixMappings="xmlns:ns0='http://purl.org/dc/elements/1.1/' xmlns:ns1='http://schemas.openxmlformats.org/package/2006/metadata/core-properties' " w:xpath="/ns1:coreProperties[1]/ns0:creator[1]" w:storeItemID="{6C3C8BC8-F283-45AE-878A-BAB7291924A1}"/>
-                                        <w:text/>
-                                      </w:sdtPr>
-                                      <w:sdtContent>
-                                        <w:p>
-                                          <w:pPr>
-                                            <w:pStyle w:val="NoSpacing"/>
-                                            <w:rPr>
-                                              <w:color w:val="ED7D31" w:themeColor="accent2"/>
-                                              <w:sz w:val="26"/>
-                                              <w:szCs w:val="26"/>
-                                            </w:rPr>
-                                          </w:pPr>
-                                          <w:r>
-                                            <w:rPr>
-                                              <w:color w:val="ED7D31" w:themeColor="accent2"/>
-                                              <w:sz w:val="26"/>
-                                              <w:szCs w:val="26"/>
-                                            </w:rPr>
-                                            <w:t>Christopher Ward</w:t>
-                                          </w:r>
-                                        </w:p>
-                                      </w:sdtContent>
-                                    </w:sdt>
-                                    <w:p>
-                                      <w:pPr>
-                                        <w:pStyle w:val="NoSpacing"/>
-                                      </w:pPr>
-                                      <w:sdt>
-                                        <w:sdtPr>
-                                          <w:rPr>
-                                            <w:color w:val="44546A" w:themeColor="text2"/>
-                                          </w:rPr>
-                                          <w:alias w:val="Course"/>
-                                          <w:tag w:val="Course"/>
-                                          <w:id w:val="-710501431"/>
-                                          <w:dataBinding w:prefixMappings="xmlns:ns0='http://purl.org/dc/elements/1.1/' xmlns:ns1='http://schemas.openxmlformats.org/package/2006/metadata/core-properties' " w:xpath="/ns1:coreProperties[1]/ns1:category[1]" w:storeItemID="{6C3C8BC8-F283-45AE-878A-BAB7291924A1}"/>
-                                          <w:text/>
-                                        </w:sdtPr>
-                                        <w:sdtContent>
-                                          <w:r>
-                                            <w:rPr>
-                                              <w:color w:val="44546A" w:themeColor="text2"/>
-                                            </w:rPr>
-                                            <w:t>Probability and Applied Statistics</w:t>
-                                          </w:r>
-                                        </w:sdtContent>
-                                      </w:sdt>
-                                    </w:p>
-                                  </w:tc>
-                                </w:tr>
-                              </w:tbl>
-                              <w:p/>
-                            </w:txbxContent>
-                          </wps:txbx>
-                          <wps:bodyPr rot="0" spcFirstLastPara="0" vertOverflow="overflow" horzOverflow="overflow" vert="horz" wrap="square" lIns="0" tIns="0" rIns="0" bIns="0" numCol="1" spcCol="0" rtlCol="0" fromWordArt="0" anchor="ctr" anchorCtr="0" forceAA="0" compatLnSpc="1">
-                            <a:prstTxWarp prst="textNoShape">
-                              <a:avLst/>
-                            </a:prstTxWarp>
-                            <a:noAutofit/>
-                          </wps:bodyPr>
-                        </wps:wsp>
-                      </a:graphicData>
-                    </a:graphic>
-                    <wp14:sizeRelH relativeFrom="page">
-                      <wp14:pctWidth>94100</wp14:pctWidth>
-                    </wp14:sizeRelH>
-                    <wp14:sizeRelV relativeFrom="page">
-                      <wp14:pctHeight>77300</wp14:pctHeight>
-                    </wp14:sizeRelV>
-                  </wp:anchor>
-                </w:drawing>
-              </mc:Choice>
-              <mc:Fallback>
-                <w:pict>
-                  <v:shapetype w14:anchorId="2F4B59A1" id="_x0000_t202" coordsize="21600,21600" o:spt="202" path="m,l,21600r21600,l21600,xe">
-                    <v:stroke joinstyle="miter"/>
-                    <v:path gradientshapeok="t" o:connecttype="rect"/>
-                  </v:shapetype>
-                  <v:shape id="Text Box 40" o:spid="_x0000_s1026" type="#_x0000_t202" style="position:absolute;margin-left:0;margin-top:0;width:134.85pt;height:302.4pt;z-index:251659264;visibility:visible;mso-wrap-style:square;mso-width-percent:941;mso-height-percent:773;mso-wrap-distance-left:9pt;mso-wrap-distance-top:0;mso-wrap-distance-right:9pt;mso-wrap-distance-bottom:0;mso-position-horizontal:center;mso-position-horizontal-relative:page;mso-position-vertical:center;mso-position-vertical-relative:page;mso-width-percent:941;mso-height-percent:773;mso-width-relative:page;mso-height-relative:page;v-text-anchor:middle" o:gfxdata="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" fillcolor="white [3201]" stroked="f" strokeweight=".5pt">
-                    <v:textbox inset="0,0,0,0">
-                      <w:txbxContent>
-                        <w:tbl>
-                          <w:tblPr>
-                            <w:tblW w:w="5000" w:type="pct"/>
-                            <w:jc w:val="center"/>
-                            <w:tblBorders>
-                              <w:insideV w:val="single" w:sz="12" w:space="0" w:color="ED7D31" w:themeColor="accent2"/>
-                            </w:tblBorders>
-                            <w:tblCellMar>
-                              <w:top w:w="1296" w:type="dxa"/>
-                              <w:left w:w="360" w:type="dxa"/>
-                              <w:bottom w:w="1296" w:type="dxa"/>
-                              <w:right w:w="360" w:type="dxa"/>
-                            </w:tblCellMar>
-                            <w:tblLook w:val="04A0" w:firstRow="1" w:lastRow="0" w:firstColumn="1" w:lastColumn="0" w:noHBand="0" w:noVBand="1"/>
-                          </w:tblPr>
-                          <w:tblGrid>
-                            <w:gridCol w:w="5550"/>
-                            <w:gridCol w:w="2173"/>
-                          </w:tblGrid>
-                          <w:tr>
-                            <w:trPr>
-                              <w:jc w:val="center"/>
-                            </w:trPr>
-                            <w:tc>
-                              <w:tcPr>
-                                <w:tcW w:w="2568" w:type="pct"/>
-                                <w:vAlign w:val="center"/>
-                              </w:tcPr>
-                              <w:p>
-                                <w:pPr>
-                                  <w:jc w:val="right"/>
-                                </w:pPr>
-                                <w:r>
-                                  <w:rPr>
-                                    <w:noProof/>
-                                  </w:rPr>
-                                  <w:drawing>
-                                    <wp:inline distT="0" distB="0" distL="0" distR="0" wp14:anchorId="366BF26F" wp14:editId="02703C76">
-                                      <wp:extent cx="3056255" cy="1718812"/>
-                                      <wp:effectExtent l="0" t="0" r="0" b="0"/>
-                                      <wp:docPr id="24428547" name="Picture 2" descr="A table with numbers and symbols&#10;&#10;Description automatically generated"/>
-                                      <wp:cNvGraphicFramePr>
-                                        <a:graphicFrameLocks xmlns:a="http://schemas.openxmlformats.org/drawingml/2006/main" noChangeAspect="1"/>
-                                      </wp:cNvGraphicFramePr>
-                                      <a:graphic xmlns:a="http://schemas.openxmlformats.org/drawingml/2006/main">
-                                        <a:graphicData uri="http://schemas.openxmlformats.org/drawingml/2006/picture">
-                                          <pic:pic xmlns:pic="http://schemas.openxmlformats.org/drawingml/2006/picture">
-                                            <pic:nvPicPr>
-                                              <pic:cNvPr id="24428547" name="Picture 2" descr="A table with numbers and symbols&#10;&#10;Description automatically generated"/>
-                                              <pic:cNvPicPr/>
-                                            </pic:nvPicPr>
-                                            <pic:blipFill>
-                                              <a:blip r:embed="rId7">
-                                                <a:extLst>
-                                                  <a:ext uri="{28A0092B-C50C-407E-A947-70E740481C1C}">
-                                                    <a14:useLocalDpi xmlns:a14="http://schemas.microsoft.com/office/drawing/2010/main" val="0"/>
-                                                  </a:ext>
-                                                </a:extLst>
-                                              </a:blip>
-                                              <a:stretch>
-                                                <a:fillRect/>
-                                              </a:stretch>
-                                            </pic:blipFill>
-                                            <pic:spPr>
-                                              <a:xfrm>
-                                                <a:off x="0" y="0"/>
-                                                <a:ext cx="3065563" cy="1724047"/>
-                                              </a:xfrm>
-                                              <a:prstGeom prst="rect">
-                                                <a:avLst/>
-                                              </a:prstGeom>
-                                            </pic:spPr>
-                                          </pic:pic>
-                                        </a:graphicData>
-                                      </a:graphic>
-                                    </wp:inline>
-                                  </w:drawing>
-                                </w:r>
-                                <w:r>
-                                  <w:rPr>
-                                    <w:noProof/>
-                                  </w:rPr>
-                                  <w:drawing>
-                                    <wp:inline distT="0" distB="0" distL="0" distR="0" wp14:anchorId="21DB2D4F" wp14:editId="4CAD9354">
-                                      <wp:extent cx="3063240" cy="1722766"/>
-                                      <wp:effectExtent l="0" t="0" r="3810" b="0"/>
-                                      <wp:docPr id="139" name="Picture 39"/>
-                                      <wp:cNvGraphicFramePr>
-                                        <a:graphicFrameLocks xmlns:a="http://schemas.openxmlformats.org/drawingml/2006/main" noChangeAspect="1"/>
-                                      </wp:cNvGraphicFramePr>
-                                      <a:graphic xmlns:a="http://schemas.openxmlformats.org/drawingml/2006/main">
-                                        <a:graphicData uri="http://schemas.openxmlformats.org/drawingml/2006/picture">
-                                          <pic:pic xmlns:pic="http://schemas.openxmlformats.org/drawingml/2006/picture">
-                                            <pic:nvPicPr>
-                                              <pic:cNvPr id="139" name="Picture 39"/>
-                                              <pic:cNvPicPr/>
-                                            </pic:nvPicPr>
-                                            <pic:blipFill>
-                                              <a:blip r:embed="rId8">
-                                                <a:extLst>
-                                                  <a:ext uri="{28A0092B-C50C-407E-A947-70E740481C1C}">
-                                                    <a14:useLocalDpi xmlns:a14="http://schemas.microsoft.com/office/drawing/2010/main" val="0"/>
-                                                  </a:ext>
-                                                </a:extLst>
-                                              </a:blip>
-                                              <a:stretch>
-                                                <a:fillRect/>
-                                              </a:stretch>
-                                            </pic:blipFill>
-                                            <pic:spPr>
-                                              <a:xfrm>
-                                                <a:off x="0" y="0"/>
-                                                <a:ext cx="3063240" cy="1722766"/>
-                                              </a:xfrm>
-                                              <a:prstGeom prst="rect">
-                                                <a:avLst/>
-                                              </a:prstGeom>
-                                            </pic:spPr>
-                                          </pic:pic>
-                                        </a:graphicData>
-                                      </a:graphic>
-                                    </wp:inline>
-                                  </w:drawing>
-                                </w:r>
-                              </w:p>
-                              <w:sdt>
-                                <w:sdtPr>
-                                  <w:rPr>
-                                    <w:caps/>
-                                    <w:color w:val="191919" w:themeColor="text1" w:themeTint="E6"/>
-                                    <w:sz w:val="56"/>
-                                    <w:szCs w:val="56"/>
-                                  </w:rPr>
-                                  <w:alias w:val="Title"/>
-                                  <w:tag w:val=""/>
-                                  <w:id w:val="-438379639"/>
-                                  <w:dataBinding w:prefixMappings="xmlns:ns0='http://purl.org/dc/elements/1.1/' xmlns:ns1='http://schemas.openxmlformats.org/package/2006/metadata/core-properties' " w:xpath="/ns1:coreProperties[1]/ns0:title[1]" w:storeItemID="{6C3C8BC8-F283-45AE-878A-BAB7291924A1}"/>
-                                  <w:text/>
-                                </w:sdtPr>
-                                <w:sdtContent>
-                                  <w:p>
-                                    <w:pPr>
-                                      <w:pStyle w:val="NoSpacing"/>
-                                      <w:spacing w:line="312" w:lineRule="auto"/>
-                                      <w:jc w:val="center"/>
-                                      <w:rPr>
-                                        <w:caps/>
-                                        <w:color w:val="191919" w:themeColor="text1" w:themeTint="E6"/>
-                                        <w:sz w:val="56"/>
-                                        <w:szCs w:val="56"/>
-                                      </w:rPr>
-                                    </w:pPr>
-                                    <w:r>
-                                      <w:rPr>
-                                        <w:caps/>
-                                        <w:color w:val="191919" w:themeColor="text1" w:themeTint="E6"/>
-                                        <w:sz w:val="56"/>
-                                        <w:szCs w:val="56"/>
-                                      </w:rPr>
-                                      <w:t>Frozen Insights:</w:t>
-                                    </w:r>
-                                  </w:p>
-                                </w:sdtContent>
-                              </w:sdt>
-                              <w:sdt>
-                                <w:sdtPr>
-                                  <w:rPr>
-                                    <w:color w:val="000000" w:themeColor="text1"/>
-                                    <w:sz w:val="16"/>
-                                    <w:szCs w:val="16"/>
-                                  </w:rPr>
-                                  <w:alias w:val="Subtitle"/>
-                                  <w:tag w:val=""/>
-                                  <w:id w:val="1354072561"/>
-                                  <w:dataBinding w:prefixMappings="xmlns:ns0='http://purl.org/dc/elements/1.1/' xmlns:ns1='http://schemas.openxmlformats.org/package/2006/metadata/core-properties' " w:xpath="/ns1:coreProperties[1]/ns0:subject[1]" w:storeItemID="{6C3C8BC8-F283-45AE-878A-BAB7291924A1}"/>
-                                  <w:text/>
-                                </w:sdtPr>
-                                <w:sdtContent>
-                                  <w:p>
-                                    <w:pPr>
-                                      <w:jc w:val="center"/>
-                                    </w:pPr>
-                                    <w:r>
-                                      <w:rPr>
-                                        <w:color w:val="000000" w:themeColor="text1"/>
-                                        <w:sz w:val="16"/>
-                                        <w:szCs w:val="16"/>
-                                      </w:rPr>
-                                      <w:t>UNVEILING THE DYNAMICS OF NHL PLAYER DATA STATISTICS</w:t>
-                                    </w:r>
-                                  </w:p>
-                                </w:sdtContent>
-                              </w:sdt>
-                            </w:tc>
-                            <w:tc>
-                              <w:tcPr>
-                                <w:tcW w:w="2432" w:type="pct"/>
-                                <w:vAlign w:val="center"/>
-                              </w:tcPr>
-                              <w:p>
-                                <w:pPr>
-                                  <w:pStyle w:val="NoSpacing"/>
-                                  <w:rPr>
-                                    <w:caps/>
-                                    <w:color w:val="ED7D31" w:themeColor="accent2"/>
-                                    <w:sz w:val="26"/>
-                                    <w:szCs w:val="26"/>
-                                  </w:rPr>
-                                </w:pPr>
-                                <w:r>
-                                  <w:rPr>
-                                    <w:caps/>
-                                    <w:color w:val="ED7D31" w:themeColor="accent2"/>
-                                    <w:sz w:val="26"/>
-                                    <w:szCs w:val="26"/>
-                                  </w:rPr>
-                                  <w:t>Abstract</w:t>
-                                </w:r>
-                              </w:p>
-                              <w:p>
-                                <w:r>
-                                  <w:t xml:space="preserve">Welcome to my project, "Frozen Insights: Unveiling the Dynamics of NHL Player Data Statistics." In this </w:t>
-                                </w:r>
-                                <w:r>
-                                  <w:t>project</w:t>
-                                </w:r>
-                                <w:r>
-                                  <w:t>, I dive into the intricate world of National Hockey League (NHL) player statistics. From goals and assists to time on ice and advanced analytics, I aim to uncover patterns and insights that define player performance beyond the surface. Whether you're a hockey enthusiast, fantasy league player, or data science enthusiast, join me as I navigate the statistical landscape, offering a comprehensive look at the numbers that tell the story of NHL players and their impact on the game. "Frozen Insights" is not just a statistical analysis but a journey into the heart of the sport, celebrating the exceptional athletes who shape the NHL.</w:t>
-                                </w:r>
-                              </w:p>
-                              <w:sdt>
-                                <w:sdtPr>
-                                  <w:rPr>
-                                    <w:color w:val="ED7D31" w:themeColor="accent2"/>
-                                    <w:sz w:val="26"/>
-                                    <w:szCs w:val="26"/>
-                                  </w:rPr>
-                                  <w:alias w:val="Author"/>
-                                  <w:tag w:val=""/>
-                                  <w:id w:val="-279026076"/>
-                                  <w:dataBinding w:prefixMappings="xmlns:ns0='http://purl.org/dc/elements/1.1/' xmlns:ns1='http://schemas.openxmlformats.org/package/2006/metadata/core-properties' " w:xpath="/ns1:coreProperties[1]/ns0:creator[1]" w:storeItemID="{6C3C8BC8-F283-45AE-878A-BAB7291924A1}"/>
-                                  <w:text/>
-                                </w:sdtPr>
-                                <w:sdtContent>
-                                  <w:p>
-                                    <w:pPr>
-                                      <w:pStyle w:val="NoSpacing"/>
-                                      <w:rPr>
-                                        <w:color w:val="ED7D31" w:themeColor="accent2"/>
-                                        <w:sz w:val="26"/>
-                                        <w:szCs w:val="26"/>
-                                      </w:rPr>
-                                    </w:pPr>
-                                    <w:r>
-                                      <w:rPr>
-                                        <w:color w:val="ED7D31" w:themeColor="accent2"/>
-                                        <w:sz w:val="26"/>
-                                        <w:szCs w:val="26"/>
-                                      </w:rPr>
-                                      <w:t>Christopher Ward</w:t>
-                                    </w:r>
-                                  </w:p>
-                                </w:sdtContent>
-                              </w:sdt>
-                              <w:p>
-                                <w:pPr>
-                                  <w:pStyle w:val="NoSpacing"/>
-                                </w:pPr>
-                                <w:sdt>
-                                  <w:sdtPr>
-                                    <w:rPr>
-                                      <w:color w:val="44546A" w:themeColor="text2"/>
-                                    </w:rPr>
-                                    <w:alias w:val="Course"/>
-                                    <w:tag w:val="Course"/>
-                                    <w:id w:val="-710501431"/>
-                                    <w:dataBinding w:prefixMappings="xmlns:ns0='http://purl.org/dc/elements/1.1/' xmlns:ns1='http://schemas.openxmlformats.org/package/2006/metadata/core-properties' " w:xpath="/ns1:coreProperties[1]/ns1:category[1]" w:storeItemID="{6C3C8BC8-F283-45AE-878A-BAB7291924A1}"/>
-                                    <w:text/>
-                                  </w:sdtPr>
-                                  <w:sdtContent>
-                                    <w:r>
-                                      <w:rPr>
-                                        <w:color w:val="44546A" w:themeColor="text2"/>
-                                      </w:rPr>
-                                      <w:t>Probability and Applied Statistics</w:t>
-                                    </w:r>
-                                  </w:sdtContent>
-                                </w:sdt>
-                              </w:p>
-                            </w:tc>
-                          </w:tr>
-                        </w:tbl>
-                        <w:p/>
-                      </w:txbxContent>
-                    </v:textbox>
-                    <w10:wrap anchorx="page" anchory="page"/>
-                  </v:shape>
-                </w:pict>
-              </mc:Fallback>
-            </mc:AlternateContent>
+            <w:fldChar w:fldCharType="end"/>
           </w:r>
-          <w:r>
-            <w:br w:type="page"/>
-          </w:r>
-        </w:sdtContent>
-      </w:sdt>
-      <w:r>
-        <w:rPr>
-          <w:vanish/>
-        </w:rPr>
-        <w:t>Top of Form</w:t>
-      </w:r>
+        </w:p>
+      </w:sdtContent>
+    </w:sdt>
+    <w:p>
+      <w:pPr>
+        <w:rPr>
+          <w:rFonts w:asciiTheme="majorHAnsi" w:eastAsiaTheme="majorEastAsia" w:hAnsiTheme="majorHAnsi" w:cstheme="majorBidi"/>
+          <w:color w:val="2F5496" w:themeColor="accent1" w:themeShade="BF"/>
+          <w:sz w:val="32"/>
+          <w:szCs w:val="32"/>
+        </w:rPr>
+      </w:pPr>
       <w:r>
         <w:br w:type="page"/>
       </w:r>
@@ -710,18 +1689,30 @@
       <w:pPr>
         <w:pStyle w:val="Heading1"/>
       </w:pPr>
+      <w:bookmarkStart w:id="0" w:name="_Toc153480928"/>
       <w:r>
         <w:lastRenderedPageBreak/>
         <w:t>Chapter 1</w:t>
       </w:r>
-    </w:p>
-    <w:p/>
-    <w:p>
+      <w:bookmarkEnd w:id="0"/>
+    </w:p>
+    <w:p>
+      <w:pPr>
+        <w:contextualSpacing/>
+      </w:pPr>
+    </w:p>
+    <w:p>
+      <w:pPr>
+        <w:contextualSpacing/>
+      </w:pPr>
       <w:r>
         <w:t xml:space="preserve">Suppose you wanted to know the average number of points scored by a player in an NHL season. </w:t>
       </w:r>
     </w:p>
     <w:p>
+      <w:pPr>
+        <w:contextualSpacing/>
+      </w:pPr>
       <w:r>
         <w:rPr>
           <w:noProof/>
@@ -742,7 +1733,7 @@
                     <pic:cNvPicPr/>
                   </pic:nvPicPr>
                   <pic:blipFill rotWithShape="1">
-                    <a:blip r:embed="rId9"/>
+                    <a:blip r:embed="rId10"/>
                     <a:srcRect b="9170"/>
                     <a:stretch/>
                   </pic:blipFill>
@@ -771,6 +1762,9 @@
       </w:r>
     </w:p>
     <w:p>
+      <w:pPr>
+        <w:contextualSpacing/>
+      </w:pPr>
       <w:r>
         <w:t>The top p</w:t>
       </w:r>
@@ -787,11 +1781,13 @@
         <w:t>23</w:t>
       </w:r>
       <w:r>
-        <w:t xml:space="preserve"> points seem</w:t>
-      </w:r>
-      <w:r>
-        <w:t>s</w:t>
-      </w:r>
+        <w:t xml:space="preserve"> points </w:t>
+      </w:r>
+      <w:proofErr w:type="gramStart"/>
+      <w:r>
+        <w:t>seems</w:t>
+      </w:r>
+      <w:proofErr w:type="gramEnd"/>
       <w:r>
         <w:t xml:space="preserve"> extremely low. That’s because many players only play get to play a few games. For example, players get injured forcing clubs to pull up minor league players to play a limited number of games. So, what if we filter the data to only the top </w:t>
       </w:r>
@@ -803,6 +1799,9 @@
       </w:r>
     </w:p>
     <w:p>
+      <w:pPr>
+        <w:contextualSpacing/>
+      </w:pPr>
       <w:r>
         <w:rPr>
           <w:noProof/>
@@ -823,7 +1822,7 @@
                     <pic:cNvPicPr/>
                   </pic:nvPicPr>
                   <pic:blipFill>
-                    <a:blip r:embed="rId10"/>
+                    <a:blip r:embed="rId11"/>
                     <a:stretch>
                       <a:fillRect/>
                     </a:stretch>
@@ -845,6 +1844,12 @@
       </w:r>
     </w:p>
     <w:p>
+      <w:pPr>
+        <w:contextualSpacing/>
+      </w:pPr>
+      <w:r>
+        <w:t xml:space="preserve">My Program shows that the average number of points scored in the 2022-23 season was 23.28 points. The average within only the top 100, however, was 77.08. Finally, the average for players who played at least half the regular season (41 games). </w:t>
+      </w:r>
       <w:r>
         <w:br w:type="page"/>
       </w:r>
@@ -852,24 +1857,33 @@
     <w:p>
       <w:pPr>
         <w:pStyle w:val="Heading1"/>
-      </w:pPr>
+        <w:contextualSpacing/>
+      </w:pPr>
+      <w:bookmarkStart w:id="1" w:name="_Toc153480929"/>
       <w:r>
         <w:lastRenderedPageBreak/>
         <w:t>Chapter 2</w:t>
       </w:r>
+      <w:bookmarkEnd w:id="1"/>
     </w:p>
     <w:p>
       <w:pPr>
         <w:pStyle w:val="Heading2"/>
-      </w:pPr>
+        <w:contextualSpacing/>
+      </w:pPr>
+      <w:bookmarkStart w:id="2" w:name="_Toc153480930"/>
       <w:r>
         <w:t>Section 2.3</w:t>
       </w:r>
       <w:r>
         <w:t xml:space="preserve"> – A Review of Set Notation</w:t>
       </w:r>
-    </w:p>
-    <w:p>
+      <w:bookmarkEnd w:id="2"/>
+    </w:p>
+    <w:p>
+      <w:pPr>
+        <w:contextualSpacing/>
+      </w:pPr>
       <w:r>
         <w:t xml:space="preserve">Next let’s look at individual players. Last season Erik Karlsson had 101 points for the San Jose Sharks as a defenseman. </w:t>
       </w:r>
@@ -917,6 +1931,9 @@
       </w:r>
     </w:p>
     <w:p>
+      <w:pPr>
+        <w:contextualSpacing/>
+      </w:pPr>
       <w:r>
         <w:rPr>
           <w:noProof/>
@@ -937,7 +1954,7 @@
                     <pic:cNvPicPr/>
                   </pic:nvPicPr>
                   <pic:blipFill>
-                    <a:blip r:embed="rId11"/>
+                    <a:blip r:embed="rId12"/>
                     <a:stretch>
                       <a:fillRect/>
                     </a:stretch>
@@ -959,6 +1976,9 @@
       </w:r>
     </w:p>
     <w:p>
+      <w:pPr>
+        <w:contextualSpacing/>
+      </w:pPr>
       <w:r>
         <w:t xml:space="preserve">(p = players, d = defensemen, </w:t>
       </w:r>
@@ -990,10 +2010,7 @@
         <w:t>1</w:t>
       </w:r>
       <w:r>
-        <w:t xml:space="preserve"> = </w:t>
-      </w:r>
-      <w:r>
-        <w:t>defensemen with 100+ points)</w:t>
+        <w:t xml:space="preserve"> = defensemen with 100+ points)</w:t>
       </w:r>
       <w:r>
         <w:br/>
@@ -1012,7 +2029,6 @@
           <w:ilvl w:val="0"/>
           <w:numId w:val="1"/>
         </w:numPr>
-        <w:spacing w:line="360" w:lineRule="auto"/>
       </w:pPr>
       <w:r>
         <w:t>Defensemen, had over 100 points, or both.</w:t>
@@ -1170,14 +2186,7 @@
             <w:rFonts w:ascii="Cambria Math" w:hAnsi="Cambria Math"/>
             <w:color w:val="FF0000"/>
           </w:rPr>
-          <m:t>-</m:t>
-        </m:r>
-        <m:r>
-          <w:rPr>
-            <w:rFonts w:ascii="Cambria Math" w:hAnsi="Cambria Math"/>
-            <w:color w:val="FF0000"/>
-          </w:rPr>
-          <m:t>p</m:t>
+          <m:t>-p</m:t>
         </m:r>
         <m:d>
           <m:dPr>
@@ -1251,14 +2260,7 @@
                 <w:rFonts w:ascii="Cambria Math" w:hAnsi="Cambria Math"/>
                 <w:color w:val="FF0000"/>
               </w:rPr>
-              <m:t>334</m:t>
-            </m:r>
-            <m:r>
-              <w:rPr>
-                <w:rFonts w:ascii="Cambria Math" w:hAnsi="Cambria Math"/>
-                <w:color w:val="FF0000"/>
-              </w:rPr>
-              <m:t>+11</m:t>
+              <m:t>334+11</m:t>
             </m:r>
           </m:e>
         </m:d>
@@ -1267,14 +2269,7 @@
             <w:rFonts w:ascii="Cambria Math" w:hAnsi="Cambria Math"/>
             <w:color w:val="FF0000"/>
           </w:rPr>
-          <m:t>-1=</m:t>
-        </m:r>
-        <m:r>
-          <w:rPr>
-            <w:rFonts w:ascii="Cambria Math" w:hAnsi="Cambria Math"/>
-            <w:color w:val="FF0000"/>
-          </w:rPr>
-          <m:t>344</m:t>
+          <m:t>-1=344</m:t>
         </m:r>
       </m:oMath>
       <w:r>
@@ -1292,7 +2287,6 @@
           <w:ilvl w:val="0"/>
           <w:numId w:val="1"/>
         </w:numPr>
-        <w:spacing w:line="360" w:lineRule="auto"/>
       </w:pPr>
       <w:r>
         <w:t>Defensemen that did not have over 100 points</w:t>
@@ -1312,14 +2306,7 @@
             <w:rFonts w:ascii="Cambria Math" w:hAnsi="Cambria Math"/>
             <w:color w:val="FF0000"/>
           </w:rPr>
-          <m:t>p</m:t>
-        </m:r>
-        <m:r>
-          <w:rPr>
-            <w:rFonts w:ascii="Cambria Math" w:hAnsi="Cambria Math"/>
-            <w:color w:val="FF0000"/>
-          </w:rPr>
-          <m:t>(d∩</m:t>
+          <m:t>p(d∩</m:t>
         </m:r>
         <m:sSub>
           <m:sSubPr>
@@ -1355,35 +2342,7 @@
             <w:rFonts w:ascii="Cambria Math" w:hAnsi="Cambria Math"/>
             <w:color w:val="FF0000"/>
           </w:rPr>
-          <m:t>)</m:t>
-        </m:r>
-        <m:r>
-          <w:rPr>
-            <w:rFonts w:ascii="Cambria Math" w:hAnsi="Cambria Math"/>
-            <w:color w:val="FF0000"/>
-          </w:rPr>
-          <m:t>=</m:t>
-        </m:r>
-        <m:r>
-          <w:rPr>
-            <w:rFonts w:ascii="Cambria Math" w:hAnsi="Cambria Math"/>
-            <w:color w:val="FF0000"/>
-          </w:rPr>
-          <m:t>334</m:t>
-        </m:r>
-        <m:r>
-          <w:rPr>
-            <w:rFonts w:ascii="Cambria Math" w:hAnsi="Cambria Math"/>
-            <w:color w:val="FF0000"/>
-          </w:rPr>
-          <m:t>-1=</m:t>
-        </m:r>
-        <m:r>
-          <w:rPr>
-            <w:rFonts w:ascii="Cambria Math" w:hAnsi="Cambria Math"/>
-            <w:color w:val="FF0000"/>
-          </w:rPr>
-          <m:t>333</m:t>
+          <m:t>)=334-1=333</m:t>
         </m:r>
       </m:oMath>
     </w:p>
@@ -1394,7 +2353,6 @@
           <w:ilvl w:val="0"/>
           <w:numId w:val="1"/>
         </w:numPr>
-        <w:spacing w:line="360" w:lineRule="auto"/>
       </w:pPr>
       <w:r>
         <w:t>Forwards that did not have over 100 points</w:t>
@@ -1414,14 +2372,7 @@
             <w:rFonts w:ascii="Cambria Math" w:hAnsi="Cambria Math"/>
             <w:color w:val="FF0000"/>
           </w:rPr>
-          <m:t>p</m:t>
-        </m:r>
-        <m:r>
-          <w:rPr>
-            <w:rFonts w:ascii="Cambria Math" w:hAnsi="Cambria Math"/>
-            <w:color w:val="FF0000"/>
-          </w:rPr>
-          <m:t>-p</m:t>
+          <m:t>p-p</m:t>
         </m:r>
         <m:d>
           <m:dPr>
@@ -1477,51 +2428,17 @@
             <w:rFonts w:ascii="Cambria Math" w:hAnsi="Cambria Math"/>
             <w:color w:val="FF0000"/>
           </w:rPr>
-          <m:t>=</m:t>
-        </m:r>
-        <m:r>
-          <w:rPr>
-            <w:rFonts w:ascii="Cambria Math" w:hAnsi="Cambria Math"/>
-            <w:color w:val="FF0000"/>
-          </w:rPr>
-          <m:t>951</m:t>
-        </m:r>
-        <m:r>
-          <w:rPr>
-            <w:rFonts w:ascii="Cambria Math" w:hAnsi="Cambria Math"/>
-            <w:color w:val="FF0000"/>
-          </w:rPr>
-          <m:t>-344</m:t>
-        </m:r>
-        <m:r>
-          <w:rPr>
-            <w:rFonts w:ascii="Cambria Math" w:hAnsi="Cambria Math"/>
-            <w:color w:val="FF0000"/>
-          </w:rPr>
-          <m:t>=</m:t>
-        </m:r>
-        <m:r>
-          <w:rPr>
-            <w:rFonts w:ascii="Cambria Math" w:hAnsi="Cambria Math"/>
-            <w:color w:val="FF0000"/>
-          </w:rPr>
-          <m:t>607</m:t>
-        </m:r>
-        <m:r>
-          <w:rPr>
-            <w:rFonts w:ascii="Cambria Math" w:hAnsi="Cambria Math"/>
-            <w:color w:val="FF0000"/>
-          </w:rPr>
-          <m:t xml:space="preserve"> </m:t>
+          <m:t xml:space="preserve">=951-344=607 </m:t>
         </m:r>
       </m:oMath>
     </w:p>
     <w:p>
-      <w:r>
-        <w:t xml:space="preserve">So, 333/334 defensemen and 607/617 forwards </w:t>
-      </w:r>
-      <w:r>
-        <w:t xml:space="preserve">did </w:t>
+      <w:pPr>
+        <w:contextualSpacing/>
+      </w:pPr>
+      <w:r>
+        <w:lastRenderedPageBreak/>
+        <w:t xml:space="preserve">So, 333/334 defensemen and 607/617 forwards did </w:t>
       </w:r>
       <w:r>
         <w:rPr>
@@ -1533,16 +2450,28 @@
         <w:t>not</w:t>
       </w:r>
       <w:r>
-        <w:t xml:space="preserve"> record more than 100 points last season</w:t>
-      </w:r>
-      <w:r>
-        <w:t>. Meaning it is not only incredibly rare mark for defensemen to reach, but forwards as well. Erik Karlsson reaching the 100-point mark last season was truly an amazing feat.</w:t>
+        <w:t xml:space="preserve"> record more than 100 points last season. Meaning it is not only incredibly rare mark for defensemen to reach, but forwards as well. Erik Karlsson reaching the 100-point mark last season was truly an amazing feat.</w:t>
+      </w:r>
+    </w:p>
+    <w:p>
+      <w:pPr>
+        <w:rPr>
+          <w:rFonts w:asciiTheme="majorHAnsi" w:eastAsiaTheme="majorEastAsia" w:hAnsiTheme="majorHAnsi" w:cstheme="majorBidi"/>
+          <w:color w:val="2F5496" w:themeColor="accent1" w:themeShade="BF"/>
+          <w:sz w:val="26"/>
+          <w:szCs w:val="26"/>
+        </w:rPr>
+      </w:pPr>
+      <w:r>
+        <w:br w:type="page"/>
       </w:r>
     </w:p>
     <w:p>
       <w:pPr>
         <w:pStyle w:val="Heading2"/>
-      </w:pPr>
+        <w:contextualSpacing/>
+      </w:pPr>
+      <w:bookmarkStart w:id="3" w:name="_Toc153480931"/>
       <w:r>
         <w:lastRenderedPageBreak/>
         <w:t>Section 2.4</w:t>
@@ -1550,14 +2479,29 @@
       <w:r>
         <w:t xml:space="preserve"> – A Probabilistic Model for an Experiment: The Discrete Case</w:t>
       </w:r>
-    </w:p>
-    <w:p>
+      <w:bookmarkEnd w:id="3"/>
+    </w:p>
+    <w:p>
+      <w:pPr>
+        <w:contextualSpacing/>
+      </w:pPr>
       <w:r>
         <w:t xml:space="preserve">Jack Hughes of the New Jersey Devils had 336 shots and 43 goals on the season. That means he scores on ~12.8% of his shots. </w:t>
       </w:r>
       <w:r>
         <w:t>If Jack takes two shots, the four possible simple events are given by the table below. Find the probability that Jack Hughes will:</w:t>
       </w:r>
+    </w:p>
+    <w:p>
+      <w:pPr>
+        <w:pStyle w:val="Heading3"/>
+        <w:contextualSpacing/>
+      </w:pPr>
+      <w:bookmarkStart w:id="4" w:name="_Toc153480932"/>
+      <w:r>
+        <w:t>Table 1:</w:t>
+      </w:r>
+      <w:bookmarkEnd w:id="4"/>
     </w:p>
     <w:tbl>
       <w:tblPr>
@@ -1584,6 +2528,10 @@
             </w:tcBorders>
           </w:tcPr>
           <w:p>
+            <w:pPr>
+              <w:spacing w:line="480" w:lineRule="auto"/>
+              <w:contextualSpacing/>
+            </w:pPr>
             <w:r>
               <w:t>Shot #</w:t>
             </w:r>
@@ -1594,6 +2542,10 @@
             <w:tcW w:w="2160" w:type="dxa"/>
           </w:tcPr>
           <w:p>
+            <w:pPr>
+              <w:spacing w:line="480" w:lineRule="auto"/>
+              <w:contextualSpacing/>
+            </w:pPr>
             <w:r>
               <w:t>Outcome of 1</w:t>
             </w:r>
@@ -1613,6 +2565,10 @@
             <w:tcW w:w="2250" w:type="dxa"/>
           </w:tcPr>
           <w:p>
+            <w:pPr>
+              <w:spacing w:line="480" w:lineRule="auto"/>
+              <w:contextualSpacing/>
+            </w:pPr>
             <w:r>
               <w:t>Outcome of 2</w:t>
             </w:r>
@@ -1636,6 +2592,10 @@
             </w:tcBorders>
           </w:tcPr>
           <w:p>
+            <w:pPr>
+              <w:spacing w:line="480" w:lineRule="auto"/>
+              <w:contextualSpacing/>
+            </w:pPr>
             <w:r>
               <w:t>Probability</w:t>
             </w:r>
@@ -1649,6 +2609,8 @@
           </w:tcPr>
           <w:p>
             <w:pPr>
+              <w:spacing w:line="480" w:lineRule="auto"/>
+              <w:contextualSpacing/>
               <w:jc w:val="center"/>
               <w:rPr>
                 <w:vertAlign w:val="subscript"/>
@@ -1674,6 +2636,8 @@
           </w:tcPr>
           <w:p>
             <w:pPr>
+              <w:spacing w:line="480" w:lineRule="auto"/>
+              <w:contextualSpacing/>
               <w:jc w:val="center"/>
             </w:pPr>
             <w:r>
@@ -1687,6 +2651,8 @@
           </w:tcPr>
           <w:p>
             <w:pPr>
+              <w:spacing w:line="480" w:lineRule="auto"/>
+              <w:contextualSpacing/>
               <w:jc w:val="center"/>
             </w:pPr>
             <w:r>
@@ -1700,6 +2666,8 @@
           </w:tcPr>
           <w:p>
             <w:pPr>
+              <w:spacing w:line="480" w:lineRule="auto"/>
+              <w:contextualSpacing/>
               <w:jc w:val="center"/>
             </w:pPr>
             <w:r>
@@ -1715,6 +2683,8 @@
           </w:tcPr>
           <w:p>
             <w:pPr>
+              <w:spacing w:line="480" w:lineRule="auto"/>
+              <w:contextualSpacing/>
               <w:jc w:val="center"/>
               <w:rPr>
                 <w:vertAlign w:val="subscript"/>
@@ -1737,6 +2707,8 @@
           </w:tcPr>
           <w:p>
             <w:pPr>
+              <w:spacing w:line="480" w:lineRule="auto"/>
+              <w:contextualSpacing/>
               <w:jc w:val="center"/>
             </w:pPr>
             <w:r>
@@ -1750,6 +2722,8 @@
           </w:tcPr>
           <w:p>
             <w:pPr>
+              <w:spacing w:line="480" w:lineRule="auto"/>
+              <w:contextualSpacing/>
               <w:jc w:val="center"/>
             </w:pPr>
             <w:r>
@@ -1763,6 +2737,8 @@
           </w:tcPr>
           <w:p>
             <w:pPr>
+              <w:spacing w:line="480" w:lineRule="auto"/>
+              <w:contextualSpacing/>
               <w:jc w:val="center"/>
             </w:pPr>
             <w:r>
@@ -1778,6 +2754,8 @@
           </w:tcPr>
           <w:p>
             <w:pPr>
+              <w:spacing w:line="480" w:lineRule="auto"/>
+              <w:contextualSpacing/>
               <w:jc w:val="center"/>
               <w:rPr>
                 <w:vertAlign w:val="subscript"/>
@@ -1800,6 +2778,8 @@
           </w:tcPr>
           <w:p>
             <w:pPr>
+              <w:spacing w:line="480" w:lineRule="auto"/>
+              <w:contextualSpacing/>
               <w:jc w:val="center"/>
             </w:pPr>
             <w:r>
@@ -1813,6 +2793,8 @@
           </w:tcPr>
           <w:p>
             <w:pPr>
+              <w:spacing w:line="480" w:lineRule="auto"/>
+              <w:contextualSpacing/>
               <w:jc w:val="center"/>
             </w:pPr>
             <w:r>
@@ -1826,6 +2808,8 @@
           </w:tcPr>
           <w:p>
             <w:pPr>
+              <w:spacing w:line="480" w:lineRule="auto"/>
+              <w:contextualSpacing/>
               <w:jc w:val="center"/>
             </w:pPr>
             <w:r>
@@ -1841,6 +2825,8 @@
           </w:tcPr>
           <w:p>
             <w:pPr>
+              <w:spacing w:line="480" w:lineRule="auto"/>
+              <w:contextualSpacing/>
               <w:jc w:val="center"/>
               <w:rPr>
                 <w:vertAlign w:val="subscript"/>
@@ -1863,6 +2849,8 @@
           </w:tcPr>
           <w:p>
             <w:pPr>
+              <w:spacing w:line="480" w:lineRule="auto"/>
+              <w:contextualSpacing/>
               <w:jc w:val="center"/>
             </w:pPr>
             <w:r>
@@ -1876,6 +2864,8 @@
           </w:tcPr>
           <w:p>
             <w:pPr>
+              <w:spacing w:line="480" w:lineRule="auto"/>
+              <w:contextualSpacing/>
               <w:jc w:val="center"/>
             </w:pPr>
             <w:r>
@@ -1889,6 +2879,8 @@
           </w:tcPr>
           <w:p>
             <w:pPr>
+              <w:spacing w:line="480" w:lineRule="auto"/>
+              <w:contextualSpacing/>
               <w:jc w:val="center"/>
             </w:pPr>
             <w:r>
@@ -1898,7 +2890,11 @@
         </w:tc>
       </w:tr>
     </w:tbl>
-    <w:p/>
+    <w:p>
+      <w:pPr>
+        <w:contextualSpacing/>
+      </w:pPr>
+    </w:p>
     <w:p>
       <w:pPr>
         <w:pStyle w:val="ListParagraph"/>
@@ -1925,21 +2921,7 @@
             <w:rFonts w:ascii="Cambria Math" w:hAnsi="Cambria Math"/>
             <w:color w:val="FF0000"/>
           </w:rPr>
-          <m:t>.128×.128</m:t>
-        </m:r>
-        <m:r>
-          <w:rPr>
-            <w:rFonts w:ascii="Cambria Math" w:hAnsi="Cambria Math"/>
-            <w:color w:val="FF0000"/>
-          </w:rPr>
-          <m:t>≈</m:t>
-        </m:r>
-        <m:r>
-          <w:rPr>
-            <w:rFonts w:ascii="Cambria Math" w:hAnsi="Cambria Math"/>
-            <w:color w:val="FF0000"/>
-          </w:rPr>
-          <m:t xml:space="preserve"> .016</m:t>
+          <m:t>.128×.128≈ .016</m:t>
         </m:r>
       </m:oMath>
     </w:p>
@@ -1969,14 +2951,7 @@
             <w:rFonts w:ascii="Cambria Math" w:hAnsi="Cambria Math"/>
             <w:color w:val="FF0000"/>
           </w:rPr>
-          <m:t>.128×</m:t>
-        </m:r>
-        <m:r>
-          <w:rPr>
-            <w:rFonts w:ascii="Cambria Math" w:hAnsi="Cambria Math"/>
-            <w:color w:val="FF0000"/>
-          </w:rPr>
-          <m:t>.872≈.112</m:t>
+          <m:t>.128×.872≈.112</m:t>
         </m:r>
       </m:oMath>
     </w:p>
@@ -2053,6 +3028,9 @@
           <w:ilvl w:val="0"/>
           <w:numId w:val="2"/>
         </w:numPr>
+        <w:rPr>
+          <w:rFonts w:eastAsiaTheme="minorEastAsia"/>
+        </w:rPr>
       </w:pPr>
       <w:r>
         <w:t>On at least one of the two shots</w:t>
@@ -2078,11 +3056,519 @@
           <m:t>.016+.112+.112=.24</m:t>
         </m:r>
       </m:oMath>
-      <w:r>
+    </w:p>
+    <w:p>
+      <w:pPr>
+        <w:contextualSpacing/>
+        <w:rPr>
+          <w:rFonts w:eastAsiaTheme="minorEastAsia"/>
+        </w:rPr>
+      </w:pPr>
+      <w:r>
+        <w:lastRenderedPageBreak/>
         <w:t xml:space="preserve">So, there’s a 1.6% chance that Jack Hughes scores two consecutive shots, an 11.2% chance he scores on one of two shots, a 76% he misses both shots, and a 24% chance he scores on at least one of the two shots. </w:t>
       </w:r>
     </w:p>
     <w:p>
+      <w:pPr>
+        <w:contextualSpacing/>
+      </w:pPr>
+      <w:r>
+        <w:t>Now that we’ve seen Jack’s stats, what about the probabilities of the next two shots going in, in any NHL game? The table below has the four possible events and their probabilities:</w:t>
+      </w:r>
+    </w:p>
+    <w:p>
+      <w:pPr>
+        <w:pStyle w:val="Heading3"/>
+        <w:contextualSpacing/>
+      </w:pPr>
+      <w:bookmarkStart w:id="5" w:name="_Toc153480933"/>
+      <w:r>
+        <w:t>Table 2:</w:t>
+      </w:r>
+      <w:bookmarkEnd w:id="5"/>
+    </w:p>
+    <w:tbl>
+      <w:tblPr>
+        <w:tblStyle w:val="TableGrid"/>
+        <w:tblW w:w="0" w:type="auto"/>
+        <w:tblBorders>
+          <w:top w:val="none" w:sz="0" w:space="0" w:color="auto"/>
+        </w:tblBorders>
+        <w:tblLook w:val="04A0" w:firstRow="1" w:lastRow="0" w:firstColumn="1" w:lastColumn="0" w:noHBand="0" w:noVBand="1"/>
+      </w:tblPr>
+      <w:tblGrid>
+        <w:gridCol w:w="990"/>
+        <w:gridCol w:w="2160"/>
+        <w:gridCol w:w="2250"/>
+        <w:gridCol w:w="1283"/>
+      </w:tblGrid>
+      <w:tr>
+        <w:tc>
+          <w:tcPr>
+            <w:tcW w:w="990" w:type="dxa"/>
+            <w:tcBorders>
+              <w:top w:val="nil"/>
+              <w:left w:val="nil"/>
+            </w:tcBorders>
+          </w:tcPr>
+          <w:p>
+            <w:pPr>
+              <w:spacing w:line="480" w:lineRule="auto"/>
+              <w:contextualSpacing/>
+              <w:jc w:val="center"/>
+            </w:pPr>
+            <w:r>
+              <w:t>Shot #</w:t>
+            </w:r>
+          </w:p>
+        </w:tc>
+        <w:tc>
+          <w:tcPr>
+            <w:tcW w:w="2160" w:type="dxa"/>
+          </w:tcPr>
+          <w:p>
+            <w:pPr>
+              <w:spacing w:line="480" w:lineRule="auto"/>
+              <w:contextualSpacing/>
+              <w:jc w:val="center"/>
+            </w:pPr>
+            <w:r>
+              <w:t>Outcome of 1</w:t>
+            </w:r>
+            <w:r>
+              <w:rPr>
+                <w:vertAlign w:val="superscript"/>
+              </w:rPr>
+              <w:t>st</w:t>
+            </w:r>
+            <w:r>
+              <w:t xml:space="preserve"> Shot</w:t>
+            </w:r>
+          </w:p>
+        </w:tc>
+        <w:tc>
+          <w:tcPr>
+            <w:tcW w:w="2250" w:type="dxa"/>
+          </w:tcPr>
+          <w:p>
+            <w:pPr>
+              <w:spacing w:line="480" w:lineRule="auto"/>
+              <w:contextualSpacing/>
+              <w:jc w:val="center"/>
+            </w:pPr>
+            <w:r>
+              <w:t>Outcome of 2</w:t>
+            </w:r>
+            <w:r>
+              <w:rPr>
+                <w:vertAlign w:val="superscript"/>
+              </w:rPr>
+              <w:t>nd</w:t>
+            </w:r>
+            <w:r>
+              <w:t xml:space="preserve"> Shot</w:t>
+            </w:r>
+          </w:p>
+        </w:tc>
+        <w:tc>
+          <w:tcPr>
+            <w:tcW w:w="1283" w:type="dxa"/>
+            <w:tcBorders>
+              <w:top w:val="nil"/>
+              <w:right w:val="nil"/>
+            </w:tcBorders>
+          </w:tcPr>
+          <w:p>
+            <w:pPr>
+              <w:spacing w:line="480" w:lineRule="auto"/>
+              <w:contextualSpacing/>
+              <w:jc w:val="center"/>
+            </w:pPr>
+            <w:r>
+              <w:t>Probability</w:t>
+            </w:r>
+          </w:p>
+        </w:tc>
+      </w:tr>
+      <w:tr>
+        <w:tc>
+          <w:tcPr>
+            <w:tcW w:w="990" w:type="dxa"/>
+          </w:tcPr>
+          <w:p>
+            <w:pPr>
+              <w:spacing w:line="480" w:lineRule="auto"/>
+              <w:contextualSpacing/>
+              <w:jc w:val="center"/>
+              <w:rPr>
+                <w:vertAlign w:val="subscript"/>
+              </w:rPr>
+            </w:pPr>
+            <w:r>
+              <w:t>S</w:t>
+            </w:r>
+            <w:r>
+              <w:softHyphen/>
+            </w:r>
+            <w:r>
+              <w:rPr>
+                <w:vertAlign w:val="subscript"/>
+              </w:rPr>
+              <w:t>1</w:t>
+            </w:r>
+          </w:p>
+        </w:tc>
+        <w:tc>
+          <w:tcPr>
+            <w:tcW w:w="2160" w:type="dxa"/>
+          </w:tcPr>
+          <w:p>
+            <w:pPr>
+              <w:spacing w:line="480" w:lineRule="auto"/>
+              <w:contextualSpacing/>
+              <w:jc w:val="center"/>
+            </w:pPr>
+            <w:r>
+              <w:t>Goal</w:t>
+            </w:r>
+          </w:p>
+        </w:tc>
+        <w:tc>
+          <w:tcPr>
+            <w:tcW w:w="2250" w:type="dxa"/>
+          </w:tcPr>
+          <w:p>
+            <w:pPr>
+              <w:spacing w:line="480" w:lineRule="auto"/>
+              <w:contextualSpacing/>
+              <w:jc w:val="center"/>
+            </w:pPr>
+            <w:r>
+              <w:t>Goal</w:t>
+            </w:r>
+          </w:p>
+        </w:tc>
+        <w:tc>
+          <w:tcPr>
+            <w:tcW w:w="1283" w:type="dxa"/>
+          </w:tcPr>
+          <w:p>
+            <w:pPr>
+              <w:spacing w:line="480" w:lineRule="auto"/>
+              <w:contextualSpacing/>
+              <w:jc w:val="center"/>
+            </w:pPr>
+            <w:r>
+              <w:t>.</w:t>
+            </w:r>
+            <w:r>
+              <w:t>01</w:t>
+            </w:r>
+          </w:p>
+        </w:tc>
+      </w:tr>
+      <w:tr>
+        <w:tc>
+          <w:tcPr>
+            <w:tcW w:w="990" w:type="dxa"/>
+          </w:tcPr>
+          <w:p>
+            <w:pPr>
+              <w:spacing w:line="480" w:lineRule="auto"/>
+              <w:contextualSpacing/>
+              <w:jc w:val="center"/>
+              <w:rPr>
+                <w:vertAlign w:val="subscript"/>
+              </w:rPr>
+            </w:pPr>
+            <w:r>
+              <w:t>S</w:t>
+            </w:r>
+            <w:r>
+              <w:rPr>
+                <w:vertAlign w:val="subscript"/>
+              </w:rPr>
+              <w:t>2</w:t>
+            </w:r>
+          </w:p>
+        </w:tc>
+        <w:tc>
+          <w:tcPr>
+            <w:tcW w:w="2160" w:type="dxa"/>
+          </w:tcPr>
+          <w:p>
+            <w:pPr>
+              <w:spacing w:line="480" w:lineRule="auto"/>
+              <w:contextualSpacing/>
+              <w:jc w:val="center"/>
+            </w:pPr>
+            <w:r>
+              <w:t>Goal</w:t>
+            </w:r>
+          </w:p>
+        </w:tc>
+        <w:tc>
+          <w:tcPr>
+            <w:tcW w:w="2250" w:type="dxa"/>
+          </w:tcPr>
+          <w:p>
+            <w:pPr>
+              <w:spacing w:line="480" w:lineRule="auto"/>
+              <w:contextualSpacing/>
+              <w:jc w:val="center"/>
+            </w:pPr>
+            <w:r>
+              <w:t>Save</w:t>
+            </w:r>
+          </w:p>
+        </w:tc>
+        <w:tc>
+          <w:tcPr>
+            <w:tcW w:w="1283" w:type="dxa"/>
+          </w:tcPr>
+          <w:p>
+            <w:pPr>
+              <w:spacing w:line="480" w:lineRule="auto"/>
+              <w:contextualSpacing/>
+              <w:jc w:val="center"/>
+            </w:pPr>
+            <w:r>
+              <w:t>.</w:t>
+            </w:r>
+            <w:r>
+              <w:t>09</w:t>
+            </w:r>
+          </w:p>
+        </w:tc>
+      </w:tr>
+      <w:tr>
+        <w:tc>
+          <w:tcPr>
+            <w:tcW w:w="990" w:type="dxa"/>
+          </w:tcPr>
+          <w:p>
+            <w:pPr>
+              <w:spacing w:line="480" w:lineRule="auto"/>
+              <w:contextualSpacing/>
+              <w:jc w:val="center"/>
+              <w:rPr>
+                <w:vertAlign w:val="subscript"/>
+              </w:rPr>
+            </w:pPr>
+            <w:r>
+              <w:t>S</w:t>
+            </w:r>
+            <w:r>
+              <w:rPr>
+                <w:vertAlign w:val="subscript"/>
+              </w:rPr>
+              <w:t>3</w:t>
+            </w:r>
+          </w:p>
+        </w:tc>
+        <w:tc>
+          <w:tcPr>
+            <w:tcW w:w="2160" w:type="dxa"/>
+          </w:tcPr>
+          <w:p>
+            <w:pPr>
+              <w:spacing w:line="480" w:lineRule="auto"/>
+              <w:contextualSpacing/>
+              <w:jc w:val="center"/>
+            </w:pPr>
+            <w:r>
+              <w:t>Save</w:t>
+            </w:r>
+          </w:p>
+        </w:tc>
+        <w:tc>
+          <w:tcPr>
+            <w:tcW w:w="2250" w:type="dxa"/>
+          </w:tcPr>
+          <w:p>
+            <w:pPr>
+              <w:spacing w:line="480" w:lineRule="auto"/>
+              <w:contextualSpacing/>
+              <w:jc w:val="center"/>
+            </w:pPr>
+            <w:r>
+              <w:t>Goal</w:t>
+            </w:r>
+          </w:p>
+        </w:tc>
+        <w:tc>
+          <w:tcPr>
+            <w:tcW w:w="1283" w:type="dxa"/>
+          </w:tcPr>
+          <w:p>
+            <w:pPr>
+              <w:spacing w:line="480" w:lineRule="auto"/>
+              <w:contextualSpacing/>
+              <w:jc w:val="center"/>
+            </w:pPr>
+            <w:r>
+              <w:t>.</w:t>
+            </w:r>
+            <w:r>
+              <w:t>09</w:t>
+            </w:r>
+          </w:p>
+        </w:tc>
+      </w:tr>
+      <w:tr>
+        <w:tc>
+          <w:tcPr>
+            <w:tcW w:w="990" w:type="dxa"/>
+          </w:tcPr>
+          <w:p>
+            <w:pPr>
+              <w:spacing w:line="480" w:lineRule="auto"/>
+              <w:contextualSpacing/>
+              <w:jc w:val="center"/>
+              <w:rPr>
+                <w:vertAlign w:val="subscript"/>
+              </w:rPr>
+            </w:pPr>
+            <w:r>
+              <w:t>S</w:t>
+            </w:r>
+            <w:r>
+              <w:rPr>
+                <w:vertAlign w:val="subscript"/>
+              </w:rPr>
+              <w:t>4</w:t>
+            </w:r>
+          </w:p>
+        </w:tc>
+        <w:tc>
+          <w:tcPr>
+            <w:tcW w:w="2160" w:type="dxa"/>
+          </w:tcPr>
+          <w:p>
+            <w:pPr>
+              <w:spacing w:line="480" w:lineRule="auto"/>
+              <w:contextualSpacing/>
+              <w:jc w:val="center"/>
+            </w:pPr>
+            <w:r>
+              <w:t>Save</w:t>
+            </w:r>
+          </w:p>
+        </w:tc>
+        <w:tc>
+          <w:tcPr>
+            <w:tcW w:w="2250" w:type="dxa"/>
+          </w:tcPr>
+          <w:p>
+            <w:pPr>
+              <w:spacing w:line="480" w:lineRule="auto"/>
+              <w:contextualSpacing/>
+              <w:jc w:val="center"/>
+            </w:pPr>
+            <w:r>
+              <w:t>Save</w:t>
+            </w:r>
+          </w:p>
+        </w:tc>
+        <w:tc>
+          <w:tcPr>
+            <w:tcW w:w="1283" w:type="dxa"/>
+          </w:tcPr>
+          <w:p>
+            <w:pPr>
+              <w:spacing w:line="480" w:lineRule="auto"/>
+              <w:contextualSpacing/>
+              <w:jc w:val="center"/>
+            </w:pPr>
+            <w:r>
+              <w:t>.</w:t>
+            </w:r>
+            <w:r>
+              <w:t>81</w:t>
+            </w:r>
+          </w:p>
+        </w:tc>
+      </w:tr>
+    </w:tbl>
+    <w:p>
+      <w:pPr>
+        <w:contextualSpacing/>
+      </w:pPr>
+      <w:r>
+        <w:rPr>
+          <w:noProof/>
+        </w:rPr>
+        <w:drawing>
+          <wp:inline distT="0" distB="0" distL="0" distR="0" wp14:anchorId="328A5DFB" wp14:editId="284F8DE9">
+            <wp:extent cx="5943600" cy="645795"/>
+            <wp:effectExtent l="0" t="0" r="0" b="1905"/>
+            <wp:docPr id="1579150121" name="Picture 1" descr="A screenshot of a computer&#10;&#10;Description automatically generated"/>
+            <wp:cNvGraphicFramePr>
+              <a:graphicFrameLocks xmlns:a="http://schemas.openxmlformats.org/drawingml/2006/main" noChangeAspect="1"/>
+            </wp:cNvGraphicFramePr>
+            <a:graphic xmlns:a="http://schemas.openxmlformats.org/drawingml/2006/main">
+              <a:graphicData uri="http://schemas.openxmlformats.org/drawingml/2006/picture">
+                <pic:pic xmlns:pic="http://schemas.openxmlformats.org/drawingml/2006/picture">
+                  <pic:nvPicPr>
+                    <pic:cNvPr id="1579150121" name="Picture 1" descr="A screenshot of a computer&#10;&#10;Description automatically generated"/>
+                    <pic:cNvPicPr/>
+                  </pic:nvPicPr>
+                  <pic:blipFill>
+                    <a:blip r:embed="rId13"/>
+                    <a:stretch>
+                      <a:fillRect/>
+                    </a:stretch>
+                  </pic:blipFill>
+                  <pic:spPr>
+                    <a:xfrm>
+                      <a:off x="0" y="0"/>
+                      <a:ext cx="5943600" cy="645795"/>
+                    </a:xfrm>
+                    <a:prstGeom prst="rect">
+                      <a:avLst/>
+                    </a:prstGeom>
+                  </pic:spPr>
+                </pic:pic>
+              </a:graphicData>
+            </a:graphic>
+          </wp:inline>
+        </w:drawing>
+      </w:r>
+    </w:p>
+    <w:p>
+      <w:pPr>
+        <w:contextualSpacing/>
+      </w:pPr>
+      <w:r>
+        <w:t xml:space="preserve">Using what my </w:t>
+      </w:r>
+      <w:r>
+        <w:t xml:space="preserve">program calculated </w:t>
+      </w:r>
+      <w:r>
+        <w:t xml:space="preserve">for </w:t>
+      </w:r>
+      <w:r>
+        <w:t>the total goals, shots, and the shooting percentage for all skaters</w:t>
+      </w:r>
+      <w:r>
+        <w:t xml:space="preserve"> and following the same for a-e with Jack Hughes, I filled in the table. </w:t>
+      </w:r>
+      <w:r>
+        <w:t xml:space="preserve">The data is </w:t>
+      </w:r>
+      <w:r>
+        <w:t>consistent</w:t>
+      </w:r>
+      <w:r>
+        <w:t xml:space="preserve"> between Jack Hughes and every player in the league: ~1% chance of goals on consecutive shots, and &gt;75% chance of saves on consecutive shots.</w:t>
+      </w:r>
+    </w:p>
+    <w:p>
+      <w:pPr>
+        <w:contextualSpacing/>
+      </w:pPr>
       <w:r>
         <w:br w:type="page"/>
       </w:r>
@@ -2090,7 +3576,9 @@
     <w:p>
       <w:pPr>
         <w:pStyle w:val="Heading2"/>
-      </w:pPr>
+        <w:contextualSpacing/>
+      </w:pPr>
+      <w:bookmarkStart w:id="6" w:name="_Toc153480934"/>
       <w:r>
         <w:lastRenderedPageBreak/>
         <w:t xml:space="preserve">Section </w:t>
@@ -2101,8 +3589,12 @@
       <w:r>
         <w:t>Calculating the Probability of an Event: The Sample-Point Method</w:t>
       </w:r>
-    </w:p>
-    <w:p>
+      <w:bookmarkEnd w:id="6"/>
+    </w:p>
+    <w:p>
+      <w:pPr>
+        <w:contextualSpacing/>
+      </w:pPr>
       <w:r>
         <w:t>Besides the goalie,</w:t>
       </w:r>
@@ -2125,19 +3617,7 @@
         <w:t>12 forwards and 6 defensemen</w:t>
       </w:r>
       <w:r>
-        <w:t xml:space="preserve">. </w:t>
-      </w:r>
-      <w:r>
-        <w:t>Suppose it’s overtime in an NHL game</w:t>
-      </w:r>
-      <w:r>
-        <w:t xml:space="preserve"> and </w:t>
-      </w:r>
-      <w:r>
-        <w:t xml:space="preserve">three </w:t>
-      </w:r>
-      <w:r>
-        <w:t>skaters are randomly selected from the 18 skaters to play in 3 on 3 OT.</w:t>
+        <w:t>. Suppose it’s overtime in an NHL game and three skaters are randomly selected from the 18 skaters to play in 3 on 3 OT.</w:t>
       </w:r>
     </w:p>
     <w:p>
@@ -2188,17 +3668,19 @@
         <w:br/>
         <w:t>[</w:t>
       </w:r>
+      <w:proofErr w:type="gramStart"/>
       <w:r>
         <w:rPr>
           <w:color w:val="FF0000"/>
         </w:rPr>
-        <w:t>F,F,F]</w:t>
-      </w:r>
+        <w:t>F,F</w:t>
+      </w:r>
+      <w:proofErr w:type="gramEnd"/>
       <w:r>
         <w:rPr>
           <w:color w:val="FF0000"/>
         </w:rPr>
-        <w:t xml:space="preserve">, [F,F,D], [F,D,D], </w:t>
+        <w:t xml:space="preserve">,F], [F,F,D], [F,D,D], </w:t>
       </w:r>
       <w:r>
         <w:rPr>
@@ -2388,8 +3870,1378 @@
         <w:t>So, there is a 29.6% that all three skaters randomly chose are forwards.</w:t>
       </w:r>
     </w:p>
+    <w:p>
+      <w:pPr>
+        <w:contextualSpacing/>
+        <w:rPr>
+          <w:rFonts w:asciiTheme="majorHAnsi" w:eastAsiaTheme="majorEastAsia" w:hAnsiTheme="majorHAnsi" w:cstheme="majorBidi"/>
+          <w:color w:val="2F5496" w:themeColor="accent1" w:themeShade="BF"/>
+          <w:sz w:val="26"/>
+          <w:szCs w:val="26"/>
+        </w:rPr>
+      </w:pPr>
+      <w:r>
+        <w:br w:type="page"/>
+      </w:r>
+    </w:p>
+    <w:p>
+      <w:pPr>
+        <w:pStyle w:val="Heading2"/>
+        <w:contextualSpacing/>
+      </w:pPr>
+      <w:bookmarkStart w:id="7" w:name="_Toc153480935"/>
+      <w:r>
+        <w:lastRenderedPageBreak/>
+        <w:t>Section 2.6 – Tools for Counting Sample Points</w:t>
+      </w:r>
+      <w:bookmarkEnd w:id="7"/>
+    </w:p>
+    <w:p>
+      <w:pPr>
+        <w:contextualSpacing/>
+      </w:pPr>
+      <w:bookmarkStart w:id="8" w:name="_Hlk153475562"/>
+      <w:r>
+        <w:t xml:space="preserve">16 teams play in the NHL Stanely Cup Playoffs each year. Supposed the NHL instated a new rule that in the first round the teams were now randomly assigned to games </w:t>
+      </w:r>
+      <w:r>
+        <w:t>1, 2…</w:t>
+      </w:r>
+      <w:r>
+        <w:t>,8. In how many ways can the teams be assigned to the games</w:t>
+      </w:r>
+      <w:bookmarkEnd w:id="8"/>
+      <w:r>
+        <w:t>.</w:t>
+      </w:r>
+    </w:p>
+    <w:p>
+      <w:pPr>
+        <w:contextualSpacing/>
+        <w:rPr>
+          <w:rFonts w:eastAsiaTheme="minorEastAsia"/>
+          <w:color w:val="FF0000"/>
+        </w:rPr>
+      </w:pPr>
+      <w:r>
+        <w:rPr>
+          <w:color w:val="FF0000"/>
+        </w:rPr>
+        <w:t xml:space="preserve">A: </w:t>
+      </w:r>
+      <m:oMath>
+        <m:sPre>
+          <m:sPrePr>
+            <m:ctrlPr>
+              <w:rPr>
+                <w:rFonts w:ascii="Cambria Math" w:hAnsi="Cambria Math"/>
+                <w:i/>
+                <w:color w:val="FF0000"/>
+              </w:rPr>
+            </m:ctrlPr>
+          </m:sPrePr>
+          <m:sub>
+            <m:r>
+              <w:rPr>
+                <w:rFonts w:ascii="Cambria Math" w:hAnsi="Cambria Math"/>
+                <w:color w:val="FF0000"/>
+              </w:rPr>
+              <m:t>r</m:t>
+            </m:r>
+          </m:sub>
+          <m:sup>
+            <m:r>
+              <w:rPr>
+                <w:rFonts w:ascii="Cambria Math" w:hAnsi="Cambria Math"/>
+                <w:color w:val="FF0000"/>
+              </w:rPr>
+              <m:t>n</m:t>
+            </m:r>
+          </m:sup>
+          <m:e>
+            <m:r>
+              <w:rPr>
+                <w:rFonts w:ascii="Cambria Math" w:hAnsi="Cambria Math"/>
+                <w:color w:val="FF0000"/>
+              </w:rPr>
+              <m:t>C</m:t>
+            </m:r>
+          </m:e>
+        </m:sPre>
+        <m:r>
+          <w:rPr>
+            <w:rFonts w:ascii="Cambria Math" w:hAnsi="Cambria Math"/>
+            <w:color w:val="FF0000"/>
+          </w:rPr>
+          <m:t>=</m:t>
+        </m:r>
+        <m:f>
+          <m:fPr>
+            <m:ctrlPr>
+              <w:rPr>
+                <w:rFonts w:ascii="Cambria Math" w:hAnsi="Cambria Math"/>
+                <w:i/>
+                <w:color w:val="FF0000"/>
+              </w:rPr>
+            </m:ctrlPr>
+          </m:fPr>
+          <m:num>
+            <m:r>
+              <w:rPr>
+                <w:rFonts w:ascii="Cambria Math" w:hAnsi="Cambria Math"/>
+                <w:color w:val="FF0000"/>
+              </w:rPr>
+              <m:t>n!</m:t>
+            </m:r>
+          </m:num>
+          <m:den>
+            <m:r>
+              <w:rPr>
+                <w:rFonts w:ascii="Cambria Math" w:hAnsi="Cambria Math"/>
+                <w:color w:val="FF0000"/>
+              </w:rPr>
+              <m:t>r!</m:t>
+            </m:r>
+            <m:d>
+              <m:dPr>
+                <m:ctrlPr>
+                  <w:rPr>
+                    <w:rFonts w:ascii="Cambria Math" w:hAnsi="Cambria Math"/>
+                    <w:i/>
+                    <w:color w:val="FF0000"/>
+                  </w:rPr>
+                </m:ctrlPr>
+              </m:dPr>
+              <m:e>
+                <m:r>
+                  <w:rPr>
+                    <w:rFonts w:ascii="Cambria Math" w:hAnsi="Cambria Math"/>
+                    <w:color w:val="FF0000"/>
+                  </w:rPr>
+                  <m:t>n-r</m:t>
+                </m:r>
+              </m:e>
+            </m:d>
+            <m:r>
+              <w:rPr>
+                <w:rFonts w:ascii="Cambria Math" w:hAnsi="Cambria Math"/>
+                <w:color w:val="FF0000"/>
+              </w:rPr>
+              <m:t>!</m:t>
+            </m:r>
+          </m:den>
+        </m:f>
+        <m:r>
+          <w:rPr>
+            <w:rFonts w:ascii="Cambria Math" w:hAnsi="Cambria Math"/>
+            <w:color w:val="FF0000"/>
+          </w:rPr>
+          <m:t>=</m:t>
+        </m:r>
+        <m:sPre>
+          <m:sPrePr>
+            <m:ctrlPr>
+              <w:rPr>
+                <w:rFonts w:ascii="Cambria Math" w:hAnsi="Cambria Math"/>
+                <w:i/>
+                <w:color w:val="FF0000"/>
+              </w:rPr>
+            </m:ctrlPr>
+          </m:sPrePr>
+          <m:sub>
+            <m:r>
+              <w:rPr>
+                <w:rFonts w:ascii="Cambria Math" w:hAnsi="Cambria Math"/>
+                <w:color w:val="FF0000"/>
+              </w:rPr>
+              <m:t>8</m:t>
+            </m:r>
+          </m:sub>
+          <m:sup>
+            <m:r>
+              <w:rPr>
+                <w:rFonts w:ascii="Cambria Math" w:hAnsi="Cambria Math"/>
+                <w:color w:val="FF0000"/>
+              </w:rPr>
+              <m:t>16</m:t>
+            </m:r>
+          </m:sup>
+          <m:e>
+            <m:r>
+              <w:rPr>
+                <w:rFonts w:ascii="Cambria Math" w:hAnsi="Cambria Math"/>
+                <w:color w:val="FF0000"/>
+              </w:rPr>
+              <m:t>C</m:t>
+            </m:r>
+          </m:e>
+        </m:sPre>
+        <m:r>
+          <w:rPr>
+            <w:rFonts w:ascii="Cambria Math" w:hAnsi="Cambria Math"/>
+            <w:color w:val="FF0000"/>
+          </w:rPr>
+          <m:t>=</m:t>
+        </m:r>
+        <m:f>
+          <m:fPr>
+            <m:ctrlPr>
+              <w:rPr>
+                <w:rFonts w:ascii="Cambria Math" w:hAnsi="Cambria Math"/>
+                <w:i/>
+                <w:color w:val="FF0000"/>
+              </w:rPr>
+            </m:ctrlPr>
+          </m:fPr>
+          <m:num>
+            <m:r>
+              <w:rPr>
+                <w:rFonts w:ascii="Cambria Math" w:hAnsi="Cambria Math"/>
+                <w:color w:val="FF0000"/>
+              </w:rPr>
+              <m:t>16!</m:t>
+            </m:r>
+          </m:num>
+          <m:den>
+            <m:r>
+              <w:rPr>
+                <w:rFonts w:ascii="Cambria Math" w:hAnsi="Cambria Math"/>
+                <w:color w:val="FF0000"/>
+              </w:rPr>
+              <m:t>8!</m:t>
+            </m:r>
+            <m:d>
+              <m:dPr>
+                <m:ctrlPr>
+                  <w:rPr>
+                    <w:rFonts w:ascii="Cambria Math" w:hAnsi="Cambria Math"/>
+                    <w:i/>
+                    <w:color w:val="FF0000"/>
+                  </w:rPr>
+                </m:ctrlPr>
+              </m:dPr>
+              <m:e>
+                <m:r>
+                  <w:rPr>
+                    <w:rFonts w:ascii="Cambria Math" w:hAnsi="Cambria Math"/>
+                    <w:color w:val="FF0000"/>
+                  </w:rPr>
+                  <m:t>16-8</m:t>
+                </m:r>
+              </m:e>
+            </m:d>
+            <m:r>
+              <w:rPr>
+                <w:rFonts w:ascii="Cambria Math" w:hAnsi="Cambria Math"/>
+                <w:color w:val="FF0000"/>
+              </w:rPr>
+              <m:t>!</m:t>
+            </m:r>
+          </m:den>
+        </m:f>
+        <m:r>
+          <w:rPr>
+            <w:rFonts w:ascii="Cambria Math" w:hAnsi="Cambria Math"/>
+            <w:color w:val="FF0000"/>
+          </w:rPr>
+          <m:t>=12,870</m:t>
+        </m:r>
+      </m:oMath>
+      <w:r>
+        <w:rPr>
+          <w:rFonts w:eastAsiaTheme="minorEastAsia"/>
+          <w:color w:val="FF0000"/>
+        </w:rPr>
+        <w:t xml:space="preserve"> ways the teams can be assigned to the games.</w:t>
+      </w:r>
+    </w:p>
+    <w:p>
+      <w:pPr>
+        <w:contextualSpacing/>
+        <w:rPr>
+          <w:color w:val="FF0000"/>
+        </w:rPr>
+      </w:pPr>
+      <w:r>
+        <w:rPr>
+          <w:noProof/>
+        </w:rPr>
+        <w:drawing>
+          <wp:inline distT="0" distB="0" distL="0" distR="0" wp14:anchorId="5811AA90" wp14:editId="7D5538B3">
+            <wp:extent cx="5943600" cy="1577340"/>
+            <wp:effectExtent l="0" t="0" r="0" b="3810"/>
+            <wp:docPr id="32188719" name="Picture 1" descr="A screen shot of a computer&#10;&#10;Description automatically generated"/>
+            <wp:cNvGraphicFramePr>
+              <a:graphicFrameLocks xmlns:a="http://schemas.openxmlformats.org/drawingml/2006/main" noChangeAspect="1"/>
+            </wp:cNvGraphicFramePr>
+            <a:graphic xmlns:a="http://schemas.openxmlformats.org/drawingml/2006/main">
+              <a:graphicData uri="http://schemas.openxmlformats.org/drawingml/2006/picture">
+                <pic:pic xmlns:pic="http://schemas.openxmlformats.org/drawingml/2006/picture">
+                  <pic:nvPicPr>
+                    <pic:cNvPr id="32188719" name="Picture 1" descr="A screen shot of a computer&#10;&#10;Description automatically generated"/>
+                    <pic:cNvPicPr/>
+                  </pic:nvPicPr>
+                  <pic:blipFill>
+                    <a:blip r:embed="rId14"/>
+                    <a:stretch>
+                      <a:fillRect/>
+                    </a:stretch>
+                  </pic:blipFill>
+                  <pic:spPr>
+                    <a:xfrm>
+                      <a:off x="0" y="0"/>
+                      <a:ext cx="5943600" cy="1577340"/>
+                    </a:xfrm>
+                    <a:prstGeom prst="rect">
+                      <a:avLst/>
+                    </a:prstGeom>
+                  </pic:spPr>
+                </pic:pic>
+              </a:graphicData>
+            </a:graphic>
+          </wp:inline>
+        </w:drawing>
+      </w:r>
+    </w:p>
+    <w:p>
+      <w:pPr>
+        <w:contextualSpacing/>
+      </w:pPr>
+      <w:r>
+        <w:t>I imported the combination method from my stats library to check my calculation on the number of ways the teams can be assigned to the games and got the same answer, 12870.</w:t>
+      </w:r>
+    </w:p>
+    <w:p>
+      <w:pPr>
+        <w:contextualSpacing/>
+        <w:rPr>
+          <w:rFonts w:asciiTheme="majorHAnsi" w:eastAsiaTheme="majorEastAsia" w:hAnsiTheme="majorHAnsi" w:cstheme="majorBidi"/>
+          <w:color w:val="2F5496" w:themeColor="accent1" w:themeShade="BF"/>
+          <w:sz w:val="26"/>
+          <w:szCs w:val="26"/>
+        </w:rPr>
+      </w:pPr>
+      <w:r>
+        <w:br w:type="page"/>
+      </w:r>
+    </w:p>
+    <w:p>
+      <w:pPr>
+        <w:pStyle w:val="Heading2"/>
+        <w:contextualSpacing/>
+      </w:pPr>
+      <w:bookmarkStart w:id="9" w:name="_Toc153480936"/>
+      <w:r>
+        <w:lastRenderedPageBreak/>
+        <w:t>Section 2.7 – Conditional Probability and the Independence of Events</w:t>
+      </w:r>
+      <w:bookmarkEnd w:id="9"/>
+    </w:p>
+    <w:p>
+      <w:pPr>
+        <w:contextualSpacing/>
+        <w:rPr>
+          <w:rFonts w:eastAsiaTheme="minorEastAsia"/>
+        </w:rPr>
+      </w:pPr>
+      <w:r>
+        <w:t xml:space="preserve">If two events a Goal and a Save, are such that </w:t>
+      </w:r>
+      <m:oMath>
+        <m:r>
+          <w:rPr>
+            <w:rFonts w:ascii="Cambria Math" w:hAnsi="Cambria Math"/>
+          </w:rPr>
+          <m:t>P(Goal) = .1</m:t>
+        </m:r>
+      </m:oMath>
+      <w:r>
+        <w:t xml:space="preserve">, </w:t>
+      </w:r>
+      <m:oMath>
+        <m:r>
+          <w:rPr>
+            <w:rFonts w:ascii="Cambria Math" w:hAnsi="Cambria Math"/>
+          </w:rPr>
+          <m:t>P(Save) = 0.9</m:t>
+        </m:r>
+      </m:oMath>
+      <w:r>
+        <w:t xml:space="preserve">, and </w:t>
+      </w:r>
+      <m:oMath>
+        <m:r>
+          <w:rPr>
+            <w:rFonts w:ascii="Cambria Math" w:hAnsi="Cambria Math"/>
+          </w:rPr>
+          <m:t>P</m:t>
+        </m:r>
+        <m:d>
+          <m:dPr>
+            <m:ctrlPr>
+              <w:rPr>
+                <w:rFonts w:ascii="Cambria Math" w:hAnsi="Cambria Math"/>
+                <w:i/>
+              </w:rPr>
+            </m:ctrlPr>
+          </m:dPr>
+          <m:e>
+            <m:r>
+              <w:rPr>
+                <w:rFonts w:ascii="Cambria Math" w:hAnsi="Cambria Math"/>
+              </w:rPr>
+              <m:t>A</m:t>
+            </m:r>
+            <m:r>
+              <w:rPr>
+                <w:rFonts w:ascii="Cambria Math" w:hAnsi="Cambria Math"/>
+              </w:rPr>
+              <m:t>∩B</m:t>
+            </m:r>
+          </m:e>
+        </m:d>
+        <m:r>
+          <w:rPr>
+            <w:rFonts w:ascii="Cambria Math" w:hAnsi="Cambria Math"/>
+          </w:rPr>
+          <m:t>=</m:t>
+        </m:r>
+      </m:oMath>
+    </w:p>
+    <w:p>
+      <w:pPr>
+        <w:rPr>
+          <w:rFonts w:eastAsiaTheme="minorEastAsia"/>
+        </w:rPr>
+      </w:pPr>
+      <w:r>
+        <w:rPr>
+          <w:rFonts w:eastAsiaTheme="minorEastAsia"/>
+        </w:rPr>
+        <w:br w:type="page"/>
+      </w:r>
+    </w:p>
+    <w:p>
+      <w:pPr>
+        <w:pStyle w:val="Heading2"/>
+      </w:pPr>
+      <w:bookmarkStart w:id="10" w:name="_Toc153480937"/>
+      <w:r>
+        <w:lastRenderedPageBreak/>
+        <w:t>Section 2.8 – Two Laws of Probability</w:t>
+      </w:r>
+      <w:bookmarkEnd w:id="10"/>
+    </w:p>
+    <w:p>
+      <w:proofErr w:type="gramStart"/>
+      <w:r>
+        <w:t>Referring back</w:t>
+      </w:r>
+      <w:proofErr w:type="gramEnd"/>
+      <w:r>
+        <w:t xml:space="preserve"> to Section 2.4: Table 2, there is a 1 in 10 chance of any player scoring a goal on a single shot attempt. </w:t>
+      </w:r>
+    </w:p>
+    <w:p>
+      <w:pPr>
+        <w:pStyle w:val="ListParagraph"/>
+        <w:numPr>
+          <w:ilvl w:val="0"/>
+          <w:numId w:val="4"/>
+        </w:numPr>
+      </w:pPr>
+      <w:r>
+        <w:t>Are the outcomes of different shots independent or dependent? Why?</w:t>
+      </w:r>
+      <w:r>
+        <w:br/>
+      </w:r>
+      <w:r>
+        <w:rPr>
+          <w:color w:val="FF0000"/>
+        </w:rPr>
+        <w:t xml:space="preserve">A: No shot directly affects any other shot, therefore they are independent of one another. </w:t>
+      </w:r>
+    </w:p>
+    <w:p>
+      <w:pPr>
+        <w:pStyle w:val="ListParagraph"/>
+        <w:numPr>
+          <w:ilvl w:val="0"/>
+          <w:numId w:val="4"/>
+        </w:numPr>
+        <w:rPr>
+          <w:rFonts w:eastAsiaTheme="minorEastAsia"/>
+          <w:color w:val="FF0000"/>
+        </w:rPr>
+      </w:pPr>
+      <w:r>
+        <w:t xml:space="preserve">A friend claims if there is a 1 in 10 chance of scoring on a single shot, then there is a 100% </w:t>
+      </w:r>
+      <w:proofErr w:type="gramStart"/>
+      <w:r>
+        <w:t>of</w:t>
+      </w:r>
+      <w:proofErr w:type="gramEnd"/>
+      <w:r>
+        <w:t xml:space="preserve"> scoring if a shot is taken 10 times. Is your friend correct? Why?</w:t>
+      </w:r>
+      <w:r>
+        <w:br/>
+      </w:r>
+      <w:r>
+        <w:rPr>
+          <w:color w:val="FF0000"/>
+        </w:rPr>
+        <w:t xml:space="preserve">A: Assuming shots are independent of one another, your friend is wrong. Since the shots are independent, every shot has a 1/10 chance of going in, or 9/10 chance of not going in. So, </w:t>
+      </w:r>
+      <w:r>
+        <w:rPr>
+          <w:color w:val="FF0000"/>
+        </w:rPr>
+        <w:t>P(scoring in 10 shots) can be calculated by doing:</w:t>
+      </w:r>
+      <w:r>
+        <w:rPr>
+          <w:color w:val="FF0000"/>
+        </w:rPr>
+        <w:br/>
+      </w:r>
+      <w:r>
+        <w:rPr>
+          <w:color w:val="FF0000"/>
+        </w:rPr>
+        <w:t xml:space="preserve"> </w:t>
+      </w:r>
+      <m:oMath>
+        <m:sSup>
+          <m:sSupPr>
+            <m:ctrlPr>
+              <w:rPr>
+                <w:rFonts w:ascii="Cambria Math" w:hAnsi="Cambria Math"/>
+                <w:i/>
+                <w:color w:val="FF0000"/>
+              </w:rPr>
+            </m:ctrlPr>
+          </m:sSupPr>
+          <m:e>
+            <m:r>
+              <w:rPr>
+                <w:rFonts w:ascii="Cambria Math" w:hAnsi="Cambria Math"/>
+                <w:color w:val="FF0000"/>
+              </w:rPr>
+              <m:t>1-P</m:t>
+            </m:r>
+            <m:sSup>
+              <m:sSupPr>
+                <m:ctrlPr>
+                  <w:rPr>
+                    <w:rFonts w:ascii="Cambria Math" w:hAnsi="Cambria Math"/>
+                    <w:i/>
+                    <w:color w:val="FF0000"/>
+                  </w:rPr>
+                </m:ctrlPr>
+              </m:sSupPr>
+              <m:e>
+                <m:d>
+                  <m:dPr>
+                    <m:ctrlPr>
+                      <w:rPr>
+                        <w:rFonts w:ascii="Cambria Math" w:hAnsi="Cambria Math"/>
+                        <w:i/>
+                        <w:color w:val="FF0000"/>
+                      </w:rPr>
+                    </m:ctrlPr>
+                  </m:dPr>
+                  <m:e>
+                    <m:r>
+                      <w:rPr>
+                        <w:rFonts w:ascii="Cambria Math" w:hAnsi="Cambria Math"/>
+                        <w:color w:val="FF0000"/>
+                      </w:rPr>
+                      <m:t>not scoring</m:t>
+                    </m:r>
+                  </m:e>
+                </m:d>
+              </m:e>
+              <m:sup>
+                <m:r>
+                  <w:rPr>
+                    <w:rFonts w:ascii="Cambria Math" w:hAnsi="Cambria Math"/>
+                    <w:color w:val="FF0000"/>
+                  </w:rPr>
+                  <m:t>shots</m:t>
+                </m:r>
+              </m:sup>
+            </m:sSup>
+            <m:r>
+              <w:rPr>
+                <w:rFonts w:ascii="Cambria Math" w:hAnsi="Cambria Math"/>
+                <w:color w:val="FF0000"/>
+              </w:rPr>
+              <m:t>=</m:t>
+            </m:r>
+            <m:r>
+              <w:rPr>
+                <w:rFonts w:ascii="Cambria Math" w:hAnsi="Cambria Math"/>
+                <w:color w:val="FF0000"/>
+              </w:rPr>
+              <m:t>1-</m:t>
+            </m:r>
+            <m:d>
+              <m:dPr>
+                <m:ctrlPr>
+                  <w:rPr>
+                    <w:rFonts w:ascii="Cambria Math" w:hAnsi="Cambria Math"/>
+                    <w:i/>
+                    <w:color w:val="FF0000"/>
+                  </w:rPr>
+                </m:ctrlPr>
+              </m:dPr>
+              <m:e>
+                <m:f>
+                  <m:fPr>
+                    <m:ctrlPr>
+                      <w:rPr>
+                        <w:rFonts w:ascii="Cambria Math" w:hAnsi="Cambria Math"/>
+                        <w:i/>
+                        <w:color w:val="FF0000"/>
+                      </w:rPr>
+                    </m:ctrlPr>
+                  </m:fPr>
+                  <m:num>
+                    <m:r>
+                      <w:rPr>
+                        <w:rFonts w:ascii="Cambria Math" w:hAnsi="Cambria Math"/>
+                        <w:color w:val="FF0000"/>
+                      </w:rPr>
+                      <m:t>9</m:t>
+                    </m:r>
+                  </m:num>
+                  <m:den>
+                    <m:r>
+                      <w:rPr>
+                        <w:rFonts w:ascii="Cambria Math" w:hAnsi="Cambria Math"/>
+                        <w:color w:val="FF0000"/>
+                      </w:rPr>
+                      <m:t>10</m:t>
+                    </m:r>
+                  </m:den>
+                </m:f>
+              </m:e>
+            </m:d>
+          </m:e>
+          <m:sup>
+            <m:r>
+              <w:rPr>
+                <w:rFonts w:ascii="Cambria Math" w:hAnsi="Cambria Math"/>
+                <w:color w:val="FF0000"/>
+              </w:rPr>
+              <m:t>10</m:t>
+            </m:r>
+          </m:sup>
+        </m:sSup>
+        <m:r>
+          <w:rPr>
+            <w:rFonts w:ascii="Cambria Math" w:eastAsiaTheme="minorEastAsia" w:hAnsi="Cambria Math"/>
+            <w:color w:val="FF0000"/>
+          </w:rPr>
+          <m:t>=.651</m:t>
+        </m:r>
+      </m:oMath>
+      <w:r>
+        <w:rPr>
+          <w:rFonts w:eastAsiaTheme="minorEastAsia"/>
+          <w:color w:val="FF0000"/>
+        </w:rPr>
+        <w:br/>
+        <w:t>It's closer to 65% that a player scored once in 10 shots, so your friend is wrong.</w:t>
+      </w:r>
+    </w:p>
+    <w:p>
+      <w:pPr>
+        <w:rPr>
+          <w:rFonts w:eastAsiaTheme="minorEastAsia"/>
+          <w:color w:val="FF0000"/>
+        </w:rPr>
+      </w:pPr>
+      <w:r>
+        <w:rPr>
+          <w:rFonts w:eastAsiaTheme="minorEastAsia"/>
+          <w:color w:val="FF0000"/>
+        </w:rPr>
+        <w:br w:type="page"/>
+      </w:r>
+    </w:p>
+    <w:p>
+      <w:pPr>
+        <w:pStyle w:val="Heading2"/>
+      </w:pPr>
+      <w:bookmarkStart w:id="11" w:name="_Toc153480938"/>
+      <w:r>
+        <w:lastRenderedPageBreak/>
+        <w:t>Section 2.10 – The Law of Total Probability and Bayes’ Rule</w:t>
+      </w:r>
+      <w:bookmarkEnd w:id="11"/>
+    </w:p>
+    <w:p>
+      <w:r>
+        <w:t xml:space="preserve">The NHL recently implemented a rule where players can enter the </w:t>
+      </w:r>
+      <w:r>
+        <w:t xml:space="preserve">offensive </w:t>
+      </w:r>
+      <w:r>
+        <w:t xml:space="preserve">zone </w:t>
+      </w:r>
+      <w:r>
+        <w:t xml:space="preserve">skates </w:t>
+      </w:r>
+      <w:proofErr w:type="gramStart"/>
+      <w:r>
+        <w:t>first, if</w:t>
+      </w:r>
+      <w:proofErr w:type="gramEnd"/>
+      <w:r>
+        <w:t xml:space="preserve"> they have possession of the puck and no offsides will be called. Suppose 70% of the forwards react positively to this change, but only 30% of defensemen react positively. In the group of 951 NHL players to play at least 1 game in the 2022-23 season, 617 were forwards and 334 were defensemen. A response randomly chosen from the 951 players was negative. What is the probability that it’s a defenseman?</w:t>
+      </w:r>
+    </w:p>
+    <w:p>
+      <w:pPr>
+        <w:rPr>
+          <w:rFonts w:eastAsiaTheme="minorEastAsia"/>
+          <w:color w:val="FF0000"/>
+        </w:rPr>
+      </w:pPr>
+      <w:r>
+        <w:rPr>
+          <w:color w:val="FF0000"/>
+        </w:rPr>
+        <w:t xml:space="preserve">A: </w:t>
+      </w:r>
+      <m:oMath>
+        <m:r>
+          <w:rPr>
+            <w:rFonts w:ascii="Cambria Math" w:hAnsi="Cambria Math"/>
+            <w:color w:val="FF0000"/>
+          </w:rPr>
+          <m:t>P</m:t>
+        </m:r>
+        <m:d>
+          <m:dPr>
+            <m:ctrlPr>
+              <w:rPr>
+                <w:rFonts w:ascii="Cambria Math" w:hAnsi="Cambria Math"/>
+                <w:i/>
+                <w:color w:val="FF0000"/>
+              </w:rPr>
+            </m:ctrlPr>
+          </m:dPr>
+          <m:e>
+            <m:r>
+              <w:rPr>
+                <w:rFonts w:ascii="Cambria Math" w:hAnsi="Cambria Math"/>
+                <w:color w:val="FF0000"/>
+              </w:rPr>
+              <m:t>A</m:t>
+            </m:r>
+          </m:e>
+          <m:e>
+            <m:r>
+              <w:rPr>
+                <w:rFonts w:ascii="Cambria Math" w:hAnsi="Cambria Math"/>
+                <w:color w:val="FF0000"/>
+              </w:rPr>
+              <m:t>B</m:t>
+            </m:r>
+          </m:e>
+        </m:d>
+        <m:r>
+          <w:rPr>
+            <w:rFonts w:ascii="Cambria Math" w:hAnsi="Cambria Math"/>
+            <w:color w:val="FF0000"/>
+          </w:rPr>
+          <m:t>=</m:t>
+        </m:r>
+        <m:f>
+          <m:fPr>
+            <m:ctrlPr>
+              <w:rPr>
+                <w:rFonts w:ascii="Cambria Math" w:hAnsi="Cambria Math"/>
+                <w:i/>
+                <w:color w:val="FF0000"/>
+              </w:rPr>
+            </m:ctrlPr>
+          </m:fPr>
+          <m:num>
+            <m:r>
+              <w:rPr>
+                <w:rFonts w:ascii="Cambria Math" w:hAnsi="Cambria Math"/>
+                <w:color w:val="FF0000"/>
+              </w:rPr>
+              <m:t>P</m:t>
+            </m:r>
+            <m:d>
+              <m:dPr>
+                <m:ctrlPr>
+                  <w:rPr>
+                    <w:rFonts w:ascii="Cambria Math" w:hAnsi="Cambria Math"/>
+                    <w:i/>
+                    <w:color w:val="FF0000"/>
+                  </w:rPr>
+                </m:ctrlPr>
+              </m:dPr>
+              <m:e>
+                <m:r>
+                  <w:rPr>
+                    <w:rFonts w:ascii="Cambria Math" w:hAnsi="Cambria Math"/>
+                    <w:color w:val="FF0000"/>
+                  </w:rPr>
+                  <m:t>B</m:t>
+                </m:r>
+              </m:e>
+              <m:e>
+                <m:r>
+                  <w:rPr>
+                    <w:rFonts w:ascii="Cambria Math" w:hAnsi="Cambria Math"/>
+                    <w:color w:val="FF0000"/>
+                  </w:rPr>
+                  <m:t>A</m:t>
+                </m:r>
+              </m:e>
+            </m:d>
+            <m:r>
+              <w:rPr>
+                <w:rFonts w:ascii="Cambria Math" w:hAnsi="Cambria Math"/>
+                <w:color w:val="FF0000"/>
+              </w:rPr>
+              <m:t>P</m:t>
+            </m:r>
+            <m:d>
+              <m:dPr>
+                <m:ctrlPr>
+                  <w:rPr>
+                    <w:rFonts w:ascii="Cambria Math" w:hAnsi="Cambria Math"/>
+                    <w:i/>
+                    <w:color w:val="FF0000"/>
+                  </w:rPr>
+                </m:ctrlPr>
+              </m:dPr>
+              <m:e>
+                <m:r>
+                  <w:rPr>
+                    <w:rFonts w:ascii="Cambria Math" w:hAnsi="Cambria Math"/>
+                    <w:color w:val="FF0000"/>
+                  </w:rPr>
+                  <m:t>A</m:t>
+                </m:r>
+              </m:e>
+            </m:d>
+          </m:num>
+          <m:den>
+            <m:r>
+              <w:rPr>
+                <w:rFonts w:ascii="Cambria Math" w:hAnsi="Cambria Math"/>
+                <w:color w:val="FF0000"/>
+              </w:rPr>
+              <m:t>P(B)</m:t>
+            </m:r>
+          </m:den>
+        </m:f>
+      </m:oMath>
+      <w:r>
+        <w:rPr>
+          <w:rFonts w:eastAsiaTheme="minorEastAsia"/>
+          <w:color w:val="FF0000"/>
+        </w:rPr>
+        <w:t xml:space="preserve"> , Probability of the chosen player being a </w:t>
+      </w:r>
+      <w:r>
+        <w:rPr>
+          <w:rFonts w:eastAsiaTheme="minorEastAsia"/>
+          <w:color w:val="FF0000"/>
+        </w:rPr>
+        <w:t>defenseman</w:t>
+      </w:r>
+      <w:r>
+        <w:rPr>
+          <w:rFonts w:eastAsiaTheme="minorEastAsia"/>
+          <w:color w:val="FF0000"/>
+        </w:rPr>
+        <w:t>, given t</w:t>
+      </w:r>
+      <w:r>
+        <w:rPr>
+          <w:rFonts w:eastAsiaTheme="minorEastAsia"/>
+          <w:color w:val="FF0000"/>
+        </w:rPr>
+        <w:t>hat the player reacted negatively.</w:t>
+      </w:r>
+      <w:r>
+        <w:rPr>
+          <w:color w:val="FF0000"/>
+        </w:rPr>
+        <w:br/>
+        <w:t xml:space="preserve">B = Probability the player chosen reacts negatively = </w:t>
+      </w:r>
+      <m:oMath>
+        <m:d>
+          <m:dPr>
+            <m:ctrlPr>
+              <w:rPr>
+                <w:rFonts w:ascii="Cambria Math" w:hAnsi="Cambria Math"/>
+                <w:i/>
+                <w:color w:val="FF0000"/>
+              </w:rPr>
+            </m:ctrlPr>
+          </m:dPr>
+          <m:e>
+            <m:r>
+              <w:rPr>
+                <w:rFonts w:ascii="Cambria Math" w:hAnsi="Cambria Math"/>
+                <w:color w:val="FF0000"/>
+              </w:rPr>
+              <m:t>30%×617</m:t>
+            </m:r>
+          </m:e>
+        </m:d>
+        <m:r>
+          <w:rPr>
+            <w:rFonts w:ascii="Cambria Math" w:hAnsi="Cambria Math"/>
+            <w:color w:val="FF0000"/>
+          </w:rPr>
+          <m:t>+</m:t>
+        </m:r>
+        <m:d>
+          <m:dPr>
+            <m:ctrlPr>
+              <w:rPr>
+                <w:rFonts w:ascii="Cambria Math" w:hAnsi="Cambria Math"/>
+                <w:i/>
+                <w:color w:val="FF0000"/>
+              </w:rPr>
+            </m:ctrlPr>
+          </m:dPr>
+          <m:e>
+            <m:r>
+              <w:rPr>
+                <w:rFonts w:ascii="Cambria Math" w:hAnsi="Cambria Math"/>
+                <w:color w:val="FF0000"/>
+              </w:rPr>
+              <m:t>70%×334</m:t>
+            </m:r>
+          </m:e>
+        </m:d>
+        <m:r>
+          <w:rPr>
+            <w:rFonts w:ascii="Cambria Math" w:eastAsiaTheme="minorEastAsia" w:hAnsi="Cambria Math"/>
+            <w:color w:val="FF0000"/>
+          </w:rPr>
+          <m:t>≈</m:t>
+        </m:r>
+        <m:f>
+          <m:fPr>
+            <m:ctrlPr>
+              <w:rPr>
+                <w:rFonts w:ascii="Cambria Math" w:eastAsiaTheme="minorEastAsia" w:hAnsi="Cambria Math"/>
+                <w:i/>
+                <w:color w:val="FF0000"/>
+              </w:rPr>
+            </m:ctrlPr>
+          </m:fPr>
+          <m:num>
+            <m:r>
+              <w:rPr>
+                <w:rFonts w:ascii="Cambria Math" w:eastAsiaTheme="minorEastAsia" w:hAnsi="Cambria Math"/>
+                <w:color w:val="FF0000"/>
+              </w:rPr>
+              <m:t>419</m:t>
+            </m:r>
+          </m:num>
+          <m:den>
+            <m:r>
+              <w:rPr>
+                <w:rFonts w:ascii="Cambria Math" w:eastAsiaTheme="minorEastAsia" w:hAnsi="Cambria Math"/>
+                <w:color w:val="FF0000"/>
+              </w:rPr>
+              <m:t>951</m:t>
+            </m:r>
+          </m:den>
+        </m:f>
+        <m:r>
+          <w:rPr>
+            <w:rFonts w:ascii="Cambria Math" w:eastAsiaTheme="minorEastAsia" w:hAnsi="Cambria Math"/>
+            <w:color w:val="FF0000"/>
+          </w:rPr>
+          <m:t xml:space="preserve">= .44 or a 44% chance </m:t>
+        </m:r>
+      </m:oMath>
+    </w:p>
+    <w:p>
+      <w:pPr>
+        <w:rPr>
+          <w:rFonts w:eastAsiaTheme="minorEastAsia"/>
+          <w:color w:val="FF0000"/>
+        </w:rPr>
+      </w:pPr>
+      <w:r>
+        <w:rPr>
+          <w:rFonts w:eastAsiaTheme="minorEastAsia"/>
+          <w:color w:val="FF0000"/>
+        </w:rPr>
+        <w:t xml:space="preserve">A = </w:t>
+      </w:r>
+      <m:oMath>
+        <m:f>
+          <m:fPr>
+            <m:ctrlPr>
+              <w:rPr>
+                <w:rFonts w:ascii="Cambria Math" w:eastAsiaTheme="minorEastAsia" w:hAnsi="Cambria Math"/>
+                <w:i/>
+                <w:color w:val="FF0000"/>
+              </w:rPr>
+            </m:ctrlPr>
+          </m:fPr>
+          <m:num>
+            <m:r>
+              <w:rPr>
+                <w:rFonts w:ascii="Cambria Math" w:eastAsiaTheme="minorEastAsia" w:hAnsi="Cambria Math"/>
+                <w:color w:val="FF0000"/>
+              </w:rPr>
+              <m:t>334</m:t>
+            </m:r>
+          </m:num>
+          <m:den>
+            <m:r>
+              <w:rPr>
+                <w:rFonts w:ascii="Cambria Math" w:eastAsiaTheme="minorEastAsia" w:hAnsi="Cambria Math"/>
+                <w:color w:val="FF0000"/>
+              </w:rPr>
+              <m:t>951</m:t>
+            </m:r>
+          </m:den>
+        </m:f>
+        <m:r>
+          <w:rPr>
+            <w:rFonts w:ascii="Cambria Math" w:eastAsiaTheme="minorEastAsia" w:hAnsi="Cambria Math"/>
+            <w:color w:val="FF0000"/>
+          </w:rPr>
+          <m:t xml:space="preserve">= .35 </m:t>
+        </m:r>
+      </m:oMath>
+      <w:r>
+        <w:rPr>
+          <w:rFonts w:eastAsiaTheme="minorEastAsia"/>
+          <w:color w:val="FF0000"/>
+        </w:rPr>
+        <w:t>or 35% that a player is a defensemen</w:t>
+      </w:r>
+    </w:p>
+    <w:p>
+      <w:pPr>
+        <w:rPr>
+          <w:rFonts w:eastAsiaTheme="minorEastAsia"/>
+          <w:color w:val="FF0000"/>
+        </w:rPr>
+      </w:pPr>
+      <m:oMath>
+        <m:r>
+          <w:rPr>
+            <w:rFonts w:ascii="Cambria Math" w:eastAsiaTheme="minorEastAsia" w:hAnsi="Cambria Math"/>
+            <w:color w:val="FF0000"/>
+          </w:rPr>
+          <m:t>P</m:t>
+        </m:r>
+        <m:d>
+          <m:dPr>
+            <m:ctrlPr>
+              <w:rPr>
+                <w:rFonts w:ascii="Cambria Math" w:eastAsiaTheme="minorEastAsia" w:hAnsi="Cambria Math"/>
+                <w:i/>
+                <w:color w:val="FF0000"/>
+              </w:rPr>
+            </m:ctrlPr>
+          </m:dPr>
+          <m:e>
+            <m:r>
+              <w:rPr>
+                <w:rFonts w:ascii="Cambria Math" w:eastAsiaTheme="minorEastAsia" w:hAnsi="Cambria Math"/>
+                <w:color w:val="FF0000"/>
+              </w:rPr>
+              <m:t>B</m:t>
+            </m:r>
+          </m:e>
+          <m:e>
+            <m:r>
+              <w:rPr>
+                <w:rFonts w:ascii="Cambria Math" w:eastAsiaTheme="minorEastAsia" w:hAnsi="Cambria Math"/>
+                <w:color w:val="FF0000"/>
+              </w:rPr>
+              <m:t>A</m:t>
+            </m:r>
+          </m:e>
+        </m:d>
+        <m:r>
+          <w:rPr>
+            <w:rFonts w:ascii="Cambria Math" w:eastAsiaTheme="minorEastAsia" w:hAnsi="Cambria Math"/>
+            <w:color w:val="FF0000"/>
+          </w:rPr>
+          <m:t>=1-.3=.7</m:t>
+        </m:r>
+      </m:oMath>
+      <w:r>
+        <w:rPr>
+          <w:rFonts w:eastAsiaTheme="minorEastAsia"/>
+          <w:color w:val="FF0000"/>
+        </w:rPr>
+        <w:t xml:space="preserve"> probability that a player has reacted negatively given they are a defenseman.</w:t>
+      </w:r>
+    </w:p>
+    <w:p>
+      <w:pPr>
+        <w:rPr>
+          <w:rFonts w:eastAsiaTheme="minorEastAsia"/>
+          <w:color w:val="FF0000"/>
+        </w:rPr>
+      </w:pPr>
+      <w:r>
+        <w:rPr>
+          <w:rFonts w:eastAsiaTheme="minorEastAsia"/>
+          <w:color w:val="FF0000"/>
+        </w:rPr>
+        <w:t xml:space="preserve">So, </w:t>
+      </w:r>
+      <m:oMath>
+        <m:r>
+          <w:rPr>
+            <w:rFonts w:ascii="Cambria Math" w:eastAsiaTheme="minorEastAsia" w:hAnsi="Cambria Math"/>
+            <w:color w:val="FF0000"/>
+          </w:rPr>
+          <m:t>P</m:t>
+        </m:r>
+        <m:d>
+          <m:dPr>
+            <m:ctrlPr>
+              <w:rPr>
+                <w:rFonts w:ascii="Cambria Math" w:eastAsiaTheme="minorEastAsia" w:hAnsi="Cambria Math"/>
+                <w:i/>
+                <w:color w:val="FF0000"/>
+              </w:rPr>
+            </m:ctrlPr>
+          </m:dPr>
+          <m:e>
+            <m:r>
+              <w:rPr>
+                <w:rFonts w:ascii="Cambria Math" w:eastAsiaTheme="minorEastAsia" w:hAnsi="Cambria Math"/>
+                <w:color w:val="FF0000"/>
+              </w:rPr>
+              <m:t>A</m:t>
+            </m:r>
+          </m:e>
+          <m:e>
+            <m:r>
+              <w:rPr>
+                <w:rFonts w:ascii="Cambria Math" w:eastAsiaTheme="minorEastAsia" w:hAnsi="Cambria Math"/>
+                <w:color w:val="FF0000"/>
+              </w:rPr>
+              <m:t>B</m:t>
+            </m:r>
+          </m:e>
+        </m:d>
+        <m:r>
+          <w:rPr>
+            <w:rFonts w:ascii="Cambria Math" w:eastAsiaTheme="minorEastAsia" w:hAnsi="Cambria Math"/>
+            <w:color w:val="FF0000"/>
+          </w:rPr>
+          <m:t xml:space="preserve">= </m:t>
+        </m:r>
+        <m:f>
+          <m:fPr>
+            <m:ctrlPr>
+              <w:rPr>
+                <w:rFonts w:ascii="Cambria Math" w:hAnsi="Cambria Math"/>
+                <w:i/>
+                <w:color w:val="FF0000"/>
+              </w:rPr>
+            </m:ctrlPr>
+          </m:fPr>
+          <m:num>
+            <m:r>
+              <w:rPr>
+                <w:rFonts w:ascii="Cambria Math" w:hAnsi="Cambria Math"/>
+                <w:color w:val="FF0000"/>
+              </w:rPr>
+              <m:t>P</m:t>
+            </m:r>
+            <m:d>
+              <m:dPr>
+                <m:ctrlPr>
+                  <w:rPr>
+                    <w:rFonts w:ascii="Cambria Math" w:hAnsi="Cambria Math"/>
+                    <w:i/>
+                    <w:color w:val="FF0000"/>
+                  </w:rPr>
+                </m:ctrlPr>
+              </m:dPr>
+              <m:e>
+                <m:r>
+                  <w:rPr>
+                    <w:rFonts w:ascii="Cambria Math" w:hAnsi="Cambria Math"/>
+                    <w:color w:val="FF0000"/>
+                  </w:rPr>
+                  <m:t>B</m:t>
+                </m:r>
+              </m:e>
+              <m:e>
+                <m:r>
+                  <w:rPr>
+                    <w:rFonts w:ascii="Cambria Math" w:hAnsi="Cambria Math"/>
+                    <w:color w:val="FF0000"/>
+                  </w:rPr>
+                  <m:t>A</m:t>
+                </m:r>
+              </m:e>
+            </m:d>
+            <m:r>
+              <w:rPr>
+                <w:rFonts w:ascii="Cambria Math" w:hAnsi="Cambria Math"/>
+                <w:color w:val="FF0000"/>
+              </w:rPr>
+              <m:t>P</m:t>
+            </m:r>
+            <m:d>
+              <m:dPr>
+                <m:ctrlPr>
+                  <w:rPr>
+                    <w:rFonts w:ascii="Cambria Math" w:hAnsi="Cambria Math"/>
+                    <w:i/>
+                    <w:color w:val="FF0000"/>
+                  </w:rPr>
+                </m:ctrlPr>
+              </m:dPr>
+              <m:e>
+                <m:r>
+                  <w:rPr>
+                    <w:rFonts w:ascii="Cambria Math" w:hAnsi="Cambria Math"/>
+                    <w:color w:val="FF0000"/>
+                  </w:rPr>
+                  <m:t>A</m:t>
+                </m:r>
+              </m:e>
+            </m:d>
+          </m:num>
+          <m:den>
+            <m:r>
+              <w:rPr>
+                <w:rFonts w:ascii="Cambria Math" w:hAnsi="Cambria Math"/>
+                <w:color w:val="FF0000"/>
+              </w:rPr>
+              <m:t>P(B)</m:t>
+            </m:r>
+          </m:den>
+        </m:f>
+        <m:r>
+          <w:rPr>
+            <w:rFonts w:ascii="Cambria Math" w:hAnsi="Cambria Math"/>
+            <w:color w:val="FF0000"/>
+          </w:rPr>
+          <m:t>=</m:t>
+        </m:r>
+        <m:f>
+          <m:fPr>
+            <m:ctrlPr>
+              <w:rPr>
+                <w:rFonts w:ascii="Cambria Math" w:hAnsi="Cambria Math"/>
+                <w:i/>
+                <w:color w:val="FF0000"/>
+              </w:rPr>
+            </m:ctrlPr>
+          </m:fPr>
+          <m:num>
+            <m:r>
+              <w:rPr>
+                <w:rFonts w:ascii="Cambria Math" w:hAnsi="Cambria Math"/>
+                <w:color w:val="FF0000"/>
+              </w:rPr>
+              <m:t>.7×.35</m:t>
+            </m:r>
+          </m:num>
+          <m:den>
+            <m:r>
+              <w:rPr>
+                <w:rFonts w:ascii="Cambria Math" w:hAnsi="Cambria Math"/>
+                <w:color w:val="FF0000"/>
+              </w:rPr>
+              <m:t>.45</m:t>
+            </m:r>
+          </m:den>
+        </m:f>
+        <m:r>
+          <w:rPr>
+            <w:rFonts w:ascii="Cambria Math" w:hAnsi="Cambria Math"/>
+            <w:color w:val="FF0000"/>
+          </w:rPr>
+          <m:t xml:space="preserve">=.544 </m:t>
+        </m:r>
+      </m:oMath>
+      <w:r>
+        <w:rPr>
+          <w:rFonts w:eastAsiaTheme="minorEastAsia"/>
+          <w:color w:val="FF0000"/>
+        </w:rPr>
+        <w:t xml:space="preserve">or 54.4% chance that the player chose is a </w:t>
+      </w:r>
+      <w:proofErr w:type="gramStart"/>
+      <w:r>
+        <w:rPr>
+          <w:rFonts w:eastAsiaTheme="minorEastAsia"/>
+          <w:color w:val="FF0000"/>
+        </w:rPr>
+        <w:t>defenseman</w:t>
+      </w:r>
+      <w:proofErr w:type="gramEnd"/>
+    </w:p>
+    <w:p>
+      <w:r>
+        <w:t xml:space="preserve">It makes sense that more than 50% of the time a defenseman would be the one complaining about the new rule, since this rule tends to be favorable for the forwards. </w:t>
+      </w:r>
+    </w:p>
+    <w:p>
+      <w:r>
+        <w:br w:type="page"/>
+      </w:r>
+    </w:p>
+    <w:p>
+      <w:pPr>
+        <w:pStyle w:val="Heading1"/>
+      </w:pPr>
+      <w:bookmarkStart w:id="12" w:name="_Toc153480939"/>
+      <w:r>
+        <w:lastRenderedPageBreak/>
+        <w:t>Chapter 3: Discrete Random Variables and Their Probability Distributions</w:t>
+      </w:r>
+      <w:bookmarkEnd w:id="12"/>
+    </w:p>
+    <w:p>
+      <w:pPr>
+        <w:pStyle w:val="Heading2"/>
+      </w:pPr>
+      <w:bookmarkStart w:id="13" w:name="_Toc153480940"/>
+      <w:r>
+        <w:t xml:space="preserve">Section </w:t>
+      </w:r>
+      <w:r>
+        <w:t>3.2 – The Probability Distributions for a Discrete Random Variable</w:t>
+      </w:r>
+      <w:bookmarkEnd w:id="13"/>
+    </w:p>
+    <w:p>
+      <w:r>
+        <w:t xml:space="preserve">Players in the NHL have a </w:t>
+      </w:r>
+    </w:p>
     <w:sectPr>
-      <w:headerReference w:type="default" r:id="rId12"/>
+      <w:headerReference w:type="default" r:id="rId15"/>
       <w:pgSz w:w="12240" w:h="15840"/>
       <w:pgMar w:top="1440" w:right="1440" w:bottom="1440" w:left="1440" w:header="720" w:footer="720" w:gutter="0"/>
       <w:pgNumType w:start="0"/>
@@ -2510,6 +5362,95 @@
 <file path=word/numbering.xml><?xml version="1.0" encoding="utf-8"?>
 <w:numbering xmlns:wpc="http://schemas.microsoft.com/office/word/2010/wordprocessingCanvas" xmlns:cx="http://schemas.microsoft.com/office/drawing/2014/chartex" xmlns:cx1="http://schemas.microsoft.com/office/drawing/2015/9/8/chartex" xmlns:cx2="http://schemas.microsoft.com/office/drawing/2015/10/21/chartex" xmlns:cx3="http://schemas.microsoft.com/office/drawing/2016/5/9/chartex" xmlns:cx4="http://schemas.microsoft.com/office/drawing/2016/5/10/chartex" xmlns:cx5="http://schemas.microsoft.com/office/drawing/2016/5/11/chartex" xmlns:cx6="http://schemas.microsoft.com/office/drawing/2016/5/12/chartex" xmlns:cx7="http://schemas.microsoft.com/office/drawing/2016/5/13/chartex" xmlns:cx8="http://schemas.microsoft.com/office/drawing/2016/5/14/chartex" xmlns:mc="http://schemas.openxmlformats.org/markup-compatibility/2006" xmlns:aink="http://schemas.microsoft.com/office/drawing/2016/ink" xmlns:am3d="http://schemas.microsoft.com/office/drawing/2017/model3d" xmlns:o="urn:schemas-microsoft-com:office:office" xmlns:oel="http://schemas.microsoft.com/office/2019/extlst" xmlns:r="http://schemas.openxmlformats.org/officeDocument/2006/relationships" xmlns:m="http://schemas.openxmlformats.org/officeDocument/2006/math" xmlns:v="urn:schemas-microsoft-com:vml" xmlns:wp14="http://schemas.microsoft.com/office/word/2010/wordprocessingDrawing" xmlns:wp="http://schemas.openxmlformats.org/drawingml/2006/wordprocessingDrawing" xmlns:w10="urn:schemas-microsoft-com:office:word" xmlns:w="http://schemas.openxmlformats.org/wordprocessingml/2006/main" xmlns:w14="http://schemas.microsoft.com/office/word/2010/wordml" xmlns:w15="http://schemas.microsoft.com/office/word/2012/wordml" xmlns:w16cex="http://schemas.microsoft.com/office/word/2018/wordml/cex" xmlns:w16cid="http://schemas.microsoft.com/office/word/2016/wordml/cid" xmlns:w16="http://schemas.microsoft.com/office/word/2018/wordml" xmlns:w16sdtdh="http://schemas.microsoft.com/office/word/2020/wordml/sdtdatahash" xmlns:w16se="http://schemas.microsoft.com/office/word/2015/wordml/symex" xmlns:wpg="http://schemas.microsoft.com/office/word/2010/wordprocessingGroup" xmlns:wpi="http://schemas.microsoft.com/office/word/2010/wordprocessingInk" xmlns:wne="http://schemas.microsoft.com/office/word/2006/wordml" xmlns:wps="http://schemas.microsoft.com/office/word/2010/wordprocessingShape" mc:Ignorable="w14 w15 w16se w16cid w16 w16cex w16sdtdh wp14">
   <w:abstractNum w:abstractNumId="0" w15:restartNumberingAfterBreak="0">
+    <w:nsid w:val="13C521EB"/>
+    <w:multiLevelType w:val="hybridMultilevel"/>
+    <w:tmpl w:val="BB484E46"/>
+    <w:lvl w:ilvl="0" w:tplc="04090019">
+      <w:start w:val="1"/>
+      <w:numFmt w:val="lowerLetter"/>
+      <w:lvlText w:val="%1."/>
+      <w:lvlJc w:val="left"/>
+      <w:pPr>
+        <w:ind w:left="720" w:hanging="360"/>
+      </w:pPr>
+      <w:rPr>
+        <w:rFonts w:hint="default"/>
+      </w:rPr>
+    </w:lvl>
+    <w:lvl w:ilvl="1" w:tplc="04090019" w:tentative="1">
+      <w:start w:val="1"/>
+      <w:numFmt w:val="lowerLetter"/>
+      <w:lvlText w:val="%2."/>
+      <w:lvlJc w:val="left"/>
+      <w:pPr>
+        <w:ind w:left="1440" w:hanging="360"/>
+      </w:pPr>
+    </w:lvl>
+    <w:lvl w:ilvl="2" w:tplc="0409001B" w:tentative="1">
+      <w:start w:val="1"/>
+      <w:numFmt w:val="lowerRoman"/>
+      <w:lvlText w:val="%3."/>
+      <w:lvlJc w:val="right"/>
+      <w:pPr>
+        <w:ind w:left="2160" w:hanging="180"/>
+      </w:pPr>
+    </w:lvl>
+    <w:lvl w:ilvl="3" w:tplc="0409000F" w:tentative="1">
+      <w:start w:val="1"/>
+      <w:numFmt w:val="decimal"/>
+      <w:lvlText w:val="%4."/>
+      <w:lvlJc w:val="left"/>
+      <w:pPr>
+        <w:ind w:left="2880" w:hanging="360"/>
+      </w:pPr>
+    </w:lvl>
+    <w:lvl w:ilvl="4" w:tplc="04090019" w:tentative="1">
+      <w:start w:val="1"/>
+      <w:numFmt w:val="lowerLetter"/>
+      <w:lvlText w:val="%5."/>
+      <w:lvlJc w:val="left"/>
+      <w:pPr>
+        <w:ind w:left="3600" w:hanging="360"/>
+      </w:pPr>
+    </w:lvl>
+    <w:lvl w:ilvl="5" w:tplc="0409001B" w:tentative="1">
+      <w:start w:val="1"/>
+      <w:numFmt w:val="lowerRoman"/>
+      <w:lvlText w:val="%6."/>
+      <w:lvlJc w:val="right"/>
+      <w:pPr>
+        <w:ind w:left="4320" w:hanging="180"/>
+      </w:pPr>
+    </w:lvl>
+    <w:lvl w:ilvl="6" w:tplc="0409000F" w:tentative="1">
+      <w:start w:val="1"/>
+      <w:numFmt w:val="decimal"/>
+      <w:lvlText w:val="%7."/>
+      <w:lvlJc w:val="left"/>
+      <w:pPr>
+        <w:ind w:left="5040" w:hanging="360"/>
+      </w:pPr>
+    </w:lvl>
+    <w:lvl w:ilvl="7" w:tplc="04090019" w:tentative="1">
+      <w:start w:val="1"/>
+      <w:numFmt w:val="lowerLetter"/>
+      <w:lvlText w:val="%8."/>
+      <w:lvlJc w:val="left"/>
+      <w:pPr>
+        <w:ind w:left="5760" w:hanging="360"/>
+      </w:pPr>
+    </w:lvl>
+    <w:lvl w:ilvl="8" w:tplc="0409001B" w:tentative="1">
+      <w:start w:val="1"/>
+      <w:numFmt w:val="lowerRoman"/>
+      <w:lvlText w:val="%9."/>
+      <w:lvlJc w:val="right"/>
+      <w:pPr>
+        <w:ind w:left="6480" w:hanging="180"/>
+      </w:pPr>
+    </w:lvl>
+  </w:abstractNum>
+  <w:abstractNum w:abstractNumId="1" w15:restartNumberingAfterBreak="0">
     <w:nsid w:val="1E4B486A"/>
     <w:multiLevelType w:val="hybridMultilevel"/>
     <w:tmpl w:val="8CE0DECE"/>
@@ -2598,7 +5539,7 @@
       </w:pPr>
     </w:lvl>
   </w:abstractNum>
-  <w:abstractNum w:abstractNumId="1" w15:restartNumberingAfterBreak="0">
+  <w:abstractNum w:abstractNumId="2" w15:restartNumberingAfterBreak="0">
     <w:nsid w:val="58BC66A2"/>
     <w:multiLevelType w:val="hybridMultilevel"/>
     <w:tmpl w:val="554A72DC"/>
@@ -2687,7 +5628,7 @@
       </w:pPr>
     </w:lvl>
   </w:abstractNum>
-  <w:abstractNum w:abstractNumId="2" w15:restartNumberingAfterBreak="0">
+  <w:abstractNum w:abstractNumId="3" w15:restartNumberingAfterBreak="0">
     <w:nsid w:val="5C520E6E"/>
     <w:multiLevelType w:val="hybridMultilevel"/>
     <w:tmpl w:val="691241D8"/>
@@ -2777,13 +5718,16 @@
     </w:lvl>
   </w:abstractNum>
   <w:num w:numId="1" w16cid:durableId="218517460">
-    <w:abstractNumId w:val="0"/>
+    <w:abstractNumId w:val="1"/>
   </w:num>
   <w:num w:numId="2" w16cid:durableId="24068134">
-    <w:abstractNumId w:val="1"/>
+    <w:abstractNumId w:val="2"/>
   </w:num>
   <w:num w:numId="3" w16cid:durableId="1051659108">
-    <w:abstractNumId w:val="2"/>
+    <w:abstractNumId w:val="3"/>
+  </w:num>
+  <w:num w:numId="4" w16cid:durableId="1241326059">
+    <w:abstractNumId w:val="0"/>
   </w:num>
 </w:numbering>
 </file>
@@ -3255,6 +6199,7 @@
   <w:style w:type="character" w:default="1" w:styleId="DefaultParagraphFont">
     <w:name w:val="Default Paragraph Font"/>
     <w:uiPriority w:val="1"/>
+    <w:semiHidden/>
     <w:unhideWhenUsed/>
   </w:style>
   <w:style w:type="table" w:default="1" w:styleId="TableNormal">
@@ -3428,6 +6373,141 @@
     <w:rPr>
       <w:rFonts w:asciiTheme="majorHAnsi" w:eastAsiaTheme="majorEastAsia" w:hAnsiTheme="majorHAnsi" w:cstheme="majorBidi"/>
       <w:color w:val="1F3763" w:themeColor="accent1" w:themeShade="7F"/>
+    </w:rPr>
+  </w:style>
+  <w:style w:type="paragraph" w:styleId="Title">
+    <w:name w:val="Title"/>
+    <w:basedOn w:val="Normal"/>
+    <w:next w:val="Normal"/>
+    <w:link w:val="TitleChar"/>
+    <w:uiPriority w:val="10"/>
+    <w:qFormat/>
+    <w:rsid w:val="00FD57CE"/>
+    <w:pPr>
+      <w:spacing w:after="0" w:line="240" w:lineRule="auto"/>
+      <w:contextualSpacing/>
+    </w:pPr>
+    <w:rPr>
+      <w:rFonts w:asciiTheme="majorHAnsi" w:eastAsiaTheme="majorEastAsia" w:hAnsiTheme="majorHAnsi" w:cstheme="majorBidi"/>
+      <w:spacing w:val="-10"/>
+      <w:kern w:val="28"/>
+      <w:sz w:val="56"/>
+      <w:szCs w:val="56"/>
+    </w:rPr>
+  </w:style>
+  <w:style w:type="character" w:customStyle="1" w:styleId="TitleChar">
+    <w:name w:val="Title Char"/>
+    <w:basedOn w:val="DefaultParagraphFont"/>
+    <w:link w:val="Title"/>
+    <w:uiPriority w:val="10"/>
+    <w:rsid w:val="00FD57CE"/>
+    <w:rPr>
+      <w:rFonts w:asciiTheme="majorHAnsi" w:eastAsiaTheme="majorEastAsia" w:hAnsiTheme="majorHAnsi" w:cstheme="majorBidi"/>
+      <w:spacing w:val="-10"/>
+      <w:kern w:val="28"/>
+      <w:sz w:val="56"/>
+      <w:szCs w:val="56"/>
+    </w:rPr>
+  </w:style>
+  <w:style w:type="paragraph" w:styleId="Subtitle">
+    <w:name w:val="Subtitle"/>
+    <w:basedOn w:val="Normal"/>
+    <w:next w:val="Normal"/>
+    <w:link w:val="SubtitleChar"/>
+    <w:uiPriority w:val="11"/>
+    <w:qFormat/>
+    <w:rsid w:val="00FD57CE"/>
+    <w:pPr>
+      <w:numPr>
+        <w:ilvl w:val="1"/>
+      </w:numPr>
+    </w:pPr>
+    <w:rPr>
+      <w:rFonts w:asciiTheme="minorHAnsi" w:eastAsiaTheme="minorEastAsia" w:hAnsiTheme="minorHAnsi" w:cstheme="minorBidi"/>
+      <w:color w:val="5A5A5A" w:themeColor="text1" w:themeTint="A5"/>
+      <w:spacing w:val="15"/>
+      <w:sz w:val="22"/>
+      <w:szCs w:val="22"/>
+    </w:rPr>
+  </w:style>
+  <w:style w:type="character" w:customStyle="1" w:styleId="SubtitleChar">
+    <w:name w:val="Subtitle Char"/>
+    <w:basedOn w:val="DefaultParagraphFont"/>
+    <w:link w:val="Subtitle"/>
+    <w:uiPriority w:val="11"/>
+    <w:rsid w:val="00FD57CE"/>
+    <w:rPr>
+      <w:rFonts w:asciiTheme="minorHAnsi" w:eastAsiaTheme="minorEastAsia" w:hAnsiTheme="minorHAnsi" w:cstheme="minorBidi"/>
+      <w:color w:val="5A5A5A" w:themeColor="text1" w:themeTint="A5"/>
+      <w:spacing w:val="15"/>
+      <w:sz w:val="22"/>
+      <w:szCs w:val="22"/>
+    </w:rPr>
+  </w:style>
+  <w:style w:type="paragraph" w:styleId="TOCHeading">
+    <w:name w:val="TOC Heading"/>
+    <w:basedOn w:val="Heading1"/>
+    <w:next w:val="Normal"/>
+    <w:uiPriority w:val="39"/>
+    <w:unhideWhenUsed/>
+    <w:qFormat/>
+    <w:rsid w:val="001A1651"/>
+    <w:pPr>
+      <w:spacing w:line="259" w:lineRule="auto"/>
+      <w:outlineLvl w:val="9"/>
+    </w:pPr>
+    <w:rPr>
+      <w:kern w:val="0"/>
+      <w14:ligatures w14:val="none"/>
+    </w:rPr>
+  </w:style>
+  <w:style w:type="paragraph" w:styleId="TOC1">
+    <w:name w:val="toc 1"/>
+    <w:basedOn w:val="Normal"/>
+    <w:next w:val="Normal"/>
+    <w:autoRedefine/>
+    <w:uiPriority w:val="39"/>
+    <w:unhideWhenUsed/>
+    <w:rsid w:val="001A1651"/>
+    <w:pPr>
+      <w:spacing w:after="100"/>
+    </w:pPr>
+  </w:style>
+  <w:style w:type="paragraph" w:styleId="TOC2">
+    <w:name w:val="toc 2"/>
+    <w:basedOn w:val="Normal"/>
+    <w:next w:val="Normal"/>
+    <w:autoRedefine/>
+    <w:uiPriority w:val="39"/>
+    <w:unhideWhenUsed/>
+    <w:rsid w:val="001A1651"/>
+    <w:pPr>
+      <w:spacing w:after="100"/>
+      <w:ind w:left="240"/>
+    </w:pPr>
+  </w:style>
+  <w:style w:type="paragraph" w:styleId="TOC3">
+    <w:name w:val="toc 3"/>
+    <w:basedOn w:val="Normal"/>
+    <w:next w:val="Normal"/>
+    <w:autoRedefine/>
+    <w:uiPriority w:val="39"/>
+    <w:unhideWhenUsed/>
+    <w:rsid w:val="001A1651"/>
+    <w:pPr>
+      <w:spacing w:after="100"/>
+      <w:ind w:left="480"/>
+    </w:pPr>
+  </w:style>
+  <w:style w:type="character" w:styleId="Hyperlink">
+    <w:name w:val="Hyperlink"/>
+    <w:basedOn w:val="DefaultParagraphFont"/>
+    <w:uiPriority w:val="99"/>
+    <w:unhideWhenUsed/>
+    <w:rsid w:val="001A1651"/>
+    <w:rPr>
+      <w:color w:val="0563C1" w:themeColor="hyperlink"/>
+      <w:u w:val="single"/>
     </w:rPr>
   </w:style>
 </w:styles>
@@ -3726,4 +6806,16 @@
     </a:ext>
   </a:extLst>
 </a:theme>
+</file>
+
+<file path=customXml/item1.xml><?xml version="1.0" encoding="utf-8"?>
+<b:Sources xmlns:b="http://schemas.openxmlformats.org/officeDocument/2006/bibliography" xmlns="http://schemas.openxmlformats.org/officeDocument/2006/bibliography" SelectedStyle="\APASixthEditionOfficeOnline.xsl" StyleName="APA" Version="6"/>
+</file>
+
+<file path=customXml/itemProps1.xml><?xml version="1.0" encoding="utf-8"?>
+<ds:datastoreItem xmlns:ds="http://schemas.openxmlformats.org/officeDocument/2006/customXml" ds:itemID="{AE0A9046-8E46-4E7F-86E2-DD8BA2BADA67}">
+  <ds:schemaRefs>
+    <ds:schemaRef ds:uri="http://schemas.openxmlformats.org/officeDocument/2006/bibliography"/>
+  </ds:schemaRefs>
+</ds:datastoreItem>
 </file>
--- a/Written Documents/NHL_Player_Data.docx
+++ b/Written Documents/NHL_Player_Data.docx
@@ -679,6 +679,14 @@
     </w:p>
     <w:sdt>
       <w:sdtPr>
+        <w:rPr>
+          <w:rFonts w:ascii="Times New Roman" w:eastAsiaTheme="minorHAnsi" w:hAnsi="Times New Roman" w:cs="Times New Roman"/>
+          <w:color w:val="auto"/>
+          <w:kern w:val="2"/>
+          <w:sz w:val="24"/>
+          <w:szCs w:val="24"/>
+          <w14:ligatures w14:val="standardContextual"/>
+        </w:rPr>
         <w:id w:val="-1505346102"/>
         <w:docPartObj>
           <w:docPartGallery w:val="Table of Contents"/>
@@ -687,15 +695,9 @@
       </w:sdtPr>
       <w:sdtEndPr>
         <w:rPr>
-          <w:rFonts w:ascii="Times New Roman" w:eastAsiaTheme="minorHAnsi" w:hAnsi="Times New Roman" w:cs="Times New Roman"/>
           <w:b/>
           <w:bCs/>
           <w:noProof/>
-          <w:color w:val="auto"/>
-          <w:kern w:val="2"/>
-          <w:sz w:val="24"/>
-          <w:szCs w:val="24"/>
-          <w14:ligatures w14:val="standardContextual"/>
         </w:rPr>
       </w:sdtEndPr>
       <w:sdtContent>
@@ -877,21 +879,7 @@
                 <w:rStyle w:val="Hyperlink"/>
                 <w:noProof/>
               </w:rPr>
-              <w:t>Section 2</w:t>
-            </w:r>
-            <w:r>
-              <w:rPr>
-                <w:rStyle w:val="Hyperlink"/>
-                <w:noProof/>
-              </w:rPr>
-              <w:t>.</w:t>
-            </w:r>
-            <w:r>
-              <w:rPr>
-                <w:rStyle w:val="Hyperlink"/>
-                <w:noProof/>
-              </w:rPr>
-              <w:t>3 – A Review of Set Notation</w:t>
+              <w:t>Section 2.3 – A Review of Set Notation</w:t>
             </w:r>
             <w:r>
               <w:rPr>
@@ -1783,11 +1771,9 @@
       <w:r>
         <w:t xml:space="preserve"> points </w:t>
       </w:r>
-      <w:proofErr w:type="gramStart"/>
       <w:r>
         <w:t>seems</w:t>
       </w:r>
-      <w:proofErr w:type="gramEnd"/>
       <w:r>
         <w:t xml:space="preserve"> extremely low. That’s because many players only play get to play a few games. For example, players get injured forcing clubs to pull up minor league players to play a limited number of games. So, what if we filter the data to only the top </w:t>
       </w:r>
@@ -3541,19 +3527,7 @@
         <w:contextualSpacing/>
       </w:pPr>
       <w:r>
-        <w:t xml:space="preserve">Using what my </w:t>
-      </w:r>
-      <w:r>
-        <w:t xml:space="preserve">program calculated </w:t>
-      </w:r>
-      <w:r>
-        <w:t xml:space="preserve">for </w:t>
-      </w:r>
-      <w:r>
-        <w:t>the total goals, shots, and the shooting percentage for all skaters</w:t>
-      </w:r>
-      <w:r>
-        <w:t xml:space="preserve"> and following the same for a-e with Jack Hughes, I filled in the table. </w:t>
+        <w:t xml:space="preserve">Using what my program calculated for the total goals, shots, and the shooting percentage for all skaters and following the same for a-e with Jack Hughes, I filled in the table. </w:t>
       </w:r>
       <w:r>
         <w:t xml:space="preserve">The data is </w:t>
@@ -3666,21 +3640,7 @@
           <w:color w:val="FF0000"/>
         </w:rPr>
         <w:br/>
-        <w:t>[</w:t>
-      </w:r>
-      <w:proofErr w:type="gramStart"/>
-      <w:r>
-        <w:rPr>
-          <w:color w:val="FF0000"/>
-        </w:rPr>
-        <w:t>F,F</w:t>
-      </w:r>
-      <w:proofErr w:type="gramEnd"/>
-      <w:r>
-        <w:rPr>
-          <w:color w:val="FF0000"/>
-        </w:rPr>
-        <w:t xml:space="preserve">,F], [F,F,D], [F,D,D], </w:t>
+        <w:t xml:space="preserve">[F,F,F], [F,F,D], [F,D,D], </w:t>
       </w:r>
       <w:r>
         <w:rPr>
@@ -4290,13 +4250,7 @@
               <w:rPr>
                 <w:rFonts w:ascii="Cambria Math" w:hAnsi="Cambria Math"/>
               </w:rPr>
-              <m:t>A</m:t>
-            </m:r>
-            <m:r>
-              <w:rPr>
-                <w:rFonts w:ascii="Cambria Math" w:hAnsi="Cambria Math"/>
-              </w:rPr>
-              <m:t>∩B</m:t>
+              <m:t>A∩B</m:t>
             </m:r>
           </m:e>
         </m:d>
@@ -4333,13 +4287,8 @@
       <w:bookmarkEnd w:id="10"/>
     </w:p>
     <w:p>
-      <w:proofErr w:type="gramStart"/>
-      <w:r>
-        <w:t>Referring back</w:t>
-      </w:r>
-      <w:proofErr w:type="gramEnd"/>
-      <w:r>
-        <w:t xml:space="preserve"> to Section 2.4: Table 2, there is a 1 in 10 chance of any player scoring a goal on a single shot attempt. </w:t>
+      <w:r>
+        <w:t xml:space="preserve">Referring back to Section 2.4: Table 2, there is a 1 in 10 chance of any player scoring a goal on a single shot attempt. </w:t>
       </w:r>
     </w:p>
     <w:p>
@@ -4376,15 +4325,7 @@
         </w:rPr>
       </w:pPr>
       <w:r>
-        <w:t xml:space="preserve">A friend claims if there is a 1 in 10 chance of scoring on a single shot, then there is a 100% </w:t>
-      </w:r>
-      <w:proofErr w:type="gramStart"/>
-      <w:r>
-        <w:t>of</w:t>
-      </w:r>
-      <w:proofErr w:type="gramEnd"/>
-      <w:r>
-        <w:t xml:space="preserve"> scoring if a shot is taken 10 times. Is your friend correct? Why?</w:t>
+        <w:t>A friend claims if there is a 1 in 10 chance of scoring on a single shot, then there is a 100% of scoring if a shot is taken 10 times. Is your friend correct? Why?</w:t>
       </w:r>
       <w:r>
         <w:br/>
@@ -4479,14 +4420,7 @@
                 <w:rFonts w:ascii="Cambria Math" w:hAnsi="Cambria Math"/>
                 <w:color w:val="FF0000"/>
               </w:rPr>
-              <m:t>=</m:t>
-            </m:r>
-            <m:r>
-              <w:rPr>
-                <w:rFonts w:ascii="Cambria Math" w:hAnsi="Cambria Math"/>
-                <w:color w:val="FF0000"/>
-              </w:rPr>
-              <m:t>1-</m:t>
+              <m:t>=1-</m:t>
             </m:r>
             <m:d>
               <m:dPr>
@@ -4595,15 +4529,7 @@
         <w:t xml:space="preserve">zone </w:t>
       </w:r>
       <w:r>
-        <w:t xml:space="preserve">skates </w:t>
-      </w:r>
-      <w:proofErr w:type="gramStart"/>
-      <w:r>
-        <w:t>first, if</w:t>
-      </w:r>
-      <w:proofErr w:type="gramEnd"/>
-      <w:r>
-        <w:t xml:space="preserve"> they have possession of the puck and no offsides will be called. Suppose 70% of the forwards react positively to this change, but only 30% of defensemen react positively. In the group of 951 NHL players to play at least 1 game in the 2022-23 season, 617 were forwards and 334 were defensemen. A response randomly chosen from the 951 players was negative. What is the probability that it’s a defenseman?</w:t>
+        <w:t>skates first, if they have possession of the puck and no offsides will be called. Suppose 70% of the forwards react positively to this change, but only 30% of defensemen react positively. In the group of 951 NHL players to play at least 1 game in the 2022-23 season, 617 were forwards and 334 were defensemen. A response randomly chosen from the 951 players was negative. What is the probability that it’s a defenseman?</w:t>
       </w:r>
     </w:p>
     <w:p>
@@ -5191,7 +5117,6 @@
         </w:rPr>
         <w:t xml:space="preserve">or 54.4% chance that the player chose is a </w:t>
       </w:r>
-      <w:proofErr w:type="gramStart"/>
       <w:r>
         <w:rPr>
           <w:rFonts w:eastAsiaTheme="minorEastAsia"/>
@@ -5199,7 +5124,6 @@
         </w:rPr>
         <w:t>defenseman</w:t>
       </w:r>
-      <w:proofErr w:type="gramEnd"/>
     </w:p>
     <w:p>
       <w:r>
@@ -5240,8 +5164,1259 @@
         <w:t xml:space="preserve">Players in the NHL have a </w:t>
       </w:r>
     </w:p>
+    <w:p>
+      <w:r>
+        <w:br w:type="page"/>
+      </w:r>
+    </w:p>
+    <w:p>
+      <w:pPr>
+        <w:pStyle w:val="Heading1"/>
+      </w:pPr>
+      <w:r>
+        <w:lastRenderedPageBreak/>
+        <w:t>Section 3.4 – The Binomial Probability Distribution</w:t>
+      </w:r>
+    </w:p>
+    <w:p>
+      <w:pPr>
+        <w:rPr>
+          <w:color w:val="FF0000"/>
+        </w:rPr>
+      </w:pPr>
+      <w:r>
+        <w:t>Among</w:t>
+      </w:r>
+      <w:r>
+        <w:t xml:space="preserve"> the 951 players, </w:t>
+      </w:r>
+      <w:r>
+        <w:t>12.5% did not have a point on the 2022-23 regular season.</w:t>
+      </w:r>
+      <w:r>
+        <w:t xml:space="preserve"> If a sample of </w:t>
+      </w:r>
+      <w:r>
+        <w:t>5</w:t>
+      </w:r>
+      <w:r>
+        <w:t xml:space="preserve"> players were randomly picked, find the probability of finding at least one player without a point.</w:t>
+      </w:r>
+      <w:r>
+        <w:br/>
+      </w:r>
+      <w:r>
+        <w:rPr>
+          <w:color w:val="FF0000"/>
+        </w:rPr>
+        <w:t xml:space="preserve">A: Here we would use the binomial distribution function: </w:t>
+      </w:r>
+      <m:oMath>
+        <m:r>
+          <w:rPr>
+            <w:rFonts w:ascii="Cambria Math" w:hAnsi="Cambria Math"/>
+            <w:color w:val="FF0000"/>
+          </w:rPr>
+          <m:t>p</m:t>
+        </m:r>
+        <m:d>
+          <m:dPr>
+            <m:ctrlPr>
+              <w:rPr>
+                <w:rFonts w:ascii="Cambria Math" w:hAnsi="Cambria Math"/>
+                <w:i/>
+                <w:color w:val="FF0000"/>
+              </w:rPr>
+            </m:ctrlPr>
+          </m:dPr>
+          <m:e>
+            <m:r>
+              <w:rPr>
+                <w:rFonts w:ascii="Cambria Math" w:hAnsi="Cambria Math"/>
+                <w:color w:val="FF0000"/>
+              </w:rPr>
+              <m:t>y</m:t>
+            </m:r>
+          </m:e>
+        </m:d>
+        <m:r>
+          <w:rPr>
+            <w:rFonts w:ascii="Cambria Math" w:hAnsi="Cambria Math"/>
+            <w:color w:val="FF0000"/>
+          </w:rPr>
+          <m:t>=(</m:t>
+        </m:r>
+        <m:f>
+          <m:fPr>
+            <m:type m:val="noBar"/>
+            <m:ctrlPr>
+              <w:rPr>
+                <w:rFonts w:ascii="Cambria Math" w:hAnsi="Cambria Math"/>
+                <w:i/>
+                <w:color w:val="FF0000"/>
+              </w:rPr>
+            </m:ctrlPr>
+          </m:fPr>
+          <m:num>
+            <m:r>
+              <w:rPr>
+                <w:rFonts w:ascii="Cambria Math" w:hAnsi="Cambria Math"/>
+                <w:color w:val="FF0000"/>
+              </w:rPr>
+              <m:t>n</m:t>
+            </m:r>
+          </m:num>
+          <m:den>
+            <m:r>
+              <w:rPr>
+                <w:rFonts w:ascii="Cambria Math" w:hAnsi="Cambria Math"/>
+                <w:color w:val="FF0000"/>
+              </w:rPr>
+              <m:t>y</m:t>
+            </m:r>
+          </m:den>
+        </m:f>
+        <m:r>
+          <w:rPr>
+            <w:rFonts w:ascii="Cambria Math" w:hAnsi="Cambria Math"/>
+            <w:color w:val="FF0000"/>
+          </w:rPr>
+          <m:t>)</m:t>
+        </m:r>
+        <m:sSup>
+          <m:sSupPr>
+            <m:ctrlPr>
+              <w:rPr>
+                <w:rFonts w:ascii="Cambria Math" w:hAnsi="Cambria Math"/>
+                <w:i/>
+                <w:color w:val="FF0000"/>
+              </w:rPr>
+            </m:ctrlPr>
+          </m:sSupPr>
+          <m:e>
+            <m:r>
+              <w:rPr>
+                <w:rFonts w:ascii="Cambria Math" w:hAnsi="Cambria Math"/>
+                <w:color w:val="FF0000"/>
+              </w:rPr>
+              <m:t>p</m:t>
+            </m:r>
+          </m:e>
+          <m:sup>
+            <m:r>
+              <w:rPr>
+                <w:rFonts w:ascii="Cambria Math" w:hAnsi="Cambria Math"/>
+                <w:color w:val="FF0000"/>
+              </w:rPr>
+              <m:t>y</m:t>
+            </m:r>
+          </m:sup>
+        </m:sSup>
+        <m:sSup>
+          <m:sSupPr>
+            <m:ctrlPr>
+              <w:rPr>
+                <w:rFonts w:ascii="Cambria Math" w:hAnsi="Cambria Math"/>
+                <w:i/>
+                <w:color w:val="FF0000"/>
+              </w:rPr>
+            </m:ctrlPr>
+          </m:sSupPr>
+          <m:e>
+            <m:r>
+              <w:rPr>
+                <w:rFonts w:ascii="Cambria Math" w:hAnsi="Cambria Math"/>
+                <w:color w:val="FF0000"/>
+              </w:rPr>
+              <m:t>q</m:t>
+            </m:r>
+          </m:e>
+          <m:sup>
+            <m:r>
+              <w:rPr>
+                <w:rFonts w:ascii="Cambria Math" w:hAnsi="Cambria Math"/>
+                <w:color w:val="FF0000"/>
+              </w:rPr>
+              <m:t>n-y</m:t>
+            </m:r>
+          </m:sup>
+        </m:sSup>
+        <m:r>
+          <w:rPr>
+            <w:rFonts w:ascii="Cambria Math" w:hAnsi="Cambria Math"/>
+            <w:color w:val="FF0000"/>
+          </w:rPr>
+          <w:br/>
+        </m:r>
+        <m:r>
+          <w:rPr>
+            <w:rFonts w:ascii="Cambria Math" w:hAnsi="Cambria Math"/>
+            <w:color w:val="FF0000"/>
+          </w:rPr>
+          <m:t>P</m:t>
+        </m:r>
+        <m:d>
+          <m:dPr>
+            <m:ctrlPr>
+              <w:rPr>
+                <w:rFonts w:ascii="Cambria Math" w:hAnsi="Cambria Math"/>
+                <w:i/>
+                <w:color w:val="FF0000"/>
+              </w:rPr>
+            </m:ctrlPr>
+          </m:dPr>
+          <m:e>
+            <m:r>
+              <w:rPr>
+                <w:rFonts w:ascii="Cambria Math" w:hAnsi="Cambria Math"/>
+                <w:color w:val="FF0000"/>
+              </w:rPr>
+              <m:t>At least one player</m:t>
+            </m:r>
+          </m:e>
+        </m:d>
+        <m:r>
+          <w:rPr>
+            <w:rFonts w:ascii="Cambria Math" w:hAnsi="Cambria Math"/>
+            <w:color w:val="FF0000"/>
+          </w:rPr>
+          <m:t>=</m:t>
+        </m:r>
+        <m:r>
+          <w:rPr>
+            <w:rFonts w:ascii="Cambria Math" w:hAnsi="Cambria Math"/>
+            <w:color w:val="FF0000"/>
+          </w:rPr>
+          <m:t>1</m:t>
+        </m:r>
+        <m:r>
+          <w:rPr>
+            <w:rFonts w:ascii="Cambria Math" w:hAnsi="Cambria Math"/>
+            <w:color w:val="FF0000"/>
+          </w:rPr>
+          <m:t>-p</m:t>
+        </m:r>
+        <m:d>
+          <m:dPr>
+            <m:ctrlPr>
+              <w:rPr>
+                <w:rFonts w:ascii="Cambria Math" w:hAnsi="Cambria Math"/>
+                <w:i/>
+                <w:color w:val="FF0000"/>
+              </w:rPr>
+            </m:ctrlPr>
+          </m:dPr>
+          <m:e>
+            <m:r>
+              <w:rPr>
+                <w:rFonts w:ascii="Cambria Math" w:hAnsi="Cambria Math"/>
+                <w:color w:val="FF0000"/>
+              </w:rPr>
+              <m:t>0</m:t>
+            </m:r>
+          </m:e>
+        </m:d>
+        <m:r>
+          <w:rPr>
+            <w:rFonts w:ascii="Cambria Math" w:hAnsi="Cambria Math"/>
+            <w:color w:val="FF0000"/>
+          </w:rPr>
+          <m:t>=1-</m:t>
+        </m:r>
+        <m:d>
+          <m:dPr>
+            <m:ctrlPr>
+              <w:rPr>
+                <w:rFonts w:ascii="Cambria Math" w:hAnsi="Cambria Math"/>
+                <w:i/>
+                <w:color w:val="FF0000"/>
+              </w:rPr>
+            </m:ctrlPr>
+          </m:dPr>
+          <m:e>
+            <m:f>
+              <m:fPr>
+                <m:type m:val="noBar"/>
+                <m:ctrlPr>
+                  <w:rPr>
+                    <w:rFonts w:ascii="Cambria Math" w:hAnsi="Cambria Math"/>
+                    <w:i/>
+                    <w:color w:val="FF0000"/>
+                  </w:rPr>
+                </m:ctrlPr>
+              </m:fPr>
+              <m:num>
+                <m:r>
+                  <w:rPr>
+                    <w:rFonts w:ascii="Cambria Math" w:hAnsi="Cambria Math"/>
+                    <w:color w:val="FF0000"/>
+                  </w:rPr>
+                  <m:t>5</m:t>
+                </m:r>
+              </m:num>
+              <m:den>
+                <m:r>
+                  <w:rPr>
+                    <w:rFonts w:ascii="Cambria Math" w:hAnsi="Cambria Math"/>
+                    <w:color w:val="FF0000"/>
+                  </w:rPr>
+                  <m:t>0</m:t>
+                </m:r>
+              </m:den>
+            </m:f>
+          </m:e>
+        </m:d>
+        <m:sSup>
+          <m:sSupPr>
+            <m:ctrlPr>
+              <w:rPr>
+                <w:rFonts w:ascii="Cambria Math" w:hAnsi="Cambria Math"/>
+                <w:i/>
+                <w:color w:val="FF0000"/>
+              </w:rPr>
+            </m:ctrlPr>
+          </m:sSupPr>
+          <m:e>
+            <m:r>
+              <w:rPr>
+                <w:rFonts w:ascii="Cambria Math" w:hAnsi="Cambria Math"/>
+                <w:color w:val="FF0000"/>
+              </w:rPr>
+              <m:t>.125</m:t>
+            </m:r>
+          </m:e>
+          <m:sup>
+            <m:r>
+              <w:rPr>
+                <w:rFonts w:ascii="Cambria Math" w:hAnsi="Cambria Math"/>
+                <w:color w:val="FF0000"/>
+              </w:rPr>
+              <m:t>0</m:t>
+            </m:r>
+          </m:sup>
+        </m:sSup>
+        <m:sSup>
+          <m:sSupPr>
+            <m:ctrlPr>
+              <w:rPr>
+                <w:rFonts w:ascii="Cambria Math" w:hAnsi="Cambria Math"/>
+                <w:i/>
+                <w:color w:val="FF0000"/>
+              </w:rPr>
+            </m:ctrlPr>
+          </m:sSupPr>
+          <m:e>
+            <m:r>
+              <w:rPr>
+                <w:rFonts w:ascii="Cambria Math" w:hAnsi="Cambria Math"/>
+                <w:color w:val="FF0000"/>
+              </w:rPr>
+              <m:t>.875</m:t>
+            </m:r>
+          </m:e>
+          <m:sup>
+            <m:r>
+              <w:rPr>
+                <w:rFonts w:ascii="Cambria Math" w:hAnsi="Cambria Math"/>
+                <w:color w:val="FF0000"/>
+              </w:rPr>
+              <m:t>5</m:t>
+            </m:r>
+          </m:sup>
+        </m:sSup>
+        <m:r>
+          <w:rPr>
+            <w:rFonts w:ascii="Cambria Math" w:hAnsi="Cambria Math"/>
+            <w:color w:val="FF0000"/>
+          </w:rPr>
+          <m:t>=</m:t>
+        </m:r>
+        <m:r>
+          <w:rPr>
+            <w:rFonts w:ascii="Cambria Math" w:hAnsi="Cambria Math"/>
+            <w:color w:val="FF0000"/>
+          </w:rPr>
+          <m:t>1-</m:t>
+        </m:r>
+        <m:sSup>
+          <m:sSupPr>
+            <m:ctrlPr>
+              <w:rPr>
+                <w:rFonts w:ascii="Cambria Math" w:hAnsi="Cambria Math"/>
+                <w:i/>
+                <w:color w:val="FF0000"/>
+              </w:rPr>
+            </m:ctrlPr>
+          </m:sSupPr>
+          <m:e>
+            <m:r>
+              <w:rPr>
+                <w:rFonts w:ascii="Cambria Math" w:hAnsi="Cambria Math"/>
+                <w:color w:val="FF0000"/>
+              </w:rPr>
+              <m:t>.875</m:t>
+            </m:r>
+          </m:e>
+          <m:sup>
+            <m:r>
+              <w:rPr>
+                <w:rFonts w:ascii="Cambria Math" w:hAnsi="Cambria Math"/>
+                <w:color w:val="FF0000"/>
+              </w:rPr>
+              <m:t>5</m:t>
+            </m:r>
+          </m:sup>
+        </m:sSup>
+        <m:r>
+          <w:rPr>
+            <w:rFonts w:ascii="Cambria Math" w:hAnsi="Cambria Math"/>
+            <w:color w:val="FF0000"/>
+          </w:rPr>
+          <m:t>=.487</m:t>
+        </m:r>
+      </m:oMath>
+      <w:r>
+        <w:rPr>
+          <w:color w:val="FF0000"/>
+        </w:rPr>
+        <w:t xml:space="preserve"> </w:t>
+      </w:r>
+    </w:p>
+    <w:p>
+      <w:r>
+        <w:t>So, 48.7% of the time you will find a player without a point, among the 5 that are randomly picked.</w:t>
+      </w:r>
+    </w:p>
+    <w:p>
+      <w:r>
+        <w:rPr>
+          <w:noProof/>
+        </w:rPr>
+        <w:drawing>
+          <wp:inline distT="0" distB="0" distL="0" distR="0" wp14:anchorId="21275006" wp14:editId="3327D52B">
+            <wp:extent cx="5943600" cy="1563370"/>
+            <wp:effectExtent l="0" t="0" r="0" b="0"/>
+            <wp:docPr id="1949883386" name="Picture 1" descr="A screenshot of a computer&#10;&#10;Description automatically generated"/>
+            <wp:cNvGraphicFramePr>
+              <a:graphicFrameLocks xmlns:a="http://schemas.openxmlformats.org/drawingml/2006/main" noChangeAspect="1"/>
+            </wp:cNvGraphicFramePr>
+            <a:graphic xmlns:a="http://schemas.openxmlformats.org/drawingml/2006/main">
+              <a:graphicData uri="http://schemas.openxmlformats.org/drawingml/2006/picture">
+                <pic:pic xmlns:pic="http://schemas.openxmlformats.org/drawingml/2006/picture">
+                  <pic:nvPicPr>
+                    <pic:cNvPr id="1949883386" name="Picture 1" descr="A screenshot of a computer&#10;&#10;Description automatically generated"/>
+                    <pic:cNvPicPr/>
+                  </pic:nvPicPr>
+                  <pic:blipFill>
+                    <a:blip r:embed="rId15"/>
+                    <a:stretch>
+                      <a:fillRect/>
+                    </a:stretch>
+                  </pic:blipFill>
+                  <pic:spPr>
+                    <a:xfrm>
+                      <a:off x="0" y="0"/>
+                      <a:ext cx="5943600" cy="1563370"/>
+                    </a:xfrm>
+                    <a:prstGeom prst="rect">
+                      <a:avLst/>
+                    </a:prstGeom>
+                  </pic:spPr>
+                </pic:pic>
+              </a:graphicData>
+            </a:graphic>
+          </wp:inline>
+        </w:drawing>
+      </w:r>
+    </w:p>
+    <w:p>
+      <w:r>
+        <w:t>I may have made a miscalculation in my calculator, because when I put this problem through my stats library binomial distribution solver, the result was .512, or 51.2% chance you’d find a player without any points.</w:t>
+      </w:r>
+      <w:r>
+        <w:br w:type="page"/>
+      </w:r>
+    </w:p>
+    <w:p/>
+    <w:p>
+      <w:pPr>
+        <w:pStyle w:val="Heading1"/>
+      </w:pPr>
+      <w:r>
+        <w:t>Section 3.5</w:t>
+      </w:r>
+      <w:r>
+        <w:t xml:space="preserve"> – The Geometric Probability Distribution</w:t>
+      </w:r>
+    </w:p>
+    <w:p>
+      <w:r>
+        <w:t>Referring to section 2.4: Table 2, the probability a shot on goal will go into the net in any given NHL game during the 2022-23 season is .1 or 10%.</w:t>
+      </w:r>
+    </w:p>
+    <w:p>
+      <w:pPr>
+        <w:pStyle w:val="ListParagraph"/>
+        <w:numPr>
+          <w:ilvl w:val="0"/>
+          <w:numId w:val="5"/>
+        </w:numPr>
+      </w:pPr>
+      <w:r>
+        <w:t>What is the probability that the third shot on goal is the first to go in?</w:t>
+      </w:r>
+      <w:r>
+        <w:br/>
+      </w:r>
+      <w:r>
+        <w:rPr>
+          <w:color w:val="FF0000"/>
+        </w:rPr>
+        <w:t>A</w:t>
+      </w:r>
+      <w:r>
+        <w:rPr>
+          <w:color w:val="FF0000"/>
+        </w:rPr>
+        <w:t>:</w:t>
+      </w:r>
+      <w:r>
+        <w:rPr>
+          <w:noProof/>
+        </w:rPr>
+        <w:t xml:space="preserve"> </w:t>
+      </w:r>
+      <w:r>
+        <w:rPr>
+          <w:color w:val="FF0000"/>
+        </w:rPr>
+        <w:t>I imported my geometric distribution so</w:t>
+      </w:r>
+      <w:r>
+        <w:rPr>
+          <w:color w:val="FF0000"/>
+        </w:rPr>
+        <w:t>lv</w:t>
+      </w:r>
+      <w:r>
+        <w:rPr>
+          <w:color w:val="FF0000"/>
+        </w:rPr>
+        <w:t xml:space="preserve">er and got </w:t>
+      </w:r>
+      <w:r>
+        <w:rPr>
+          <w:color w:val="FF0000"/>
+        </w:rPr>
+        <w:t xml:space="preserve">an </w:t>
+      </w:r>
+      <w:r>
+        <w:rPr>
+          <w:color w:val="FF0000"/>
+        </w:rPr>
+        <w:t>8.1% chance the third shot is first to go in the net.</w:t>
+      </w:r>
+      <w:r>
+        <w:rPr>
+          <w:noProof/>
+        </w:rPr>
+        <w:br/>
+      </w:r>
+    </w:p>
+    <w:p>
+      <w:pPr>
+        <w:pStyle w:val="ListParagraph"/>
+        <w:numPr>
+          <w:ilvl w:val="0"/>
+          <w:numId w:val="5"/>
+        </w:numPr>
+      </w:pPr>
+      <w:r>
+        <w:t>If there were 20 shots in a period, what is the probability that all of them were saved?</w:t>
+      </w:r>
+      <w:r>
+        <w:br/>
+      </w:r>
+      <w:r>
+        <w:rPr>
+          <w:color w:val="FF0000"/>
+        </w:rPr>
+        <w:t xml:space="preserve">A: </w:t>
+      </w:r>
+      <w:r>
+        <w:rPr>
+          <w:color w:val="FF0000"/>
+        </w:rPr>
+        <w:t>I imported my geometric distribution so</w:t>
+      </w:r>
+      <w:r>
+        <w:rPr>
+          <w:color w:val="FF0000"/>
+        </w:rPr>
+        <w:t>lv</w:t>
+      </w:r>
+      <w:r>
+        <w:rPr>
+          <w:color w:val="FF0000"/>
+        </w:rPr>
+        <w:t xml:space="preserve">er and got </w:t>
+      </w:r>
+      <w:r>
+        <w:rPr>
+          <w:color w:val="FF0000"/>
+        </w:rPr>
+        <w:t>an 11</w:t>
+      </w:r>
+      <w:r>
+        <w:rPr>
+          <w:color w:val="FF0000"/>
+        </w:rPr>
+        <w:t>.1</w:t>
+      </w:r>
+      <w:r>
+        <w:rPr>
+          <w:color w:val="FF0000"/>
+        </w:rPr>
+        <w:t>1</w:t>
+      </w:r>
+      <w:r>
+        <w:rPr>
+          <w:color w:val="FF0000"/>
+        </w:rPr>
+        <w:t>% chance th</w:t>
+      </w:r>
+      <w:r>
+        <w:rPr>
+          <w:color w:val="FF0000"/>
+        </w:rPr>
+        <w:t>at out of 20 shots in a period, every shot is saved</w:t>
+      </w:r>
+      <w:r>
+        <w:rPr>
+          <w:color w:val="FF0000"/>
+        </w:rPr>
+        <w:t>.</w:t>
+      </w:r>
+      <w:r>
+        <w:rPr>
+          <w:noProof/>
+        </w:rPr>
+        <w:drawing>
+          <wp:inline distT="0" distB="0" distL="0" distR="0" wp14:anchorId="3FF060FE" wp14:editId="151D7060">
+            <wp:extent cx="5534025" cy="1530350"/>
+            <wp:effectExtent l="0" t="0" r="9525" b="0"/>
+            <wp:docPr id="972885638" name="Picture 1" descr="A screenshot of a computer program&#10;&#10;Description automatically generated"/>
+            <wp:cNvGraphicFramePr>
+              <a:graphicFrameLocks xmlns:a="http://schemas.openxmlformats.org/drawingml/2006/main" noChangeAspect="1"/>
+            </wp:cNvGraphicFramePr>
+            <a:graphic xmlns:a="http://schemas.openxmlformats.org/drawingml/2006/main">
+              <a:graphicData uri="http://schemas.openxmlformats.org/drawingml/2006/picture">
+                <pic:pic xmlns:pic="http://schemas.openxmlformats.org/drawingml/2006/picture">
+                  <pic:nvPicPr>
+                    <pic:cNvPr id="972885638" name="Picture 1" descr="A screenshot of a computer program&#10;&#10;Description automatically generated"/>
+                    <pic:cNvPicPr/>
+                  </pic:nvPicPr>
+                  <pic:blipFill rotWithShape="1">
+                    <a:blip r:embed="rId16"/>
+                    <a:srcRect r="6891"/>
+                    <a:stretch/>
+                  </pic:blipFill>
+                  <pic:spPr bwMode="auto">
+                    <a:xfrm>
+                      <a:off x="0" y="0"/>
+                      <a:ext cx="5534025" cy="1530350"/>
+                    </a:xfrm>
+                    <a:prstGeom prst="rect">
+                      <a:avLst/>
+                    </a:prstGeom>
+                    <a:ln>
+                      <a:noFill/>
+                    </a:ln>
+                    <a:extLst>
+                      <a:ext uri="{53640926-AAD7-44D8-BBD7-CCE9431645EC}">
+                        <a14:shadowObscured xmlns:a14="http://schemas.microsoft.com/office/drawing/2010/main"/>
+                      </a:ext>
+                    </a:extLst>
+                  </pic:spPr>
+                </pic:pic>
+              </a:graphicData>
+            </a:graphic>
+          </wp:inline>
+        </w:drawing>
+      </w:r>
+      <w:r>
+        <w:rPr>
+          <w:color w:val="FF0000"/>
+        </w:rPr>
+        <w:br/>
+      </w:r>
+    </w:p>
+    <w:p>
+      <w:pPr>
+        <w:rPr>
+          <w:color w:val="FF0000"/>
+        </w:rPr>
+      </w:pPr>
+      <w:r>
+        <w:rPr>
+          <w:color w:val="FF0000"/>
+        </w:rPr>
+        <w:br w:type="page"/>
+      </w:r>
+    </w:p>
+    <w:p>
+      <w:pPr>
+        <w:pStyle w:val="Heading1"/>
+      </w:pPr>
+      <w:r>
+        <w:lastRenderedPageBreak/>
+        <w:t>Section 3.6 - The Negative Binomial Probability Distribution</w:t>
+      </w:r>
+    </w:p>
+    <w:p>
+      <w:r>
+        <w:t>Referring</w:t>
+      </w:r>
+      <w:r>
+        <w:t xml:space="preserve"> to Section 3.4, </w:t>
+      </w:r>
+      <w:r>
+        <w:t>12.5% of players did not record a point in the 2022-23 NHL season. If players are selected randomly one at a time, what is the probability that the first player with a point will be found on the second trial?</w:t>
+      </w:r>
+    </w:p>
+    <w:p>
+      <w:pPr>
+        <w:rPr>
+          <w:color w:val="FF0000"/>
+        </w:rPr>
+      </w:pPr>
+      <w:r>
+        <w:rPr>
+          <w:color w:val="FF0000"/>
+        </w:rPr>
+        <w:t>A: 10.9% chance the first player with a point is found on the second trial.</w:t>
+      </w:r>
+    </w:p>
+    <w:p>
+      <w:pPr>
+        <w:pStyle w:val="ListParagraph"/>
+        <w:numPr>
+          <w:ilvl w:val="0"/>
+          <w:numId w:val="6"/>
+        </w:numPr>
+      </w:pPr>
+      <w:r>
+        <w:t>On the fifth?</w:t>
+      </w:r>
+      <w:r>
+        <w:br/>
+      </w:r>
+      <w:r>
+        <w:rPr>
+          <w:color w:val="FF0000"/>
+        </w:rPr>
+        <w:t>A: 7.3% chance the first player with a point is found on the fifth trial.</w:t>
+      </w:r>
+    </w:p>
+    <w:p>
+      <w:pPr>
+        <w:pStyle w:val="ListParagraph"/>
+        <w:numPr>
+          <w:ilvl w:val="0"/>
+          <w:numId w:val="6"/>
+        </w:numPr>
+      </w:pPr>
+      <w:r>
+        <w:t>On or before the fifth?</w:t>
+      </w:r>
+      <w:r>
+        <w:br/>
+      </w:r>
+      <w:r>
+        <w:rPr>
+          <w:color w:val="FF0000"/>
+        </w:rPr>
+        <w:t>A: 92.67% chance the first player with a point is found on or before the fifth trial.</w:t>
+      </w:r>
+    </w:p>
+    <w:p>
+      <w:r>
+        <w:rPr>
+          <w:noProof/>
+        </w:rPr>
+        <w:drawing>
+          <wp:inline distT="0" distB="0" distL="0" distR="0" wp14:anchorId="739F5959" wp14:editId="04F53B7D">
+            <wp:extent cx="5943600" cy="1819910"/>
+            <wp:effectExtent l="0" t="0" r="0" b="8890"/>
+            <wp:docPr id="358746434" name="Picture 1" descr="A screenshot of a computer program&#10;&#10;Description automatically generated"/>
+            <wp:cNvGraphicFramePr>
+              <a:graphicFrameLocks xmlns:a="http://schemas.openxmlformats.org/drawingml/2006/main" noChangeAspect="1"/>
+            </wp:cNvGraphicFramePr>
+            <a:graphic xmlns:a="http://schemas.openxmlformats.org/drawingml/2006/main">
+              <a:graphicData uri="http://schemas.openxmlformats.org/drawingml/2006/picture">
+                <pic:pic xmlns:pic="http://schemas.openxmlformats.org/drawingml/2006/picture">
+                  <pic:nvPicPr>
+                    <pic:cNvPr id="358746434" name="Picture 1" descr="A screenshot of a computer program&#10;&#10;Description automatically generated"/>
+                    <pic:cNvPicPr/>
+                  </pic:nvPicPr>
+                  <pic:blipFill>
+                    <a:blip r:embed="rId17"/>
+                    <a:stretch>
+                      <a:fillRect/>
+                    </a:stretch>
+                  </pic:blipFill>
+                  <pic:spPr>
+                    <a:xfrm>
+                      <a:off x="0" y="0"/>
+                      <a:ext cx="5943600" cy="1819910"/>
+                    </a:xfrm>
+                    <a:prstGeom prst="rect">
+                      <a:avLst/>
+                    </a:prstGeom>
+                  </pic:spPr>
+                </pic:pic>
+              </a:graphicData>
+            </a:graphic>
+          </wp:inline>
+        </w:drawing>
+      </w:r>
+    </w:p>
+    <w:p>
+      <w:r>
+        <w:t>For all the answers above, I used my negative binomial probability distribution method from my stats library program.</w:t>
+      </w:r>
+      <w:r>
+        <w:br w:type="page"/>
+      </w:r>
+    </w:p>
+    <w:p/>
+    <w:p>
+      <w:pPr>
+        <w:pStyle w:val="Heading1"/>
+      </w:pPr>
+      <w:r>
+        <w:t>Section 3.7- The Hypergeometric Probability Distribution</w:t>
+      </w:r>
+    </w:p>
+    <w:p>
+      <w:r>
+        <w:t xml:space="preserve">The NHL decides this year, the players going to the All-Star games are going to be decided completely random. From the group of 951 players, 20 are randomly selected to go to the All-Star games. What is the probability that the </w:t>
+      </w:r>
+      <w:r>
+        <w:t>2</w:t>
+      </w:r>
+      <w:r>
+        <w:t>0 selected include all 5 top point scorers in the group of 951?</w:t>
+      </w:r>
+    </w:p>
+    <w:p>
+      <w:pPr>
+        <w:rPr>
+          <w:rFonts w:eastAsiaTheme="minorEastAsia"/>
+          <w:color w:val="FF0000"/>
+        </w:rPr>
+      </w:pPr>
+      <w:r>
+        <w:rPr>
+          <w:color w:val="FF0000"/>
+        </w:rPr>
+        <w:t>A: In this example, N = 951, n = 20, r = 5</w:t>
+      </w:r>
+      <w:r>
+        <w:rPr>
+          <w:color w:val="FF0000"/>
+        </w:rPr>
+        <w:t>, and y = 5 since we want all 5 top point scorers.</w:t>
+      </w:r>
+    </w:p>
+    <w:p>
+      <w:pPr>
+        <w:rPr>
+          <w:rFonts w:eastAsiaTheme="minorEastAsia"/>
+          <w:color w:val="FF0000"/>
+        </w:rPr>
+      </w:pPr>
+      <m:oMathPara>
+        <m:oMathParaPr>
+          <m:jc m:val="left"/>
+        </m:oMathParaPr>
+        <m:oMath>
+          <m:r>
+            <w:rPr>
+              <w:rFonts w:ascii="Cambria Math" w:hAnsi="Cambria Math"/>
+              <w:color w:val="FF0000"/>
+            </w:rPr>
+            <m:t>p</m:t>
+          </m:r>
+          <m:d>
+            <m:dPr>
+              <m:ctrlPr>
+                <w:rPr>
+                  <w:rFonts w:ascii="Cambria Math" w:hAnsi="Cambria Math"/>
+                  <w:i/>
+                  <w:color w:val="FF0000"/>
+                </w:rPr>
+              </m:ctrlPr>
+            </m:dPr>
+            <m:e>
+              <m:r>
+                <w:rPr>
+                  <w:rFonts w:ascii="Cambria Math" w:hAnsi="Cambria Math"/>
+                  <w:color w:val="FF0000"/>
+                </w:rPr>
+                <m:t>y</m:t>
+              </m:r>
+            </m:e>
+          </m:d>
+          <m:r>
+            <w:rPr>
+              <w:rFonts w:ascii="Cambria Math" w:hAnsi="Cambria Math"/>
+              <w:color w:val="FF0000"/>
+            </w:rPr>
+            <m:t>=</m:t>
+          </m:r>
+          <m:f>
+            <m:fPr>
+              <m:ctrlPr>
+                <w:rPr>
+                  <w:rFonts w:ascii="Cambria Math" w:hAnsi="Cambria Math"/>
+                  <w:i/>
+                  <w:color w:val="FF0000"/>
+                </w:rPr>
+              </m:ctrlPr>
+            </m:fPr>
+            <m:num>
+              <m:d>
+                <m:dPr>
+                  <m:ctrlPr>
+                    <w:rPr>
+                      <w:rFonts w:ascii="Cambria Math" w:hAnsi="Cambria Math"/>
+                      <w:i/>
+                      <w:color w:val="FF0000"/>
+                    </w:rPr>
+                  </m:ctrlPr>
+                </m:dPr>
+                <m:e>
+                  <m:f>
+                    <m:fPr>
+                      <m:type m:val="noBar"/>
+                      <m:ctrlPr>
+                        <w:rPr>
+                          <w:rFonts w:ascii="Cambria Math" w:hAnsi="Cambria Math"/>
+                          <w:i/>
+                          <w:color w:val="FF0000"/>
+                        </w:rPr>
+                      </m:ctrlPr>
+                    </m:fPr>
+                    <m:num>
+                      <m:r>
+                        <w:rPr>
+                          <w:rFonts w:ascii="Cambria Math" w:hAnsi="Cambria Math"/>
+                          <w:color w:val="FF0000"/>
+                        </w:rPr>
+                        <m:t>r</m:t>
+                      </m:r>
+                    </m:num>
+                    <m:den>
+                      <m:r>
+                        <w:rPr>
+                          <w:rFonts w:ascii="Cambria Math" w:hAnsi="Cambria Math"/>
+                          <w:color w:val="FF0000"/>
+                        </w:rPr>
+                        <m:t>y</m:t>
+                      </m:r>
+                    </m:den>
+                  </m:f>
+                </m:e>
+              </m:d>
+              <m:d>
+                <m:dPr>
+                  <m:ctrlPr>
+                    <w:rPr>
+                      <w:rFonts w:ascii="Cambria Math" w:hAnsi="Cambria Math"/>
+                      <w:i/>
+                      <w:color w:val="FF0000"/>
+                    </w:rPr>
+                  </m:ctrlPr>
+                </m:dPr>
+                <m:e>
+                  <m:f>
+                    <m:fPr>
+                      <m:type m:val="noBar"/>
+                      <m:ctrlPr>
+                        <w:rPr>
+                          <w:rFonts w:ascii="Cambria Math" w:hAnsi="Cambria Math"/>
+                          <w:i/>
+                          <w:color w:val="FF0000"/>
+                        </w:rPr>
+                      </m:ctrlPr>
+                    </m:fPr>
+                    <m:num>
+                      <m:r>
+                        <w:rPr>
+                          <w:rFonts w:ascii="Cambria Math" w:hAnsi="Cambria Math"/>
+                          <w:color w:val="FF0000"/>
+                        </w:rPr>
+                        <m:t>N-r</m:t>
+                      </m:r>
+                    </m:num>
+                    <m:den>
+                      <m:r>
+                        <w:rPr>
+                          <w:rFonts w:ascii="Cambria Math" w:hAnsi="Cambria Math"/>
+                          <w:color w:val="FF0000"/>
+                        </w:rPr>
+                        <m:t>n-y</m:t>
+                      </m:r>
+                    </m:den>
+                  </m:f>
+                </m:e>
+              </m:d>
+            </m:num>
+            <m:den>
+              <m:f>
+                <m:fPr>
+                  <m:type m:val="noBar"/>
+                  <m:ctrlPr>
+                    <w:rPr>
+                      <w:rFonts w:ascii="Cambria Math" w:hAnsi="Cambria Math"/>
+                      <w:i/>
+                      <w:color w:val="FF0000"/>
+                    </w:rPr>
+                  </m:ctrlPr>
+                </m:fPr>
+                <m:num>
+                  <m:r>
+                    <w:rPr>
+                      <w:rFonts w:ascii="Cambria Math" w:hAnsi="Cambria Math"/>
+                      <w:color w:val="FF0000"/>
+                    </w:rPr>
+                    <m:t>N</m:t>
+                  </m:r>
+                </m:num>
+                <m:den>
+                  <m:r>
+                    <w:rPr>
+                      <w:rFonts w:ascii="Cambria Math" w:hAnsi="Cambria Math"/>
+                      <w:color w:val="FF0000"/>
+                    </w:rPr>
+                    <m:t>n</m:t>
+                  </m:r>
+                </m:den>
+              </m:f>
+            </m:den>
+          </m:f>
+          <m:r>
+            <w:rPr>
+              <w:rFonts w:ascii="Cambria Math" w:hAnsi="Cambria Math"/>
+              <w:color w:val="FF0000"/>
+            </w:rPr>
+            <m:t>=</m:t>
+          </m:r>
+          <m:f>
+            <m:fPr>
+              <m:ctrlPr>
+                <w:rPr>
+                  <w:rFonts w:ascii="Cambria Math" w:hAnsi="Cambria Math"/>
+                  <w:i/>
+                  <w:color w:val="FF0000"/>
+                </w:rPr>
+              </m:ctrlPr>
+            </m:fPr>
+            <m:num>
+              <m:d>
+                <m:dPr>
+                  <m:ctrlPr>
+                    <w:rPr>
+                      <w:rFonts w:ascii="Cambria Math" w:hAnsi="Cambria Math"/>
+                      <w:i/>
+                      <w:color w:val="FF0000"/>
+                    </w:rPr>
+                  </m:ctrlPr>
+                </m:dPr>
+                <m:e>
+                  <m:f>
+                    <m:fPr>
+                      <m:type m:val="noBar"/>
+                      <m:ctrlPr>
+                        <w:rPr>
+                          <w:rFonts w:ascii="Cambria Math" w:hAnsi="Cambria Math"/>
+                          <w:i/>
+                          <w:color w:val="FF0000"/>
+                        </w:rPr>
+                      </m:ctrlPr>
+                    </m:fPr>
+                    <m:num>
+                      <m:r>
+                        <w:rPr>
+                          <w:rFonts w:ascii="Cambria Math" w:hAnsi="Cambria Math"/>
+                          <w:color w:val="FF0000"/>
+                        </w:rPr>
+                        <m:t>5</m:t>
+                      </m:r>
+                    </m:num>
+                    <m:den>
+                      <m:r>
+                        <w:rPr>
+                          <w:rFonts w:ascii="Cambria Math" w:hAnsi="Cambria Math"/>
+                          <w:color w:val="FF0000"/>
+                        </w:rPr>
+                        <m:t>5</m:t>
+                      </m:r>
+                    </m:den>
+                  </m:f>
+                </m:e>
+              </m:d>
+              <m:d>
+                <m:dPr>
+                  <m:ctrlPr>
+                    <w:rPr>
+                      <w:rFonts w:ascii="Cambria Math" w:hAnsi="Cambria Math"/>
+                      <w:i/>
+                      <w:color w:val="FF0000"/>
+                    </w:rPr>
+                  </m:ctrlPr>
+                </m:dPr>
+                <m:e>
+                  <m:f>
+                    <m:fPr>
+                      <m:type m:val="noBar"/>
+                      <m:ctrlPr>
+                        <w:rPr>
+                          <w:rFonts w:ascii="Cambria Math" w:hAnsi="Cambria Math"/>
+                          <w:i/>
+                          <w:color w:val="FF0000"/>
+                        </w:rPr>
+                      </m:ctrlPr>
+                    </m:fPr>
+                    <m:num>
+                      <m:r>
+                        <w:rPr>
+                          <w:rFonts w:ascii="Cambria Math" w:hAnsi="Cambria Math"/>
+                          <w:color w:val="FF0000"/>
+                        </w:rPr>
+                        <m:t>951</m:t>
+                      </m:r>
+                      <m:r>
+                        <w:rPr>
+                          <w:rFonts w:ascii="Cambria Math" w:hAnsi="Cambria Math"/>
+                          <w:color w:val="FF0000"/>
+                        </w:rPr>
+                        <m:t>-</m:t>
+                      </m:r>
+                      <m:r>
+                        <w:rPr>
+                          <w:rFonts w:ascii="Cambria Math" w:hAnsi="Cambria Math"/>
+                          <w:color w:val="FF0000"/>
+                        </w:rPr>
+                        <m:t>5</m:t>
+                      </m:r>
+                    </m:num>
+                    <m:den>
+                      <m:r>
+                        <w:rPr>
+                          <w:rFonts w:ascii="Cambria Math" w:hAnsi="Cambria Math"/>
+                          <w:color w:val="FF0000"/>
+                        </w:rPr>
+                        <m:t>20</m:t>
+                      </m:r>
+                      <m:r>
+                        <w:rPr>
+                          <w:rFonts w:ascii="Cambria Math" w:hAnsi="Cambria Math"/>
+                          <w:color w:val="FF0000"/>
+                        </w:rPr>
+                        <m:t>-</m:t>
+                      </m:r>
+                      <m:r>
+                        <w:rPr>
+                          <w:rFonts w:ascii="Cambria Math" w:hAnsi="Cambria Math"/>
+                          <w:color w:val="FF0000"/>
+                        </w:rPr>
+                        <m:t>5</m:t>
+                      </m:r>
+                    </m:den>
+                  </m:f>
+                </m:e>
+              </m:d>
+            </m:num>
+            <m:den>
+              <m:f>
+                <m:fPr>
+                  <m:type m:val="noBar"/>
+                  <m:ctrlPr>
+                    <w:rPr>
+                      <w:rFonts w:ascii="Cambria Math" w:hAnsi="Cambria Math"/>
+                      <w:i/>
+                      <w:color w:val="FF0000"/>
+                    </w:rPr>
+                  </m:ctrlPr>
+                </m:fPr>
+                <m:num>
+                  <m:r>
+                    <w:rPr>
+                      <w:rFonts w:ascii="Cambria Math" w:hAnsi="Cambria Math"/>
+                      <w:color w:val="FF0000"/>
+                    </w:rPr>
+                    <m:t>951</m:t>
+                  </m:r>
+                </m:num>
+                <m:den>
+                  <m:r>
+                    <w:rPr>
+                      <w:rFonts w:ascii="Cambria Math" w:hAnsi="Cambria Math"/>
+                      <w:color w:val="FF0000"/>
+                    </w:rPr>
+                    <m:t>20</m:t>
+                  </m:r>
+                </m:den>
+              </m:f>
+            </m:den>
+          </m:f>
+          <m:r>
+            <w:rPr>
+              <w:rFonts w:ascii="Cambria Math" w:hAnsi="Cambria Math"/>
+              <w:color w:val="FF0000"/>
+            </w:rPr>
+            <m:t xml:space="preserve"> </m:t>
+          </m:r>
+          <m:r>
+            <w:rPr>
+              <w:rFonts w:ascii="Cambria Math" w:hAnsi="Cambria Math"/>
+              <w:color w:val="FF0000"/>
+            </w:rPr>
+            <m:t>≈.00003</m:t>
+          </m:r>
+        </m:oMath>
+      </m:oMathPara>
+    </w:p>
+    <w:p>
+      <w:pPr>
+        <w:rPr>
+          <w:color w:val="FF0000"/>
+        </w:rPr>
+      </w:pPr>
+      <w:r>
+        <w:rPr>
+          <w:color w:val="FF0000"/>
+        </w:rPr>
+        <w:t>Or there is a .003% chance that all top 5 point scorers are chose for the All-Star Games, if the 20 players that get to go were chosen randomely.</w:t>
+      </w:r>
+    </w:p>
+    <w:p>
+      <w:pPr>
+        <w:pStyle w:val="Heading1"/>
+      </w:pPr>
+      <w:r>
+        <w:br w:type="page"/>
+      </w:r>
+      <w:r>
+        <w:lastRenderedPageBreak/>
+        <w:t>Section 3.8 – The Poisson Probability Distribution</w:t>
+      </w:r>
+    </w:p>
+    <w:p/>
     <w:sectPr>
-      <w:headerReference w:type="default" r:id="rId15"/>
+      <w:headerReference w:type="default" r:id="rId18"/>
       <w:pgSz w:w="12240" w:h="15840"/>
       <w:pgMar w:top="1440" w:right="1440" w:bottom="1440" w:left="1440" w:header="720" w:footer="720" w:gutter="0"/>
       <w:pgNumType w:start="0"/>
@@ -5451,6 +6626,95 @@
     </w:lvl>
   </w:abstractNum>
   <w:abstractNum w:abstractNumId="1" w15:restartNumberingAfterBreak="0">
+    <w:nsid w:val="192C6467"/>
+    <w:multiLevelType w:val="hybridMultilevel"/>
+    <w:tmpl w:val="3340A878"/>
+    <w:lvl w:ilvl="0" w:tplc="04090019">
+      <w:start w:val="1"/>
+      <w:numFmt w:val="lowerLetter"/>
+      <w:lvlText w:val="%1."/>
+      <w:lvlJc w:val="left"/>
+      <w:pPr>
+        <w:ind w:left="720" w:hanging="360"/>
+      </w:pPr>
+      <w:rPr>
+        <w:rFonts w:hint="default"/>
+      </w:rPr>
+    </w:lvl>
+    <w:lvl w:ilvl="1" w:tplc="04090019" w:tentative="1">
+      <w:start w:val="1"/>
+      <w:numFmt w:val="lowerLetter"/>
+      <w:lvlText w:val="%2."/>
+      <w:lvlJc w:val="left"/>
+      <w:pPr>
+        <w:ind w:left="1440" w:hanging="360"/>
+      </w:pPr>
+    </w:lvl>
+    <w:lvl w:ilvl="2" w:tplc="0409001B" w:tentative="1">
+      <w:start w:val="1"/>
+      <w:numFmt w:val="lowerRoman"/>
+      <w:lvlText w:val="%3."/>
+      <w:lvlJc w:val="right"/>
+      <w:pPr>
+        <w:ind w:left="2160" w:hanging="180"/>
+      </w:pPr>
+    </w:lvl>
+    <w:lvl w:ilvl="3" w:tplc="0409000F" w:tentative="1">
+      <w:start w:val="1"/>
+      <w:numFmt w:val="decimal"/>
+      <w:lvlText w:val="%4."/>
+      <w:lvlJc w:val="left"/>
+      <w:pPr>
+        <w:ind w:left="2880" w:hanging="360"/>
+      </w:pPr>
+    </w:lvl>
+    <w:lvl w:ilvl="4" w:tplc="04090019" w:tentative="1">
+      <w:start w:val="1"/>
+      <w:numFmt w:val="lowerLetter"/>
+      <w:lvlText w:val="%5."/>
+      <w:lvlJc w:val="left"/>
+      <w:pPr>
+        <w:ind w:left="3600" w:hanging="360"/>
+      </w:pPr>
+    </w:lvl>
+    <w:lvl w:ilvl="5" w:tplc="0409001B" w:tentative="1">
+      <w:start w:val="1"/>
+      <w:numFmt w:val="lowerRoman"/>
+      <w:lvlText w:val="%6."/>
+      <w:lvlJc w:val="right"/>
+      <w:pPr>
+        <w:ind w:left="4320" w:hanging="180"/>
+      </w:pPr>
+    </w:lvl>
+    <w:lvl w:ilvl="6" w:tplc="0409000F" w:tentative="1">
+      <w:start w:val="1"/>
+      <w:numFmt w:val="decimal"/>
+      <w:lvlText w:val="%7."/>
+      <w:lvlJc w:val="left"/>
+      <w:pPr>
+        <w:ind w:left="5040" w:hanging="360"/>
+      </w:pPr>
+    </w:lvl>
+    <w:lvl w:ilvl="7" w:tplc="04090019" w:tentative="1">
+      <w:start w:val="1"/>
+      <w:numFmt w:val="lowerLetter"/>
+      <w:lvlText w:val="%8."/>
+      <w:lvlJc w:val="left"/>
+      <w:pPr>
+        <w:ind w:left="5760" w:hanging="360"/>
+      </w:pPr>
+    </w:lvl>
+    <w:lvl w:ilvl="8" w:tplc="0409001B" w:tentative="1">
+      <w:start w:val="1"/>
+      <w:numFmt w:val="lowerRoman"/>
+      <w:lvlText w:val="%9."/>
+      <w:lvlJc w:val="right"/>
+      <w:pPr>
+        <w:ind w:left="6480" w:hanging="180"/>
+      </w:pPr>
+    </w:lvl>
+  </w:abstractNum>
+  <w:abstractNum w:abstractNumId="2" w15:restartNumberingAfterBreak="0">
     <w:nsid w:val="1E4B486A"/>
     <w:multiLevelType w:val="hybridMultilevel"/>
     <w:tmpl w:val="8CE0DECE"/>
@@ -5539,7 +6803,96 @@
       </w:pPr>
     </w:lvl>
   </w:abstractNum>
-  <w:abstractNum w:abstractNumId="2" w15:restartNumberingAfterBreak="0">
+  <w:abstractNum w:abstractNumId="3" w15:restartNumberingAfterBreak="0">
+    <w:nsid w:val="425B568B"/>
+    <w:multiLevelType w:val="hybridMultilevel"/>
+    <w:tmpl w:val="29261340"/>
+    <w:lvl w:ilvl="0" w:tplc="04090019">
+      <w:start w:val="1"/>
+      <w:numFmt w:val="lowerLetter"/>
+      <w:lvlText w:val="%1."/>
+      <w:lvlJc w:val="left"/>
+      <w:pPr>
+        <w:ind w:left="720" w:hanging="360"/>
+      </w:pPr>
+      <w:rPr>
+        <w:rFonts w:hint="default"/>
+      </w:rPr>
+    </w:lvl>
+    <w:lvl w:ilvl="1" w:tplc="04090019" w:tentative="1">
+      <w:start w:val="1"/>
+      <w:numFmt w:val="lowerLetter"/>
+      <w:lvlText w:val="%2."/>
+      <w:lvlJc w:val="left"/>
+      <w:pPr>
+        <w:ind w:left="1440" w:hanging="360"/>
+      </w:pPr>
+    </w:lvl>
+    <w:lvl w:ilvl="2" w:tplc="0409001B" w:tentative="1">
+      <w:start w:val="1"/>
+      <w:numFmt w:val="lowerRoman"/>
+      <w:lvlText w:val="%3."/>
+      <w:lvlJc w:val="right"/>
+      <w:pPr>
+        <w:ind w:left="2160" w:hanging="180"/>
+      </w:pPr>
+    </w:lvl>
+    <w:lvl w:ilvl="3" w:tplc="0409000F" w:tentative="1">
+      <w:start w:val="1"/>
+      <w:numFmt w:val="decimal"/>
+      <w:lvlText w:val="%4."/>
+      <w:lvlJc w:val="left"/>
+      <w:pPr>
+        <w:ind w:left="2880" w:hanging="360"/>
+      </w:pPr>
+    </w:lvl>
+    <w:lvl w:ilvl="4" w:tplc="04090019" w:tentative="1">
+      <w:start w:val="1"/>
+      <w:numFmt w:val="lowerLetter"/>
+      <w:lvlText w:val="%5."/>
+      <w:lvlJc w:val="left"/>
+      <w:pPr>
+        <w:ind w:left="3600" w:hanging="360"/>
+      </w:pPr>
+    </w:lvl>
+    <w:lvl w:ilvl="5" w:tplc="0409001B" w:tentative="1">
+      <w:start w:val="1"/>
+      <w:numFmt w:val="lowerRoman"/>
+      <w:lvlText w:val="%6."/>
+      <w:lvlJc w:val="right"/>
+      <w:pPr>
+        <w:ind w:left="4320" w:hanging="180"/>
+      </w:pPr>
+    </w:lvl>
+    <w:lvl w:ilvl="6" w:tplc="0409000F" w:tentative="1">
+      <w:start w:val="1"/>
+      <w:numFmt w:val="decimal"/>
+      <w:lvlText w:val="%7."/>
+      <w:lvlJc w:val="left"/>
+      <w:pPr>
+        <w:ind w:left="5040" w:hanging="360"/>
+      </w:pPr>
+    </w:lvl>
+    <w:lvl w:ilvl="7" w:tplc="04090019" w:tentative="1">
+      <w:start w:val="1"/>
+      <w:numFmt w:val="lowerLetter"/>
+      <w:lvlText w:val="%8."/>
+      <w:lvlJc w:val="left"/>
+      <w:pPr>
+        <w:ind w:left="5760" w:hanging="360"/>
+      </w:pPr>
+    </w:lvl>
+    <w:lvl w:ilvl="8" w:tplc="0409001B" w:tentative="1">
+      <w:start w:val="1"/>
+      <w:numFmt w:val="lowerRoman"/>
+      <w:lvlText w:val="%9."/>
+      <w:lvlJc w:val="right"/>
+      <w:pPr>
+        <w:ind w:left="6480" w:hanging="180"/>
+      </w:pPr>
+    </w:lvl>
+  </w:abstractNum>
+  <w:abstractNum w:abstractNumId="4" w15:restartNumberingAfterBreak="0">
     <w:nsid w:val="58BC66A2"/>
     <w:multiLevelType w:val="hybridMultilevel"/>
     <w:tmpl w:val="554A72DC"/>
@@ -5628,7 +6981,7 @@
       </w:pPr>
     </w:lvl>
   </w:abstractNum>
-  <w:abstractNum w:abstractNumId="3" w15:restartNumberingAfterBreak="0">
+  <w:abstractNum w:abstractNumId="5" w15:restartNumberingAfterBreak="0">
     <w:nsid w:val="5C520E6E"/>
     <w:multiLevelType w:val="hybridMultilevel"/>
     <w:tmpl w:val="691241D8"/>
@@ -5718,16 +7071,22 @@
     </w:lvl>
   </w:abstractNum>
   <w:num w:numId="1" w16cid:durableId="218517460">
-    <w:abstractNumId w:val="1"/>
+    <w:abstractNumId w:val="2"/>
   </w:num>
   <w:num w:numId="2" w16cid:durableId="24068134">
-    <w:abstractNumId w:val="2"/>
+    <w:abstractNumId w:val="4"/>
   </w:num>
   <w:num w:numId="3" w16cid:durableId="1051659108">
-    <w:abstractNumId w:val="3"/>
+    <w:abstractNumId w:val="5"/>
   </w:num>
   <w:num w:numId="4" w16cid:durableId="1241326059">
     <w:abstractNumId w:val="0"/>
+  </w:num>
+  <w:num w:numId="5" w16cid:durableId="755173680">
+    <w:abstractNumId w:val="1"/>
+  </w:num>
+  <w:num w:numId="6" w16cid:durableId="1876310523">
+    <w:abstractNumId w:val="3"/>
   </w:num>
 </w:numbering>
 </file>
@@ -6199,7 +7558,6 @@
   <w:style w:type="character" w:default="1" w:styleId="DefaultParagraphFont">
     <w:name w:val="Default Paragraph Font"/>
     <w:uiPriority w:val="1"/>
-    <w:semiHidden/>
     <w:unhideWhenUsed/>
   </w:style>
   <w:style w:type="table" w:default="1" w:styleId="TableNormal">
